--- a/downloads/student/ai-1-week-30.docx
+++ b/downloads/student/ai-1-week-30.docx
@@ -1961,6 +1961,16 @@
       </w:r>
     </w:p>
     <w:p>
+      <w:r>
+        <w:t>Read the labelled picture: Trace requests 10 and blank. Why should they not receive the same explanation?</w:t>
+      </w:r>
+    </w:p>
+    <w:p>
+      <w:r>
+        <w:t>Change one thing: Change request 6 to 5. Predict the result before checking the explanation. What remains the same?</w:t>
+      </w:r>
+    </w:p>
+    <w:p>
       <w:pPr>
         <w:pStyle w:val="Heading1"/>
       </w:pPr>
@@ -3714,6 +3724,187 @@
     <w:p>
       <w:r>
         <w:t>Attempt the independent case before hints. Record whether you worked alone, used a hint or followed a model. After feedback, fix the first unsupported step and explain why it changed. A later check uses a changed case, not a copied answer.</w:t>
+      </w:r>
+    </w:p>
+    <w:p>
+      <w:pPr>
+        <w:pStyle w:val="Heading1"/>
+      </w:pPr>
+      <w:r>
+        <w:t>15. Your lesson route</w:t>
+      </w:r>
+    </w:p>
+    <w:p>
+      <w:r>
+        <w:t>Start with this question: A fictional classroom chooses a storage bin for model parts.</w:t>
+      </w:r>
+    </w:p>
+    <w:tbl>
+      <w:tblPr>
+        <w:tblStyle w:val="LightShading-Accent1"/>
+        <w:tblW w:type="auto" w:w="0"/>
+        <w:tblLook w:firstColumn="1" w:firstRow="1" w:lastColumn="0" w:lastRow="0" w:noHBand="0" w:noVBand="1" w:val="04A0"/>
+      </w:tblPr>
+      <w:tblGrid>
+        <w:gridCol w:w="5112"/>
+        <w:gridCol w:w="5112"/>
+      </w:tblGrid>
+      <w:tr>
+        <w:trPr>
+          <w:tblHeader/>
+        </w:trPr>
+        <w:tc>
+          <w:tcPr>
+            <w:tcW w:type="dxa" w:w="5112"/>
+          </w:tcPr>
+          <w:p>
+            <w:r>
+              <w:t>By the end, I can</w:t>
+            </w:r>
+          </w:p>
+        </w:tc>
+        <w:tc>
+          <w:tcPr>
+            <w:tcW w:type="dxa" w:w="5112"/>
+          </w:tcPr>
+          <w:p>
+            <w:r>
+              <w:t>How I will show it</w:t>
+            </w:r>
+          </w:p>
+        </w:tc>
+      </w:tr>
+      <w:tr>
+        <w:tc>
+          <w:tcPr>
+            <w:tcW w:type="dxa" w:w="5112"/>
+          </w:tcPr>
+          <w:p>
+            <w:r>
+              <w:t>Turn the project outcome into precise input and output requirements</w:t>
+            </w:r>
+          </w:p>
+        </w:tc>
+        <w:tc>
+          <w:tcPr>
+            <w:tcW w:type="dxa" w:w="5112"/>
+          </w:tcPr>
+          <w:p>
+            <w:r>
+              <w:t>Explain the deciding step, show a trace or test, and state one limit.</w:t>
+            </w:r>
+          </w:p>
+        </w:tc>
+      </w:tr>
+      <w:tr>
+        <w:tc>
+          <w:tcPr>
+            <w:tcW w:type="dxa" w:w="5112"/>
+          </w:tcPr>
+          <w:p>
+            <w:r>
+              <w:t>Apply a simple manual baseline to valid requests and record its results</w:t>
+            </w:r>
+          </w:p>
+        </w:tc>
+        <w:tc>
+          <w:tcPr>
+            <w:tcW w:type="dxa" w:w="5112"/>
+          </w:tcPr>
+          <w:p>
+            <w:r>
+              <w:t>Explain the deciding step, show a trace or test, and state one limit.</w:t>
+            </w:r>
+          </w:p>
+        </w:tc>
+      </w:tr>
+      <w:tr>
+        <w:tc>
+          <w:tcPr>
+            <w:tcW w:type="dxa" w:w="5112"/>
+          </w:tcPr>
+          <w:p>
+            <w:r>
+              <w:t>Plan a fair comparison using the same catalogue, requests and judging rules</w:t>
+            </w:r>
+          </w:p>
+        </w:tc>
+        <w:tc>
+          <w:tcPr>
+            <w:tcW w:type="dxa" w:w="5112"/>
+          </w:tcPr>
+          <w:p>
+            <w:r>
+              <w:t>Explain the deciding step, show a trace or test, and state one limit.</w:t>
+            </w:r>
+          </w:p>
+        </w:tc>
+      </w:tr>
+    </w:tbl>
+    <w:p>
+      <w:r>
+        <w:t>Remember → watch and explain → try with help → investigate → try independently → keep project evidence. Your teacher may spread this lesson across several classes.</w:t>
+      </w:r>
+    </w:p>
+    <w:p>
+      <w:r>
+        <w:t>Keep your first prediction. Compare it with what the evidence shows and explain any change.</w:t>
+      </w:r>
+    </w:p>
+    <w:p>
+      <w:pPr>
+        <w:pStyle w:val="Heading1"/>
+      </w:pPr>
+      <w:r>
+        <w:t>16. Finish and return</w:t>
+      </w:r>
+    </w:p>
+    <w:p>
+      <w:r>
+        <w:t>Close your notes. Explain this goal in your own words: Turn the project outcome into precise input and output requirements</w:t>
+      </w:r>
+    </w:p>
+    <w:p>
+      <w:pPr>
+        <w:pStyle w:val="Heading3"/>
+      </w:pPr>
+      <w:r>
+        <w:t>My deciding step, evidence and one remaining question</w:t>
+      </w:r>
+    </w:p>
+    <w:p>
+      <w:r>
+        <w:t>________________________________________________________________</w:t>
+      </w:r>
+    </w:p>
+    <w:p>
+      <w:r>
+        <w:t>________________________________________________________________</w:t>
+      </w:r>
+    </w:p>
+    <w:p>
+      <w:r>
+        <w:t>________________________________________________________________</w:t>
+      </w:r>
+    </w:p>
+    <w:p>
+      <w:r>
+        <w:t>________________________________________________________________</w:t>
+      </w:r>
+    </w:p>
+    <w:p>
+      <w:r>
+        <w:t>________________________________________________________________</w:t>
+      </w:r>
+    </w:p>
+    <w:p>
+      <w:r>
+        <w:t>If you are unsure, return to the worked picture and explain one arrow. If you are ready, change an input or assumption and justify your prediction.</w:t>
+      </w:r>
+    </w:p>
+    <w:p>
+      <w:r>
+        <w:t>Save your workbook evidence. At the next review, try a different case before opening your old answer.</w:t>
       </w:r>
     </w:p>
     <w:sectPr>

--- a/downloads/student/ai-1-week-30.docx
+++ b/downloads/student/ai-1-week-30.docx
@@ -3905,6 +3905,207 @@
     <w:p>
       <w:r>
         <w:t>Save your workbook evidence. At the next review, try a different case before opening your old answer.</w:t>
+      </w:r>
+    </w:p>
+    <w:p>
+      <w:pPr>
+        <w:pStyle w:val="Heading1"/>
+      </w:pPr>
+      <w:r>
+        <w:t>17. Supported practice, repair and portfolio</w:t>
+      </w:r>
+    </w:p>
+    <w:p>
+      <w:r>
+        <w:t>Use this supported practice once, in the browser or on paper. Keep the reserved independent assessment for a separate first attempt before teacher feedback.</w:t>
+      </w:r>
+    </w:p>
+    <w:p>
+      <w:r>
+        <w:t>A fictional classroom chooses a storage bin for model parts.</w:t>
+      </w:r>
+    </w:p>
+    <w:p>
+      <w:pPr>
+        <w:pStyle w:val="Heading3"/>
+      </w:pPr>
+      <w:r>
+        <w:t>Practice 1: explain the deciding evidence</w:t>
+      </w:r>
+    </w:p>
+    <w:p>
+      <w:r>
+        <w:t>Which labelled step matches this detail? Report B2 and stop; save the comparison evidence.</w:t>
+      </w:r>
+    </w:p>
+    <w:p>
+      <w:r>
+        <w:t>1. Baseline output</w:t>
+      </w:r>
+    </w:p>
+    <w:p>
+      <w:r>
+        <w:t>2. Check first bin</w:t>
+      </w:r>
+    </w:p>
+    <w:p>
+      <w:r>
+        <w:t>3. Validate request</w:t>
+      </w:r>
+    </w:p>
+    <w:p>
+      <w:r>
+        <w:t>4. Check second bin</w:t>
+      </w:r>
+    </w:p>
+    <w:p>
+      <w:pPr>
+        <w:pStyle w:val="Heading3"/>
+      </w:pPr>
+      <w:r>
+        <w:t>My selected conclusion, deciding fact and explanation</w:t>
+      </w:r>
+    </w:p>
+    <w:p>
+      <w:r>
+        <w:t>________________________________________________________________</w:t>
+      </w:r>
+    </w:p>
+    <w:p>
+      <w:r>
+        <w:t>________________________________________________________________</w:t>
+      </w:r>
+    </w:p>
+    <w:p>
+      <w:r>
+        <w:t>________________________________________________________________</w:t>
+      </w:r>
+    </w:p>
+    <w:p>
+      <w:r>
+        <w:t>________________________________________________________________</w:t>
+      </w:r>
+    </w:p>
+    <w:p>
+      <w:r>
+        <w:t>________________________________________________________________</w:t>
+      </w:r>
+    </w:p>
+    <w:p>
+      <w:r>
+        <w:t>Hint if needed: Read the steps in the pictorial case. Match the supplied detail to the stage that performs or records it.</w:t>
+      </w:r>
+    </w:p>
+    <w:p>
+      <w:r>
+        <w:t>After your attempt, compare with the supported explanation: Baseline output Report B2 and stop; save the comparison evidence. The baseline is an ordered catalogue scan, not a preference ranking. It makes expectations testable before a prototype is built. Count 10 is valid but has no matching bin; that differs from a blank count, which fails the input contract. Both situations need explicit output behavior.</w:t>
+      </w:r>
+    </w:p>
+    <w:p>
+      <w:pPr>
+        <w:pStyle w:val="Heading3"/>
+      </w:pPr>
+      <w:r>
+        <w:t>Practice 2: explain the deciding evidence</w:t>
+      </w:r>
+    </w:p>
+    <w:p>
+      <w:r>
+        <w:t>Changed-case practice: Change request 6 to 5. Which conclusion is supported by the supplied facts?</w:t>
+      </w:r>
+    </w:p>
+    <w:p>
+      <w:r>
+        <w:t>1. The baseline returns B1.</w:t>
+      </w:r>
+    </w:p>
+    <w:p>
+      <w:r>
+        <w:t>2. This one example guarantees correct results for every future input.</w:t>
+      </w:r>
+    </w:p>
+    <w:p>
+      <w:r>
+        <w:t>3. We can decide the result without examining the changed input or the procedure.</w:t>
+      </w:r>
+    </w:p>
+    <w:p>
+      <w:pPr>
+        <w:pStyle w:val="Heading3"/>
+      </w:pPr>
+      <w:r>
+        <w:t>My selected conclusion, deciding fact and explanation</w:t>
+      </w:r>
+    </w:p>
+    <w:p>
+      <w:r>
+        <w:t>________________________________________________________________</w:t>
+      </w:r>
+    </w:p>
+    <w:p>
+      <w:r>
+        <w:t>________________________________________________________________</w:t>
+      </w:r>
+    </w:p>
+    <w:p>
+      <w:r>
+        <w:t>________________________________________________________________</w:t>
+      </w:r>
+    </w:p>
+    <w:p>
+      <w:r>
+        <w:t>________________________________________________________________</w:t>
+      </w:r>
+    </w:p>
+    <w:p>
+      <w:r>
+        <w:t>________________________________________________________________</w:t>
+      </w:r>
+    </w:p>
+    <w:p>
+      <w:r>
+        <w:t>Hint if needed: Use the changed condition and the deciding step in the pictorial trace. The answer must say what follows from those facts.</w:t>
+      </w:r>
+    </w:p>
+    <w:p>
+      <w:r>
+        <w:t>After your attempt, compare with the supported explanation: The baseline returns B1. Its capacity equals the request, and at least includes equality.</w:t>
+      </w:r>
+    </w:p>
+    <w:p>
+      <w:pPr>
+        <w:pStyle w:val="Heading3"/>
+      </w:pPr>
+      <w:r>
+        <w:t>Repair a missing building block</w:t>
+      </w:r>
+    </w:p>
+    <w:p>
+      <w:r>
+        <w:t>Review Find a Real Problem (ai-1/29). Goal: Describe a specific user difficulty using supplied evidence without inventing its cause. Short practice: Write a one-sentence project goal and say what evidence would count as a failure.. Return to this week and explain what you changed.</w:t>
+      </w:r>
+    </w:p>
+    <w:p>
+      <w:r>
+        <w:t>Review Verify Important Outputs (ai-1/27). Goal: Separate an answer into claims and connect each claim to relevant evidence. Short practice: Correct the draft and identify which part needs another source rather than a calculation.. Return to this week and explain what you changed.</w:t>
+      </w:r>
+    </w:p>
+    <w:p>
+      <w:r>
+        <w:t>Review Privacy by Choosing Less (ai-1/24). Goal: Justify which information a stated task needs and remove unnecessary fields. Short practice: For the original task, does adding an anonymous-looking pupil code improve the repair count?. Return to this week and explain what you changed.</w:t>
+      </w:r>
+    </w:p>
+    <w:p>
+      <w:pPr>
+        <w:pStyle w:val="Heading3"/>
+      </w:pPr>
+      <w:r>
+        <w:t>Keep your completed work</w:t>
+      </w:r>
+    </w:p>
+    <w:p>
+      <w:r>
+        <w:t>Use Download completed work in the hosted lesson to export your answers, reflections, practice feedback and code-run evidence. Open the HTML copy to read or print it. Drafts stay in this browser when storage is available; clear drafts on a shared device.</w:t>
       </w:r>
     </w:p>
     <w:sectPr>

--- a/downloads/student/ai-1-week-30.docx
+++ b/downloads/student/ai-1-week-30.docx
@@ -42,6 +42,11 @@
       </w:r>
     </w:p>
     <w:p>
+      <w:r>
+        <w:t>Start with the target: Turn the project outcome into precise input and output requirements. Try the recall before opening notes.</w:t>
+      </w:r>
+    </w:p>
+    <w:p>
       <w:pPr>
         <w:pStyle w:val="Heading3"/>
       </w:pPr>
@@ -50,17 +55,83 @@
       </w:r>
     </w:p>
     <w:p>
-      <w:r>
-        <w:t>I can turn the project outcome into precise input and output requirements.</w:t>
-      </w:r>
-    </w:p>
-    <w:p>
-      <w:r>
-        <w:t>I can apply a simple manual baseline to valid requests and record its results.</w:t>
-      </w:r>
-    </w:p>
-    <w:p>
-      <w:r>
+      <w:pPr>
+        <w:spacing w:line="336" w:lineRule="auto" w:after="180"/>
+      </w:pPr>
+      <w:r>
+        <w:rPr>
+          <w:b w:val="0"/>
+        </w:rPr>
+        <w:t xml:space="preserve">I can turn the project outcome into precise </w:t>
+      </w:r>
+      <w:r>
+        <w:rPr>
+          <w:b/>
+        </w:rPr>
+        <w:t>input</w:t>
+      </w:r>
+      <w:r>
+        <w:rPr>
+          <w:b w:val="0"/>
+        </w:rPr>
+        <w:t xml:space="preserve"> and </w:t>
+      </w:r>
+      <w:r>
+        <w:rPr>
+          <w:b/>
+        </w:rPr>
+        <w:t>output</w:t>
+      </w:r>
+      <w:r>
+        <w:rPr>
+          <w:b w:val="0"/>
+        </w:rPr>
+        <w:t xml:space="preserve"> </w:t>
+      </w:r>
+      <w:r>
+        <w:rPr>
+          <w:b/>
+        </w:rPr>
+        <w:t>requirement</w:t>
+      </w:r>
+      <w:r>
+        <w:rPr>
+          <w:b w:val="0"/>
+        </w:rPr>
+        <w:t>s.</w:t>
+      </w:r>
+    </w:p>
+    <w:p>
+      <w:pPr>
+        <w:spacing w:line="336" w:lineRule="auto" w:after="180"/>
+      </w:pPr>
+      <w:r>
+        <w:rPr>
+          <w:b w:val="0"/>
+        </w:rPr>
+        <w:t xml:space="preserve">I can apply a simple manual </w:t>
+      </w:r>
+      <w:r>
+        <w:rPr>
+          <w:b/>
+        </w:rPr>
+        <w:t>baseline</w:t>
+      </w:r>
+      <w:r>
+        <w:rPr>
+          <w:b w:val="0"/>
+        </w:rPr>
+        <w:t xml:space="preserve"> to valid requests and record its results.</w:t>
+      </w:r>
+    </w:p>
+    <w:p>
+      <w:pPr>
+        <w:spacing w:line="336" w:lineRule="auto" w:after="180"/>
+      </w:pPr>
+      <w:r>
+        <w:rPr>
+          <w:b w:val="0"/>
+        </w:rPr>
         <w:t>I can plan a fair comparison using the same catalogue, requests and judging rules.</w:t>
       </w:r>
     </w:p>
@@ -73,32 +144,92 @@
       </w:r>
     </w:p>
     <w:p>
-      <w:r>
+      <w:pPr>
+        <w:spacing w:line="336" w:lineRule="auto" w:after="180"/>
+      </w:pPr>
+      <w:r>
+        <w:rPr>
+          <w:b w:val="0"/>
+        </w:rPr>
         <w:t>Close your notes first. A rough first answer helps us choose the right starting point; it is not a score for your ability.</w:t>
       </w:r>
     </w:p>
     <w:p>
-      <w:r>
+      <w:pPr>
+        <w:spacing w:line="336" w:lineRule="auto" w:after="180"/>
+      </w:pPr>
+      <w:r>
+        <w:rPr>
+          <w:b w:val="0"/>
+        </w:rPr>
         <w:t>Without opening the old lesson, explain one key idea from Find a Real Problem. Give an example and a mistake that the idea helps you avoid.</w:t>
       </w:r>
     </w:p>
     <w:p>
-      <w:r>
-        <w:t>Without opening the old lesson, explain one key idea from Verify Important Outputs. Give an example and a mistake that the idea helps you avoid.</w:t>
-      </w:r>
-    </w:p>
-    <w:p>
-      <w:r>
+      <w:pPr>
+        <w:spacing w:line="336" w:lineRule="auto" w:after="180"/>
+      </w:pPr>
+      <w:r>
+        <w:rPr>
+          <w:b w:val="0"/>
+        </w:rPr>
+        <w:t xml:space="preserve">Without opening the old lesson, explain one key idea from Verify Important </w:t>
+      </w:r>
+      <w:r>
+        <w:rPr>
+          <w:b/>
+        </w:rPr>
+        <w:t>Output</w:t>
+      </w:r>
+      <w:r>
+        <w:rPr>
+          <w:b w:val="0"/>
+        </w:rPr>
+        <w:t>s. Give an example and a mistake that the idea helps you avoid.</w:t>
+      </w:r>
+    </w:p>
+    <w:p>
+      <w:pPr>
+        <w:spacing w:line="336" w:lineRule="auto" w:after="180"/>
+      </w:pPr>
+      <w:r>
+        <w:rPr>
+          <w:b w:val="0"/>
+        </w:rPr>
         <w:t>Without opening the old lesson, explain one key idea from Privacy by Choosing Less. Give an example and a mistake that the idea helps you avoid.</w:t>
       </w:r>
     </w:p>
     <w:p>
-      <w:r>
-        <w:t>After trying, check the relevant lesson or ask your teacher. Change the part of your explanation that the evidence shows was wrong.</w:t>
-      </w:r>
-    </w:p>
-    <w:p>
-      <w:r>
+      <w:pPr>
+        <w:spacing w:line="336" w:lineRule="auto" w:after="180"/>
+      </w:pPr>
+      <w:r>
+        <w:rPr>
+          <w:b w:val="0"/>
+        </w:rPr>
+        <w:t xml:space="preserve">After trying, check the relevant lesson or ask your teacher. Change the part of your explanation that the </w:t>
+      </w:r>
+      <w:r>
+        <w:rPr>
+          <w:b/>
+        </w:rPr>
+        <w:t>evidence</w:t>
+      </w:r>
+      <w:r>
+        <w:rPr>
+          <w:b w:val="0"/>
+        </w:rPr>
+        <w:t xml:space="preserve"> shows was wrong.</w:t>
+      </w:r>
+    </w:p>
+    <w:p>
+      <w:pPr>
+        <w:spacing w:line="336" w:lineRule="auto" w:after="180"/>
+      </w:pPr>
+      <w:r>
+        <w:rPr>
+          <w:b w:val="0"/>
+        </w:rPr>
         <w:t>A useful design makes required information and promised result explicit.</w:t>
       </w:r>
     </w:p>
@@ -139,12 +270,57 @@
       </w:r>
     </w:p>
     <w:p>
-      <w:r>
-        <w:t>LEARNING TARGET  Design a paper/plastic sorter that receives an object description. Include a mixed paper-and-plastic cup. Specify inputs, outputs and the uncertain-case action. Is the owner's name useful?</w:t>
-      </w:r>
-    </w:p>
-    <w:p>
-      <w:r>
+      <w:pPr>
+        <w:pStyle w:val="Heading3"/>
+      </w:pPr>
+      <w:r>
+        <w:t>Your target</w:t>
+      </w:r>
+    </w:p>
+    <w:p>
+      <w:pPr>
+        <w:spacing w:line="336" w:lineRule="auto" w:after="180"/>
+        <w:shd w:fill="EDF7F3"/>
+      </w:pPr>
+      <w:r>
+        <w:rPr>
+          <w:b w:val="0"/>
+        </w:rPr>
+        <w:t xml:space="preserve">LEARNING TARGET  Design a paper/plastic sorter that receives an object description. Include a mixed paper-and-plastic cup. Specify </w:t>
+      </w:r>
+      <w:r>
+        <w:rPr>
+          <w:b/>
+        </w:rPr>
+        <w:t>input</w:t>
+      </w:r>
+      <w:r>
+        <w:rPr>
+          <w:b w:val="0"/>
+        </w:rPr>
+        <w:t xml:space="preserve">s, </w:t>
+      </w:r>
+      <w:r>
+        <w:rPr>
+          <w:b/>
+        </w:rPr>
+        <w:t>output</w:t>
+      </w:r>
+      <w:r>
+        <w:rPr>
+          <w:b w:val="0"/>
+        </w:rPr>
+        <w:t>s and the uncertain-case action. Is the owner's name useful?</w:t>
+      </w:r>
+    </w:p>
+    <w:p>
+      <w:pPr>
+        <w:spacing w:line="336" w:lineRule="auto" w:after="180"/>
+      </w:pPr>
+      <w:r>
+        <w:rPr>
+          <w:b w:val="0"/>
+        </w:rPr>
         <w:t>Learner name:</w:t>
       </w:r>
     </w:p>
@@ -157,8 +333,27 @@
       </w:r>
     </w:p>
     <w:p>
-      <w:r>
-        <w:t>A recommender always reports no match. Why is a count of zero incompatible suggestions insufficient to show that it helps users?</w:t>
+      <w:pPr>
+        <w:spacing w:line="336" w:lineRule="auto" w:after="180"/>
+        <w:shd w:fill="F5F1FB"/>
+      </w:pPr>
+      <w:r>
+        <w:rPr>
+          <w:b w:val="0"/>
+        </w:rPr>
+        <w:t>A recommender always reports no match. Why is a count of zero in</w:t>
+      </w:r>
+      <w:r>
+        <w:rPr>
+          <w:b/>
+        </w:rPr>
+        <w:t>compatible</w:t>
+      </w:r>
+      <w:r>
+        <w:rPr>
+          <w:b w:val="0"/>
+        </w:rPr>
+        <w:t xml:space="preserve"> suggestions insufficient to show that it helps users?</w:t>
       </w:r>
     </w:p>
     <w:p>
@@ -170,8 +365,50 @@
       </w:r>
     </w:p>
     <w:p>
-      <w:r>
-        <w:t>By the end, I can specify valid inputs, exact outputs and a manual baseline.</w:t>
+      <w:pPr>
+        <w:spacing w:line="336" w:lineRule="auto" w:after="180"/>
+      </w:pPr>
+      <w:r>
+        <w:rPr>
+          <w:b w:val="0"/>
+        </w:rPr>
+        <w:t xml:space="preserve">By the end, I can specify valid </w:t>
+      </w:r>
+      <w:r>
+        <w:rPr>
+          <w:b/>
+        </w:rPr>
+        <w:t>input</w:t>
+      </w:r>
+      <w:r>
+        <w:rPr>
+          <w:b w:val="0"/>
+        </w:rPr>
+        <w:t xml:space="preserve">s, exact </w:t>
+      </w:r>
+      <w:r>
+        <w:rPr>
+          <w:b/>
+        </w:rPr>
+        <w:t>output</w:t>
+      </w:r>
+      <w:r>
+        <w:rPr>
+          <w:b w:val="0"/>
+        </w:rPr>
+        <w:t xml:space="preserve">s and a manual </w:t>
+      </w:r>
+      <w:r>
+        <w:rPr>
+          <w:b/>
+        </w:rPr>
+        <w:t>baseline</w:t>
+      </w:r>
+      <w:r>
+        <w:rPr>
+          <w:b w:val="0"/>
+        </w:rPr>
+        <w:t>.</w:t>
       </w:r>
     </w:p>
     <w:p>
@@ -184,6 +421,17 @@
     </w:p>
     <w:p>
       <w:r>
+        <w:t>Investigate the supplied Choose Inputs and Outputs case. Separate observations, given facts and assumptions before choosing an explanation.</w:t>
+      </w:r>
+    </w:p>
+    <w:p>
+      <w:pPr>
+        <w:spacing w:line="336" w:lineRule="auto" w:after="180"/>
+      </w:pPr>
+      <w:r>
+        <w:rPr>
+          <w:b/>
+        </w:rPr>
         <w:t>PICTURE STORY</w:t>
       </w:r>
     </w:p>
@@ -196,8 +444,26 @@
       </w:r>
     </w:p>
     <w:p>
-      <w:r>
-        <w:t>Pictures give clues; evidence tells us what the clues mean.</w:t>
+      <w:pPr>
+        <w:spacing w:line="336" w:lineRule="auto" w:after="180"/>
+      </w:pPr>
+      <w:r>
+        <w:rPr>
+          <w:b w:val="0"/>
+        </w:rPr>
+        <w:t xml:space="preserve">Pictures give clues; </w:t>
+      </w:r>
+      <w:r>
+        <w:rPr>
+          <w:b/>
+        </w:rPr>
+        <w:t>evidence</w:t>
+      </w:r>
+      <w:r>
+        <w:rPr>
+          <w:b w:val="0"/>
+        </w:rPr>
+        <w:t xml:space="preserve"> tells us what the clues mean.</w:t>
       </w:r>
     </w:p>
     <w:p>
@@ -237,7 +503,22 @@
       </w:r>
     </w:p>
     <w:p>
-      <w:r>
+      <w:pPr>
+        <w:pStyle w:val="Heading3"/>
+      </w:pPr>
+      <w:r>
+        <w:t>Start with this puzzle</w:t>
+      </w:r>
+    </w:p>
+    <w:p>
+      <w:pPr>
+        <w:spacing w:line="336" w:lineRule="auto" w:after="180"/>
+        <w:shd w:fill="F1F6FC"/>
+      </w:pPr>
+      <w:r>
+        <w:rPr>
+          <w:b w:val="0"/>
+        </w:rPr>
         <w:t>MYSTERY  A sorter can use item type and location found to suggest a bin without collecting a student's name or face.</w:t>
       </w:r>
     </w:p>
@@ -250,33 +531,106 @@
       </w:r>
     </w:p>
     <w:p>
-      <w:r>
+      <w:pPr>
+        <w:spacing w:line="336" w:lineRule="auto" w:after="180"/>
+      </w:pPr>
+      <w:r>
+        <w:rPr>
+          <w:b w:val="0"/>
+        </w:rPr>
         <w:t>Name three visible details without explaining them yet.</w:t>
       </w:r>
     </w:p>
     <w:p>
-      <w:r>
+      <w:pPr>
+        <w:spacing w:line="336" w:lineRule="auto" w:after="180"/>
+      </w:pPr>
+      <w:r>
+        <w:rPr>
+          <w:b w:val="0"/>
+        </w:rPr>
         <w:t>Circle the detail most connected to the system's decision.</w:t>
       </w:r>
     </w:p>
     <w:p>
-      <w:r>
+      <w:pPr>
+        <w:spacing w:line="336" w:lineRule="auto" w:after="180"/>
+      </w:pPr>
+      <w:r>
+        <w:rPr>
+          <w:b w:val="0"/>
+        </w:rPr>
         <w:t>Name one detail that may be decoration or distraction.</w:t>
       </w:r>
     </w:p>
     <w:p>
-      <w:r>
-        <w:t>Make a first prediction and state the clue that supports it.</w:t>
-      </w:r>
-    </w:p>
-    <w:p>
-      <w:r>
-        <w:t>My observations, prediction, and evidence:</w:t>
-      </w:r>
-    </w:p>
-    <w:p>
-      <w:r>
-        <w:t>GOOD THINKING  A prediction can change when stronger evidence appears.</w:t>
+      <w:pPr>
+        <w:spacing w:line="336" w:lineRule="auto" w:after="180"/>
+      </w:pPr>
+      <w:r>
+        <w:rPr>
+          <w:b w:val="0"/>
+        </w:rPr>
+        <w:t xml:space="preserve">Make a first </w:t>
+      </w:r>
+      <w:r>
+        <w:rPr>
+          <w:b/>
+        </w:rPr>
+        <w:t>prediction</w:t>
+      </w:r>
+      <w:r>
+        <w:rPr>
+          <w:b w:val="0"/>
+        </w:rPr>
+        <w:t xml:space="preserve"> and state the clue that supports it.</w:t>
+      </w:r>
+    </w:p>
+    <w:p>
+      <w:pPr>
+        <w:spacing w:line="336" w:lineRule="auto" w:after="180"/>
+      </w:pPr>
+      <w:r>
+        <w:rPr>
+          <w:b w:val="0"/>
+        </w:rPr>
+        <w:t xml:space="preserve">My </w:t>
+      </w:r>
+      <w:r>
+        <w:rPr>
+          <w:b/>
+        </w:rPr>
+        <w:t>observation</w:t>
+      </w:r>
+      <w:r>
+        <w:rPr>
+          <w:b w:val="0"/>
+        </w:rPr>
+        <w:t xml:space="preserve">s, </w:t>
+      </w:r>
+      <w:r>
+        <w:rPr>
+          <w:b/>
+        </w:rPr>
+        <w:t>prediction</w:t>
+      </w:r>
+      <w:r>
+        <w:rPr>
+          <w:b w:val="0"/>
+        </w:rPr>
+        <w:t xml:space="preserve">, and </w:t>
+      </w:r>
+      <w:r>
+        <w:rPr>
+          <w:b/>
+        </w:rPr>
+        <w:t>evidence</w:t>
+      </w:r>
+      <w:r>
+        <w:rPr>
+          <w:b w:val="0"/>
+        </w:rPr>
+        <w:t>:</w:t>
       </w:r>
     </w:p>
     <w:p>
@@ -284,22 +638,189 @@
         <w:pStyle w:val="Heading3"/>
       </w:pPr>
       <w:r>
+        <w:t>Thinking habit</w:t>
+      </w:r>
+    </w:p>
+    <w:p>
+      <w:pPr>
+        <w:spacing w:line="336" w:lineRule="auto" w:after="180"/>
+        <w:shd w:fill="EDF7F3"/>
+      </w:pPr>
+      <w:r>
+        <w:rPr>
+          <w:b w:val="0"/>
+        </w:rPr>
+        <w:t xml:space="preserve">GOOD THINKING  A </w:t>
+      </w:r>
+      <w:r>
+        <w:rPr>
+          <w:b/>
+        </w:rPr>
+        <w:t>prediction</w:t>
+      </w:r>
+      <w:r>
+        <w:rPr>
+          <w:b w:val="0"/>
+        </w:rPr>
+        <w:t xml:space="preserve"> can change when stronger </w:t>
+      </w:r>
+      <w:r>
+        <w:rPr>
+          <w:b/>
+        </w:rPr>
+        <w:t>evidence</w:t>
+      </w:r>
+      <w:r>
+        <w:rPr>
+          <w:b w:val="0"/>
+        </w:rPr>
+        <w:t xml:space="preserve"> appears.</w:t>
+      </w:r>
+    </w:p>
+    <w:p>
+      <w:pPr>
+        <w:pStyle w:val="Heading3"/>
+      </w:pPr>
+      <w:r>
         <w:t>A closer explanation</w:t>
       </w:r>
     </w:p>
     <w:p>
-      <w:r>
-        <w:t>Last week we identified a difficulty: some fictional activity choices did not fit the available time or room conditions. Now define the task precisely enough that two reviewers can agree whether an output is correct. A requirement such as “suggest a good activity” is too vague. State which inputs are accepted, what counts as compatible and what to do when no option fits.</w:t>
-      </w:r>
-    </w:p>
-    <w:p>
-      <w:r>
-        <w:t>For this paper project, a valid request contains an available time from 0 to 30 whole minutes and a quiet-room requirement written Yes or No. Yes means the activity must be marked quiet. No means either quiet or non-quiet activities are permitted; it does not mean noise is required. A missing or invalid value needs clarification, not a guessed value or a no-match claim.</w:t>
-      </w:r>
-    </w:p>
-    <w:p>
-      <w:r>
-        <w:t>A compatible activity takes no more than the available minutes and meets the quiet-room condition. If several activities fit, suggest the first in catalogue order. If none fits a valid request, report no match. Give a brief reason. This is a suggestion only: it does not book resources, tell anyone to begin or guarantee enjoyment.</w:t>
+      <w:pPr>
+        <w:spacing w:line="336" w:lineRule="auto" w:after="180"/>
+      </w:pPr>
+      <w:r>
+        <w:rPr>
+          <w:b w:val="0"/>
+        </w:rPr>
+        <w:t xml:space="preserve">Last week we identified a difficulty: some fictional activity choices did not fit the available time or room conditions. Now define the task precisely enough that two reviewers can agree whether an </w:t>
+      </w:r>
+      <w:r>
+        <w:rPr>
+          <w:b/>
+        </w:rPr>
+        <w:t>output</w:t>
+      </w:r>
+      <w:r>
+        <w:rPr>
+          <w:b w:val="0"/>
+        </w:rPr>
+        <w:t xml:space="preserve"> is correct.</w:t>
+      </w:r>
+    </w:p>
+    <w:p>
+      <w:pPr>
+        <w:spacing w:line="336" w:lineRule="auto" w:after="180"/>
+      </w:pPr>
+      <w:r>
+        <w:rPr>
+          <w:b w:val="0"/>
+        </w:rPr>
+        <w:t xml:space="preserve">A </w:t>
+      </w:r>
+      <w:r>
+        <w:rPr>
+          <w:b/>
+        </w:rPr>
+        <w:t>requirement</w:t>
+      </w:r>
+      <w:r>
+        <w:rPr>
+          <w:b w:val="0"/>
+        </w:rPr>
+        <w:t xml:space="preserve"> such as “suggest a good activity” is too vague. State which </w:t>
+      </w:r>
+      <w:r>
+        <w:rPr>
+          <w:b/>
+        </w:rPr>
+        <w:t>input</w:t>
+      </w:r>
+      <w:r>
+        <w:rPr>
+          <w:b w:val="0"/>
+        </w:rPr>
+        <w:t xml:space="preserve">s are accepted, what counts as </w:t>
+      </w:r>
+      <w:r>
+        <w:rPr>
+          <w:b/>
+        </w:rPr>
+        <w:t>compatible</w:t>
+      </w:r>
+      <w:r>
+        <w:rPr>
+          <w:b w:val="0"/>
+        </w:rPr>
+        <w:t xml:space="preserve"> and what to do when no option fits.</w:t>
+      </w:r>
+    </w:p>
+    <w:p>
+      <w:pPr>
+        <w:spacing w:line="336" w:lineRule="auto" w:after="180"/>
+      </w:pPr>
+      <w:r>
+        <w:rPr>
+          <w:b w:val="0"/>
+        </w:rPr>
+        <w:t xml:space="preserve">For this paper project, a valid request contains an available time from 0 to 30 whole minutes and a quiet-room </w:t>
+      </w:r>
+      <w:r>
+        <w:rPr>
+          <w:b/>
+        </w:rPr>
+        <w:t>requirement</w:t>
+      </w:r>
+      <w:r>
+        <w:rPr>
+          <w:b w:val="0"/>
+        </w:rPr>
+        <w:t xml:space="preserve"> written Yes or No. Yes means the activity must be marked quiet.</w:t>
+      </w:r>
+    </w:p>
+    <w:p>
+      <w:pPr>
+        <w:spacing w:line="336" w:lineRule="auto" w:after="180"/>
+      </w:pPr>
+      <w:r>
+        <w:rPr>
+          <w:b w:val="0"/>
+        </w:rPr>
+        <w:t>No means either quiet or non-quiet activities are permitted; it does not mean noise is required. A missing or invalid value needs clarification, not a guessed value or a no-match claim.</w:t>
+      </w:r>
+    </w:p>
+    <w:p>
+      <w:pPr>
+        <w:spacing w:line="336" w:lineRule="auto" w:after="180"/>
+      </w:pPr>
+      <w:r>
+        <w:rPr>
+          <w:b w:val="0"/>
+        </w:rPr>
+        <w:t xml:space="preserve">A </w:t>
+      </w:r>
+      <w:r>
+        <w:rPr>
+          <w:b/>
+        </w:rPr>
+        <w:t>compatible</w:t>
+      </w:r>
+      <w:r>
+        <w:rPr>
+          <w:b w:val="0"/>
+        </w:rPr>
+        <w:t xml:space="preserve"> activity takes no more than the available minutes and meets the quiet-room condition. If several activities fit, suggest the first in catalogue order. If none fits a valid request, report no match.</w:t>
+      </w:r>
+    </w:p>
+    <w:p>
+      <w:pPr>
+        <w:spacing w:line="336" w:lineRule="auto" w:after="180"/>
+      </w:pPr>
+      <w:r>
+        <w:rPr>
+          <w:b w:val="0"/>
+        </w:rPr>
+        <w:t>Give a brief reason. This is a suggestion only: it does not book resources, tell anyone to begin or guarantee enjoyment.</w:t>
       </w:r>
     </w:p>
     <w:p>
@@ -312,7 +833,24 @@
     </w:p>
     <w:p>
       <w:r>
-        <w:t>VISUAL MECHANISM</w:t>
+        <w:t>Follow the mechanism for Choose Inputs and Outputs. Connect each labelled input, deciding step and result.</w:t>
+      </w:r>
+    </w:p>
+    <w:p>
+      <w:pPr>
+        <w:spacing w:line="336" w:lineRule="auto" w:after="180"/>
+      </w:pPr>
+      <w:r>
+        <w:rPr>
+          <w:b/>
+        </w:rPr>
+        <w:t xml:space="preserve">VISUAL </w:t>
+      </w:r>
+      <w:r>
+        <w:rPr>
+          <w:b/>
+        </w:rPr>
+        <w:t>MECHANISM</w:t>
       </w:r>
     </w:p>
     <w:p>
@@ -324,7 +862,13 @@
       </w:r>
     </w:p>
     <w:p>
-      <w:r>
+      <w:pPr>
+        <w:spacing w:line="336" w:lineRule="auto" w:after="180"/>
+      </w:pPr>
+      <w:r>
+        <w:rPr>
+          <w:b w:val="0"/>
+        </w:rPr>
         <w:t>Follow the information instead of imagining magic inside the machine.</w:t>
       </w:r>
     </w:p>
@@ -437,32 +981,170 @@
       </w:r>
     </w:p>
     <w:p>
-      <w:r>
-        <w:t>INPUT  minimal required information</w:t>
-      </w:r>
-    </w:p>
-    <w:p>
-      <w:r>
-        <w:t>PROCESS  candidate decision process</w:t>
-      </w:r>
-    </w:p>
-    <w:p>
-      <w:r>
-        <w:t>OUTPUT  specific promised result and uncertainty path</w:t>
-      </w:r>
-    </w:p>
-    <w:p>
-      <w:r>
+      <w:pPr>
+        <w:spacing w:line="336" w:lineRule="auto" w:after="180"/>
+      </w:pPr>
+      <w:r>
+        <w:rPr>
+          <w:b/>
+        </w:rPr>
+        <w:t>INPUT</w:t>
+      </w:r>
+      <w:r>
+        <w:rPr>
+          <w:b w:val="0"/>
+        </w:rPr>
+        <w:t xml:space="preserve">  minimal required information</w:t>
+      </w:r>
+    </w:p>
+    <w:p>
+      <w:pPr>
+        <w:spacing w:line="336" w:lineRule="auto" w:after="180"/>
+      </w:pPr>
+      <w:r>
+        <w:rPr>
+          <w:b/>
+        </w:rPr>
+        <w:t>PROCESS</w:t>
+      </w:r>
+      <w:r>
+        <w:rPr>
+          <w:b w:val="0"/>
+        </w:rPr>
+        <w:t xml:space="preserve">  candidate decision </w:t>
+      </w:r>
+      <w:r>
+        <w:rPr>
+          <w:b/>
+        </w:rPr>
+        <w:t>process</w:t>
+      </w:r>
+    </w:p>
+    <w:p>
+      <w:pPr>
+        <w:spacing w:line="336" w:lineRule="auto" w:after="180"/>
+      </w:pPr>
+      <w:r>
+        <w:rPr>
+          <w:b/>
+        </w:rPr>
+        <w:t>OUTPUT</w:t>
+      </w:r>
+      <w:r>
+        <w:rPr>
+          <w:b w:val="0"/>
+        </w:rPr>
+        <w:t xml:space="preserve">  specific promised result and uncertainty path</w:t>
+      </w:r>
+    </w:p>
+    <w:p>
+      <w:pPr>
+        <w:pStyle w:val="Heading3"/>
+      </w:pPr>
+      <w:r>
+        <w:t>Key idea</w:t>
+      </w:r>
+    </w:p>
+    <w:p>
+      <w:pPr>
+        <w:spacing w:line="336" w:lineRule="auto" w:after="180"/>
+        <w:shd w:fill="EDF7F3"/>
+      </w:pPr>
+      <w:r>
+        <w:rPr>
+          <w:b w:val="0"/>
+        </w:rPr>
         <w:t>CORE IDEA  A useful design makes required information and promised result explicit.</w:t>
       </w:r>
     </w:p>
     <w:p>
-      <w:r>
-        <w:t>UNDER THE HOOD  Interface contracts define inputs, outputs, types, allowed values, missing-data behavior, and guarantees. Good design avoids collecting data that cannot improve the promised result and avoids promising outcomes the process cannot support.</w:t>
-      </w:r>
-    </w:p>
-    <w:p>
-      <w:r>
+      <w:pPr>
+        <w:pStyle w:val="Heading3"/>
+      </w:pPr>
+      <w:r>
+        <w:t>How the mechanism works</w:t>
+      </w:r>
+    </w:p>
+    <w:p>
+      <w:pPr>
+        <w:spacing w:line="336" w:lineRule="auto" w:after="180"/>
+        <w:shd w:fill="F1F6F8"/>
+      </w:pPr>
+      <w:r>
+        <w:rPr>
+          <w:b w:val="0"/>
+        </w:rPr>
+        <w:t xml:space="preserve">UNDER THE HOOD  Interface contracts define </w:t>
+      </w:r>
+      <w:r>
+        <w:rPr>
+          <w:b/>
+        </w:rPr>
+        <w:t>input</w:t>
+      </w:r>
+      <w:r>
+        <w:rPr>
+          <w:b w:val="0"/>
+        </w:rPr>
+        <w:t xml:space="preserve">s, </w:t>
+      </w:r>
+      <w:r>
+        <w:rPr>
+          <w:b/>
+        </w:rPr>
+        <w:t>output</w:t>
+      </w:r>
+      <w:r>
+        <w:rPr>
+          <w:b w:val="0"/>
+        </w:rPr>
+        <w:t xml:space="preserve">s, types, allowed values, </w:t>
+      </w:r>
+      <w:r>
+        <w:rPr>
+          <w:b/>
+        </w:rPr>
+        <w:t>missing-data behavior</w:t>
+      </w:r>
+      <w:r>
+        <w:rPr>
+          <w:b w:val="0"/>
+        </w:rPr>
+        <w:t>, and guarantees.</w:t>
+      </w:r>
+    </w:p>
+    <w:p>
+      <w:pPr>
+        <w:spacing w:line="336" w:lineRule="auto" w:after="180"/>
+        <w:shd w:fill="F1F6F8"/>
+      </w:pPr>
+      <w:r>
+        <w:rPr>
+          <w:b w:val="0"/>
+        </w:rPr>
+        <w:t xml:space="preserve">Good design avoids collecting data that cannot improve the promised result and avoids promising outcomes the </w:t>
+      </w:r>
+      <w:r>
+        <w:rPr>
+          <w:b/>
+        </w:rPr>
+        <w:t>process</w:t>
+      </w:r>
+      <w:r>
+        <w:rPr>
+          <w:b w:val="0"/>
+        </w:rPr>
+        <w:t xml:space="preserve"> cannot support.</w:t>
+      </w:r>
+    </w:p>
+    <w:p>
+      <w:pPr>
+        <w:spacing w:line="336" w:lineRule="auto" w:after="180"/>
+      </w:pPr>
+      <w:r>
+        <w:rPr>
+          <w:b w:val="0"/>
+        </w:rPr>
         <w:t>Draw a fresh example with all three stages:</w:t>
       </w:r>
     </w:p>
@@ -650,18 +1332,117 @@
       </w:tr>
     </w:tbl>
     <w:p>
-      <w:r>
-        <w:t>These four rows are the complete approved catalogue for the paper model. Treat their times as fixed task values, not measured guarantees about real pupils. All required materials are assumed available. The catalogue order B1, B2, B3, B4 is the tie rule; it is not a claim that B1 is everyone’s favourite.</w:t>
-      </w:r>
-    </w:p>
-    <w:p>
-      <w:r>
-        <w:t>For 10 minutes with quiet required, B1 fits because 10 is no more than 10 and B1 is quiet. B2 fails the quiet requirement. B3 and B4 take too long. For 8 minutes with quiet not required, B2 fits; B1 takes too long. A request for 7 minutes has no compatible activity in this catalogue, even when quiet is not required.</w:t>
-      </w:r>
-    </w:p>
-    <w:p>
-      <w:r>
-        <w:t>Check each condition. A fast activity can still fail the quiet requirement. A quiet activity can still take too long. Exact equality is allowed: an activity listed as 10 minutes fits 10 available minutes. A blank time is different from a valid time of zero.</w:t>
+      <w:pPr>
+        <w:spacing w:line="336" w:lineRule="auto" w:after="180"/>
+      </w:pPr>
+      <w:r>
+        <w:rPr>
+          <w:b w:val="0"/>
+        </w:rPr>
+        <w:t>These four rows are the complete approved catalogue for the paper model. Treat their times as fixed task values, not measured guarantees about real pupils. All required materials are assumed available.</w:t>
+      </w:r>
+    </w:p>
+    <w:p>
+      <w:pPr>
+        <w:spacing w:line="336" w:lineRule="auto" w:after="180"/>
+      </w:pPr>
+      <w:r>
+        <w:rPr>
+          <w:b w:val="0"/>
+        </w:rPr>
+        <w:t xml:space="preserve">The catalogue order B1, B2, B3, B4 is the </w:t>
+      </w:r>
+      <w:r>
+        <w:rPr>
+          <w:b/>
+        </w:rPr>
+        <w:t>tie rule</w:t>
+      </w:r>
+      <w:r>
+        <w:rPr>
+          <w:b w:val="0"/>
+        </w:rPr>
+        <w:t>; it is not a claim that B1 is everyone’s favourite.</w:t>
+      </w:r>
+    </w:p>
+    <w:p>
+      <w:pPr>
+        <w:spacing w:line="336" w:lineRule="auto" w:after="180"/>
+      </w:pPr>
+      <w:r>
+        <w:rPr>
+          <w:b w:val="0"/>
+        </w:rPr>
+        <w:t xml:space="preserve">For 10 minutes with quiet required, B1 fits because 10 is no more than 10 and B1 is quiet. B2 fails the quiet </w:t>
+      </w:r>
+      <w:r>
+        <w:rPr>
+          <w:b/>
+        </w:rPr>
+        <w:t>requirement</w:t>
+      </w:r>
+      <w:r>
+        <w:rPr>
+          <w:b w:val="0"/>
+        </w:rPr>
+        <w:t>. B3 and B4 take too long. For 8 minutes with quiet not required, B2 fits; B1 takes too long.</w:t>
+      </w:r>
+    </w:p>
+    <w:p>
+      <w:pPr>
+        <w:spacing w:line="336" w:lineRule="auto" w:after="180"/>
+      </w:pPr>
+      <w:r>
+        <w:rPr>
+          <w:b w:val="0"/>
+        </w:rPr>
+        <w:t xml:space="preserve">A request for 7 minutes has no </w:t>
+      </w:r>
+      <w:r>
+        <w:rPr>
+          <w:b/>
+        </w:rPr>
+        <w:t>compatible</w:t>
+      </w:r>
+      <w:r>
+        <w:rPr>
+          <w:b w:val="0"/>
+        </w:rPr>
+        <w:t xml:space="preserve"> activity in this catalogue, even when quiet is not required.</w:t>
+      </w:r>
+    </w:p>
+    <w:p>
+      <w:pPr>
+        <w:spacing w:line="336" w:lineRule="auto" w:after="180"/>
+      </w:pPr>
+      <w:r>
+        <w:rPr>
+          <w:b w:val="0"/>
+        </w:rPr>
+        <w:t xml:space="preserve">Check each condition. A fast activity can still fail the quiet </w:t>
+      </w:r>
+      <w:r>
+        <w:rPr>
+          <w:b/>
+        </w:rPr>
+        <w:t>requirement</w:t>
+      </w:r>
+      <w:r>
+        <w:rPr>
+          <w:b w:val="0"/>
+        </w:rPr>
+        <w:t>. A quiet activity can still take too long. Exact equality is allowed: an activity listed as 10 minutes fits 10 available minutes.</w:t>
+      </w:r>
+    </w:p>
+    <w:p>
+      <w:pPr>
+        <w:spacing w:line="336" w:lineRule="auto" w:after="180"/>
+      </w:pPr>
+      <w:r>
+        <w:rPr>
+          <w:b w:val="0"/>
+        </w:rPr>
+        <w:t>A blank time is different from a valid time of zero.</w:t>
       </w:r>
     </w:p>
     <w:p>
@@ -673,8 +1454,26 @@
       </w:r>
     </w:p>
     <w:p>
-      <w:r>
-        <w:t>Point to the input, the deciding step and the result in this week’s visual. Explain the same step in ordinary words. A picture helps when you can say what each part represents.</w:t>
+      <w:pPr>
+        <w:spacing w:line="336" w:lineRule="auto" w:after="180"/>
+      </w:pPr>
+      <w:r>
+        <w:rPr>
+          <w:b w:val="0"/>
+        </w:rPr>
+        <w:t xml:space="preserve">Point to the </w:t>
+      </w:r>
+      <w:r>
+        <w:rPr>
+          <w:b/>
+        </w:rPr>
+        <w:t>input</w:t>
+      </w:r>
+      <w:r>
+        <w:rPr>
+          <w:b w:val="0"/>
+        </w:rPr>
+        <w:t>, the deciding step and the result in this week’s visual. Explain the same step in ordinary words. A picture helps when you can say what each part represents.</w:t>
       </w:r>
     </w:p>
     <w:p>
@@ -687,6 +1486,17 @@
     </w:p>
     <w:p>
       <w:r>
+        <w:t>Compare the supplied cases for Choose Inputs and Outputs. Identify the detail that changes the conclusion.</w:t>
+      </w:r>
+    </w:p>
+    <w:p>
+      <w:pPr>
+        <w:spacing w:line="336" w:lineRule="auto" w:after="180"/>
+      </w:pPr>
+      <w:r>
+        <w:rPr>
+          <w:b/>
+        </w:rPr>
         <w:t>PICTURE GALLERY</w:t>
       </w:r>
     </w:p>
@@ -699,8 +1509,26 @@
       </w:r>
     </w:p>
     <w:p>
-      <w:r>
-        <w:t>Use the visual cue, then read the evidence carefully.</w:t>
+      <w:pPr>
+        <w:spacing w:line="336" w:lineRule="auto" w:after="180"/>
+      </w:pPr>
+      <w:r>
+        <w:rPr>
+          <w:b w:val="0"/>
+        </w:rPr>
+        <w:t xml:space="preserve">Use the visual cue, then read the </w:t>
+      </w:r>
+      <w:r>
+        <w:rPr>
+          <w:b/>
+        </w:rPr>
+        <w:t>evidence</w:t>
+      </w:r>
+      <w:r>
+        <w:rPr>
+          <w:b w:val="0"/>
+        </w:rPr>
+        <w:t xml:space="preserve"> carefully.</w:t>
       </w:r>
     </w:p>
     <w:p>
@@ -848,55 +1676,248 @@
       </w:r>
     </w:p>
     <w:p>
-      <w:r>
+      <w:pPr>
+        <w:pStyle w:val="Heading3"/>
+      </w:pPr>
+      <w:r>
+        <w:t>The case to investigate</w:t>
+      </w:r>
+    </w:p>
+    <w:p>
+      <w:pPr>
+        <w:spacing w:line="336" w:lineRule="auto" w:after="180"/>
+        <w:shd w:fill="F1F6FC"/>
+      </w:pPr>
+      <w:r>
+        <w:rPr>
+          <w:b w:val="0"/>
+        </w:rPr>
         <w:t>CASE 1 — Item type  Clue: directly supports bin choice. Meaning: required candidate.</w:t>
       </w:r>
     </w:p>
     <w:p>
-      <w:r>
+      <w:pPr>
+        <w:pStyle w:val="Heading3"/>
+      </w:pPr>
+      <w:r>
+        <w:t>The case to investigate</w:t>
+      </w:r>
+    </w:p>
+    <w:p>
+      <w:pPr>
+        <w:spacing w:line="336" w:lineRule="auto" w:after="180"/>
+        <w:shd w:fill="F1F6FC"/>
+      </w:pPr>
+      <w:r>
+        <w:rPr>
+          <w:b w:val="0"/>
+        </w:rPr>
         <w:t>CASE 2 — Location found  Clue: may disambiguate. Meaning: optional candidate.</w:t>
       </w:r>
     </w:p>
     <w:p>
-      <w:r>
+      <w:pPr>
+        <w:pStyle w:val="Heading3"/>
+      </w:pPr>
+      <w:r>
+        <w:t>The case to investigate</w:t>
+      </w:r>
+    </w:p>
+    <w:p>
+      <w:pPr>
+        <w:spacing w:line="336" w:lineRule="auto" w:after="180"/>
+        <w:shd w:fill="F1F6FC"/>
+      </w:pPr>
+      <w:r>
+        <w:rPr>
+          <w:b w:val="0"/>
+        </w:rPr>
         <w:t>CASE 3 — Student face  Clue: not needed. Meaning: remove.</w:t>
       </w:r>
     </w:p>
     <w:p>
-      <w:r>
-        <w:t>CASE 4 — Guaranteed owner  Clue: unsupported promise. Meaning: revise output.</w:t>
-      </w:r>
-    </w:p>
-    <w:p>
-      <w:r>
-        <w:t>BOUNDARY  Every collected field creates cost and risk; every promised output needs evidence.</w:t>
-      </w:r>
-    </w:p>
-    <w:p>
-      <w:r>
-        <w:t>Which two pictures are easiest to confuse? What evidence separates them?</w:t>
-      </w:r>
-    </w:p>
-    <w:p>
       <w:pPr>
         <w:pStyle w:val="Heading3"/>
       </w:pPr>
       <w:r>
+        <w:t>The case to investigate</w:t>
+      </w:r>
+    </w:p>
+    <w:p>
+      <w:pPr>
+        <w:spacing w:line="336" w:lineRule="auto" w:after="180"/>
+        <w:shd w:fill="F1F6FC"/>
+      </w:pPr>
+      <w:r>
+        <w:rPr>
+          <w:b w:val="0"/>
+        </w:rPr>
+        <w:t xml:space="preserve">CASE 4 — Guaranteed owner  Clue: unsupported promise. Meaning: revise </w:t>
+      </w:r>
+      <w:r>
+        <w:rPr>
+          <w:b/>
+        </w:rPr>
+        <w:t>output</w:t>
+      </w:r>
+      <w:r>
+        <w:rPr>
+          <w:b w:val="0"/>
+        </w:rPr>
+        <w:t>.</w:t>
+      </w:r>
+    </w:p>
+    <w:p>
+      <w:pPr>
+        <w:pStyle w:val="Heading3"/>
+      </w:pPr>
+      <w:r>
+        <w:t>Keep this boundary clear</w:t>
+      </w:r>
+    </w:p>
+    <w:p>
+      <w:pPr>
+        <w:spacing w:line="336" w:lineRule="auto" w:after="180"/>
+        <w:shd w:fill="FFF5E6"/>
+      </w:pPr>
+      <w:r>
+        <w:rPr>
+          <w:b w:val="0"/>
+        </w:rPr>
+        <w:t xml:space="preserve">BOUNDARY  Every collected field creates cost and risk; every promised </w:t>
+      </w:r>
+      <w:r>
+        <w:rPr>
+          <w:b/>
+        </w:rPr>
+        <w:t>output</w:t>
+      </w:r>
+      <w:r>
+        <w:rPr>
+          <w:b w:val="0"/>
+        </w:rPr>
+        <w:t xml:space="preserve"> needs </w:t>
+      </w:r>
+      <w:r>
+        <w:rPr>
+          <w:b/>
+        </w:rPr>
+        <w:t>evidence</w:t>
+      </w:r>
+      <w:r>
+        <w:rPr>
+          <w:b w:val="0"/>
+        </w:rPr>
+        <w:t>.</w:t>
+      </w:r>
+    </w:p>
+    <w:p>
+      <w:pPr>
+        <w:spacing w:line="336" w:lineRule="auto" w:after="180"/>
+        <w:shd w:fill="F5F1FB"/>
+      </w:pPr>
+      <w:r>
+        <w:rPr>
+          <w:b w:val="0"/>
+        </w:rPr>
+        <w:t xml:space="preserve">Which two pictures are easiest to confuse? What </w:t>
+      </w:r>
+      <w:r>
+        <w:rPr>
+          <w:b/>
+        </w:rPr>
+        <w:t>evidence</w:t>
+      </w:r>
+      <w:r>
+        <w:rPr>
+          <w:b w:val="0"/>
+        </w:rPr>
+        <w:t xml:space="preserve"> separates them?</w:t>
+      </w:r>
+    </w:p>
+    <w:p>
+      <w:pPr>
+        <w:pStyle w:val="Heading3"/>
+      </w:pPr>
+      <w:r>
         <w:t>Change one thing in the pictured case</w:t>
       </w:r>
     </w:p>
     <w:p>
-      <w:r>
+      <w:pPr>
+        <w:pStyle w:val="Heading3"/>
+      </w:pPr>
+      <w:r>
+        <w:t>Change one thing</w:t>
+      </w:r>
+    </w:p>
+    <w:p>
+      <w:pPr>
+        <w:spacing w:line="336" w:lineRule="auto" w:after="180"/>
+        <w:shd w:fill="F5F1FB"/>
+      </w:pPr>
+      <w:r>
+        <w:rPr>
+          <w:b w:val="0"/>
+        </w:rPr>
         <w:t>Change: Change request 6 to 5.</w:t>
       </w:r>
     </w:p>
     <w:p>
-      <w:r>
-        <w:t>Prediction: The baseline returns B1.</w:t>
-      </w:r>
-    </w:p>
-    <w:p>
-      <w:r>
+      <w:pPr>
+        <w:pStyle w:val="Heading3"/>
+      </w:pPr>
+      <w:r>
+        <w:t>Predicted result</w:t>
+      </w:r>
+    </w:p>
+    <w:p>
+      <w:pPr>
+        <w:spacing w:line="336" w:lineRule="auto" w:after="180"/>
+        <w:shd w:fill="F1F6FC"/>
+      </w:pPr>
+      <w:r>
+        <w:rPr>
+          <w:b/>
+        </w:rPr>
+        <w:t>Prediction</w:t>
+      </w:r>
+      <w:r>
+        <w:rPr>
+          <w:b w:val="0"/>
+        </w:rPr>
+        <w:t xml:space="preserve">: The </w:t>
+      </w:r>
+      <w:r>
+        <w:rPr>
+          <w:b/>
+        </w:rPr>
+        <w:t>baseline</w:t>
+      </w:r>
+      <w:r>
+        <w:rPr>
+          <w:b w:val="0"/>
+        </w:rPr>
+        <w:t xml:space="preserve"> returns B1.</w:t>
+      </w:r>
+    </w:p>
+    <w:p>
+      <w:pPr>
+        <w:pStyle w:val="Heading3"/>
+      </w:pPr>
+      <w:r>
+        <w:t>Why the result follows</w:t>
+      </w:r>
+    </w:p>
+    <w:p>
+      <w:pPr>
+        <w:spacing w:line="336" w:lineRule="auto" w:after="180"/>
+        <w:shd w:fill="F1F6FC"/>
+      </w:pPr>
+      <w:r>
+        <w:rPr>
+          <w:b w:val="0"/>
+        </w:rPr>
         <w:t>Reason: Its capacity equals the request, and at least includes equality.</w:t>
       </w:r>
     </w:p>
@@ -910,6 +1931,17 @@
     </w:p>
     <w:p>
       <w:r>
+        <w:t>Use the vocabulary of Choose Inputs and Outputs to explain a concrete decision, rather than only memorising definitions.</w:t>
+      </w:r>
+    </w:p>
+    <w:p>
+      <w:pPr>
+        <w:spacing w:line="336" w:lineRule="auto" w:after="180"/>
+      </w:pPr>
+      <w:r>
+        <w:rPr>
+          <w:b/>
+        </w:rPr>
         <w:t>VOCABULARY</w:t>
       </w:r>
     </w:p>
@@ -922,7 +1954,13 @@
       </w:r>
     </w:p>
     <w:p>
-      <w:r>
+      <w:pPr>
+        <w:spacing w:line="336" w:lineRule="auto" w:after="180"/>
+      </w:pPr>
+      <w:r>
+        <w:rPr>
+          <w:b w:val="0"/>
+        </w:rPr>
         <w:t>The badge is a memory cue; the definition does the real thinking work.</w:t>
       </w:r>
     </w:p>
@@ -1246,17 +2284,69 @@
       </w:r>
     </w:p>
     <w:p>
-      <w:r>
-        <w:t>CLAIM TO REPAIR  More inputs make every design more accurate.</w:t>
-      </w:r>
-    </w:p>
-    <w:p>
-      <w:r>
-        <w:t>Use one vocabulary word and one piece of evidence to repair it:</w:t>
-      </w:r>
-    </w:p>
-    <w:p>
-      <w:r>
+      <w:pPr>
+        <w:pStyle w:val="Heading3"/>
+      </w:pPr>
+      <w:r>
+        <w:t>Find the unsupported claim</w:t>
+      </w:r>
+    </w:p>
+    <w:p>
+      <w:pPr>
+        <w:spacing w:line="336" w:lineRule="auto" w:after="180"/>
+        <w:shd w:fill="F5F1FB"/>
+      </w:pPr>
+      <w:r>
+        <w:rPr>
+          <w:b w:val="0"/>
+        </w:rPr>
+        <w:t xml:space="preserve">CLAIM TO REPAIR  More </w:t>
+      </w:r>
+      <w:r>
+        <w:rPr>
+          <w:b/>
+        </w:rPr>
+        <w:t>input</w:t>
+      </w:r>
+      <w:r>
+        <w:rPr>
+          <w:b w:val="0"/>
+        </w:rPr>
+        <w:t>s make every design more accurate.</w:t>
+      </w:r>
+    </w:p>
+    <w:p>
+      <w:pPr>
+        <w:spacing w:line="336" w:lineRule="auto" w:after="180"/>
+      </w:pPr>
+      <w:r>
+        <w:rPr>
+          <w:b w:val="0"/>
+        </w:rPr>
+        <w:t xml:space="preserve">Use one vocabulary word and one piece of </w:t>
+      </w:r>
+      <w:r>
+        <w:rPr>
+          <w:b/>
+        </w:rPr>
+        <w:t>evidence</w:t>
+      </w:r>
+      <w:r>
+        <w:rPr>
+          <w:b w:val="0"/>
+        </w:rPr>
+        <w:t xml:space="preserve"> to repair it:</w:t>
+      </w:r>
+    </w:p>
+    <w:p>
+      <w:pPr>
+        <w:spacing w:line="336" w:lineRule="auto" w:after="180"/>
+        <w:shd w:fill="EDF7F3"/>
+      </w:pPr>
+      <w:r>
+        <w:rPr>
+          <w:b w:val="0"/>
+        </w:rPr>
         <w:t>WORD POWER  A strong definition helps you decide something in a new case.</w:t>
       </w:r>
     </w:p>
@@ -1424,6 +2514,17 @@
     </w:p>
     <w:p>
       <w:r>
+        <w:t>Follow the worked trace for Choose Inputs and Outputs, predict a step, then compare with its explanation.</w:t>
+      </w:r>
+    </w:p>
+    <w:p>
+      <w:pPr>
+        <w:spacing w:line="336" w:lineRule="auto" w:after="180"/>
+      </w:pPr>
+      <w:r>
+        <w:rPr>
+          <w:b/>
+        </w:rPr>
         <w:t>WORKED EXAMPLE</w:t>
       </w:r>
     </w:p>
@@ -1436,8 +2537,26 @@
       </w:r>
     </w:p>
     <w:p>
-      <w:r>
-        <w:t>Every step connects a claim to observable evidence.</w:t>
+      <w:pPr>
+        <w:spacing w:line="336" w:lineRule="auto" w:after="180"/>
+      </w:pPr>
+      <w:r>
+        <w:rPr>
+          <w:b w:val="0"/>
+        </w:rPr>
+        <w:t xml:space="preserve">Every step connects a claim to observable </w:t>
+      </w:r>
+      <w:r>
+        <w:rPr>
+          <w:b/>
+        </w:rPr>
+        <w:t>evidence</w:t>
+      </w:r>
+      <w:r>
+        <w:rPr>
+          <w:b w:val="0"/>
+        </w:rPr>
+        <w:t>.</w:t>
       </w:r>
     </w:p>
     <w:p>
@@ -1477,38 +2596,201 @@
       </w:r>
     </w:p>
     <w:p>
-      <w:r>
+      <w:pPr>
+        <w:pStyle w:val="Heading3"/>
+      </w:pPr>
+      <w:r>
+        <w:t>The case to investigate</w:t>
+      </w:r>
+    </w:p>
+    <w:p>
+      <w:pPr>
+        <w:spacing w:line="336" w:lineRule="auto" w:after="180"/>
+        <w:shd w:fill="F1F6FC"/>
+      </w:pPr>
+      <w:r>
+        <w:rPr>
+          <w:b w:val="0"/>
+        </w:rPr>
         <w:t>CASE  A sorter can use item type and location found to suggest a bin without collecting a student's name or face.</w:t>
       </w:r>
     </w:p>
     <w:p>
-      <w:r>
+      <w:pPr>
+        <w:pStyle w:val="Heading3"/>
+      </w:pPr>
+      <w:r>
+        <w:t>Step 1</w:t>
+      </w:r>
+    </w:p>
+    <w:p>
+      <w:pPr>
+        <w:spacing w:line="336" w:lineRule="auto" w:after="180"/>
+        <w:shd w:fill="F4F9FC"/>
+      </w:pPr>
+      <w:r>
+        <w:rPr>
+          <w:b w:val="0"/>
+        </w:rPr>
         <w:t>STEP 1 — OBSERVE  minimal required information</w:t>
       </w:r>
     </w:p>
     <w:p>
-      <w:r>
-        <w:t>STEP 2 — TRACE  candidate decision process</w:t>
-      </w:r>
-    </w:p>
-    <w:p>
-      <w:r>
+      <w:pPr>
+        <w:pStyle w:val="Heading3"/>
+      </w:pPr>
+      <w:r>
+        <w:t>Step 2</w:t>
+      </w:r>
+    </w:p>
+    <w:p>
+      <w:pPr>
+        <w:spacing w:line="336" w:lineRule="auto" w:after="180"/>
+        <w:shd w:fill="F4F9FC"/>
+      </w:pPr>
+      <w:r>
+        <w:rPr>
+          <w:b w:val="0"/>
+        </w:rPr>
+        <w:t xml:space="preserve">STEP 2 — TRACE  candidate decision </w:t>
+      </w:r>
+      <w:r>
+        <w:rPr>
+          <w:b/>
+        </w:rPr>
+        <w:t>process</w:t>
+      </w:r>
+    </w:p>
+    <w:p>
+      <w:pPr>
+        <w:pStyle w:val="Heading3"/>
+      </w:pPr>
+      <w:r>
+        <w:t>Step 3</w:t>
+      </w:r>
+    </w:p>
+    <w:p>
+      <w:pPr>
+        <w:spacing w:line="336" w:lineRule="auto" w:after="180"/>
+        <w:shd w:fill="F4F9FC"/>
+      </w:pPr>
+      <w:r>
+        <w:rPr>
+          <w:b w:val="0"/>
+        </w:rPr>
         <w:t>STEP 3 — CONCLUDE  specific promised result and uncertainty path</w:t>
       </w:r>
     </w:p>
     <w:p>
-      <w:r>
-        <w:t>MODEL REASONING  Prefer the design that meets the measurable need with fewer, clearer inputs and an honest output. State how missing values and ambiguous cases are handled before building.</w:t>
-      </w:r>
-    </w:p>
-    <w:p>
-      <w:r>
-        <w:t>DO NOT OVERCLAIM  Every collected field creates cost and risk; every promised output needs evidence.</w:t>
-      </w:r>
-    </w:p>
-    <w:p>
-      <w:r>
-        <w:t>What new evidence could change this answer?</w:t>
+      <w:pPr>
+        <w:pStyle w:val="Heading3"/>
+      </w:pPr>
+      <w:r>
+        <w:t>Model answer</w:t>
+      </w:r>
+    </w:p>
+    <w:p>
+      <w:pPr>
+        <w:spacing w:line="336" w:lineRule="auto" w:after="180"/>
+        <w:shd w:fill="F1F6FC"/>
+      </w:pPr>
+      <w:r>
+        <w:rPr>
+          <w:b w:val="0"/>
+        </w:rPr>
+        <w:t xml:space="preserve">MODEL REASONING  Prefer the design that meets the measurable need with fewer, clearer </w:t>
+      </w:r>
+      <w:r>
+        <w:rPr>
+          <w:b/>
+        </w:rPr>
+        <w:t>input</w:t>
+      </w:r>
+      <w:r>
+        <w:rPr>
+          <w:b w:val="0"/>
+        </w:rPr>
+        <w:t xml:space="preserve">s and an honest </w:t>
+      </w:r>
+      <w:r>
+        <w:rPr>
+          <w:b/>
+        </w:rPr>
+        <w:t>output</w:t>
+      </w:r>
+      <w:r>
+        <w:rPr>
+          <w:b w:val="0"/>
+        </w:rPr>
+        <w:t>. State how missing values and ambiguous cases are handled before building.</w:t>
+      </w:r>
+    </w:p>
+    <w:p>
+      <w:pPr>
+        <w:pStyle w:val="Heading3"/>
+      </w:pPr>
+      <w:r>
+        <w:t>A claim to avoid</w:t>
+      </w:r>
+    </w:p>
+    <w:p>
+      <w:pPr>
+        <w:spacing w:line="336" w:lineRule="auto" w:after="180"/>
+        <w:shd w:fill="FFF5E6"/>
+      </w:pPr>
+      <w:r>
+        <w:rPr>
+          <w:b w:val="0"/>
+        </w:rPr>
+        <w:t xml:space="preserve">DO NOT OVERCLAIM  Every collected field creates cost and risk; every promised </w:t>
+      </w:r>
+      <w:r>
+        <w:rPr>
+          <w:b/>
+        </w:rPr>
+        <w:t>output</w:t>
+      </w:r>
+      <w:r>
+        <w:rPr>
+          <w:b w:val="0"/>
+        </w:rPr>
+        <w:t xml:space="preserve"> needs </w:t>
+      </w:r>
+      <w:r>
+        <w:rPr>
+          <w:b/>
+        </w:rPr>
+        <w:t>evidence</w:t>
+      </w:r>
+      <w:r>
+        <w:rPr>
+          <w:b w:val="0"/>
+        </w:rPr>
+        <w:t>.</w:t>
+      </w:r>
+    </w:p>
+    <w:p>
+      <w:pPr>
+        <w:spacing w:line="336" w:lineRule="auto" w:after="180"/>
+        <w:shd w:fill="F5F1FB"/>
+      </w:pPr>
+      <w:r>
+        <w:rPr>
+          <w:b w:val="0"/>
+        </w:rPr>
+        <w:t xml:space="preserve">What new </w:t>
+      </w:r>
+      <w:r>
+        <w:rPr>
+          <w:b/>
+        </w:rPr>
+        <w:t>evidence</w:t>
+      </w:r>
+      <w:r>
+        <w:rPr>
+          <w:b w:val="0"/>
+        </w:rPr>
+        <w:t xml:space="preserve"> could change this answer?</w:t>
       </w:r>
     </w:p>
     <w:p>
@@ -1708,25 +2990,169 @@
       </w:r>
     </w:p>
     <w:p>
-      <w:r>
-        <w:t>Write the request at the top of a sheet. If it is invalid, record what needs clarification and stop. Otherwise mark each catalogue row as compatible or incompatible using both conditions. Circle the first compatible row in order, or write no match if every row fails. Record the output and its reason. This checklist is our baseline.</w:t>
-      </w:r>
-    </w:p>
-    <w:p>
-      <w:r>
-        <w:t>The baseline can be correct on all cases when applied carefully. A prototype that matches it has not demonstrated better compatibility. It may still be easier to use or faster to trace, but those are separate claims that need their own measures. Do not make the baseline skip a condition just to make the prototype look better.</w:t>
-      </w:r>
-    </w:p>
-    <w:p>
       <w:pPr>
         <w:pStyle w:val="Heading3"/>
       </w:pPr>
       <w:r>
+        <w:t>Worked explanation · Choose Inputs and Outputs</w:t>
+      </w:r>
+    </w:p>
+    <w:p>
+      <w:pPr>
+        <w:spacing w:line="336" w:lineRule="auto" w:after="180"/>
+        <w:shd w:fill="F1F6FC"/>
+      </w:pPr>
+      <w:r>
+        <w:rPr>
+          <w:b w:val="0"/>
+        </w:rPr>
+        <w:t xml:space="preserve">Write the request at the top of a sheet. If it is invalid, record what needs clarification and stop. Otherwise mark each catalogue row as </w:t>
+      </w:r>
+      <w:r>
+        <w:rPr>
+          <w:b/>
+        </w:rPr>
+        <w:t>compatible</w:t>
+      </w:r>
+      <w:r>
+        <w:rPr>
+          <w:b w:val="0"/>
+        </w:rPr>
+        <w:t xml:space="preserve"> or in</w:t>
+      </w:r>
+      <w:r>
+        <w:rPr>
+          <w:b/>
+        </w:rPr>
+        <w:t>compatible</w:t>
+      </w:r>
+      <w:r>
+        <w:rPr>
+          <w:b w:val="0"/>
+        </w:rPr>
+        <w:t xml:space="preserve"> using both conditions.</w:t>
+      </w:r>
+    </w:p>
+    <w:p>
+      <w:pPr>
+        <w:spacing w:line="336" w:lineRule="auto" w:after="180"/>
+        <w:shd w:fill="F1F6FC"/>
+      </w:pPr>
+      <w:r>
+        <w:rPr>
+          <w:b w:val="0"/>
+        </w:rPr>
+        <w:t xml:space="preserve">Circle the first </w:t>
+      </w:r>
+      <w:r>
+        <w:rPr>
+          <w:b/>
+        </w:rPr>
+        <w:t>compatible</w:t>
+      </w:r>
+      <w:r>
+        <w:rPr>
+          <w:b w:val="0"/>
+        </w:rPr>
+        <w:t xml:space="preserve"> row in order, or write no match if every row fails. Record the </w:t>
+      </w:r>
+      <w:r>
+        <w:rPr>
+          <w:b/>
+        </w:rPr>
+        <w:t>output</w:t>
+      </w:r>
+      <w:r>
+        <w:rPr>
+          <w:b w:val="0"/>
+        </w:rPr>
+        <w:t xml:space="preserve"> and its reason. This checklist is our </w:t>
+      </w:r>
+      <w:r>
+        <w:rPr>
+          <w:b/>
+        </w:rPr>
+        <w:t>baseline</w:t>
+      </w:r>
+      <w:r>
+        <w:rPr>
+          <w:b w:val="0"/>
+        </w:rPr>
+        <w:t>.</w:t>
+      </w:r>
+    </w:p>
+    <w:p>
+      <w:pPr>
+        <w:pStyle w:val="Heading3"/>
+      </w:pPr>
+      <w:r>
+        <w:t>Worked explanation · Choose Inputs and Outputs</w:t>
+      </w:r>
+    </w:p>
+    <w:p>
+      <w:pPr>
+        <w:spacing w:line="336" w:lineRule="auto" w:after="180"/>
+        <w:shd w:fill="F1F6FC"/>
+      </w:pPr>
+      <w:r>
+        <w:rPr>
+          <w:b w:val="0"/>
+        </w:rPr>
+        <w:t xml:space="preserve">The </w:t>
+      </w:r>
+      <w:r>
+        <w:rPr>
+          <w:b/>
+        </w:rPr>
+        <w:t>baseline</w:t>
+      </w:r>
+      <w:r>
+        <w:rPr>
+          <w:b w:val="0"/>
+        </w:rPr>
+        <w:t xml:space="preserve"> can be correct on all cases when applied carefully. A prototype that matches it has not demonstrated better compatibility.</w:t>
+      </w:r>
+    </w:p>
+    <w:p>
+      <w:pPr>
+        <w:spacing w:line="336" w:lineRule="auto" w:after="180"/>
+        <w:shd w:fill="F1F6FC"/>
+      </w:pPr>
+      <w:r>
+        <w:rPr>
+          <w:b w:val="0"/>
+        </w:rPr>
+        <w:t xml:space="preserve">It may still be easier to use or faster to trace, but those are separate claims that need their own measures. Do not make the </w:t>
+      </w:r>
+      <w:r>
+        <w:rPr>
+          <w:b/>
+        </w:rPr>
+        <w:t>baseline</w:t>
+      </w:r>
+      <w:r>
+        <w:rPr>
+          <w:b w:val="0"/>
+        </w:rPr>
+        <w:t xml:space="preserve"> skip a condition just to make the prototype look better.</w:t>
+      </w:r>
+    </w:p>
+    <w:p>
+      <w:pPr>
+        <w:pStyle w:val="Heading3"/>
+      </w:pPr>
+      <w:r>
         <w:t>Learn from the worked case</w:t>
       </w:r>
     </w:p>
     <w:p>
-      <w:r>
+      <w:pPr>
+        <w:spacing w:line="336" w:lineRule="auto" w:after="180"/>
+      </w:pPr>
+      <w:r>
+        <w:rPr>
+          <w:b w:val="0"/>
+        </w:rPr>
         <w:t>Cover the result before checking it. Say what is given, choose the procedure, and follow one step at a time. Then uncover the result and explain your first mismatch. Ask why a step is allowed, not only what number it produces.</w:t>
       </w:r>
     </w:p>
@@ -1739,7 +3165,13 @@
       </w:r>
     </w:p>
     <w:p>
-      <w:r>
+      <w:pPr>
+        <w:spacing w:line="336" w:lineRule="auto" w:after="180"/>
+      </w:pPr>
+      <w:r>
+        <w:rPr>
+          <w:b w:val="0"/>
+        </w:rPr>
         <w:t>A fictional classroom chooses a storage bin for model parts.</w:t>
       </w:r>
     </w:p>
@@ -1752,13 +3184,55 @@
       </w:r>
     </w:p>
     <w:p>
-      <w:r>
+      <w:pPr>
+        <w:pStyle w:val="Heading3"/>
+      </w:pPr>
+      <w:r>
+        <w:t>Supplied facts</w:t>
+      </w:r>
+    </w:p>
+    <w:p>
+      <w:pPr>
+        <w:spacing w:line="336" w:lineRule="auto" w:after="180"/>
+        <w:shd w:fill="F1F6FC"/>
+      </w:pPr>
+      <w:r>
+        <w:rPr>
+          <w:b w:val="0"/>
+        </w:rPr>
         <w:t>Catalogue order: B1 capacity 5, B2 capacity 9. Valid request is a whole part count 1–12.</w:t>
       </w:r>
     </w:p>
     <w:p>
-      <w:r>
-        <w:t>Return first bin with capacity at least the count; none if neither fits; clarify invalid input.</w:t>
+      <w:pPr>
+        <w:pStyle w:val="Heading3"/>
+      </w:pPr>
+      <w:r>
+        <w:t>Supplied facts</w:t>
+      </w:r>
+    </w:p>
+    <w:p>
+      <w:pPr>
+        <w:spacing w:line="336" w:lineRule="auto" w:after="180"/>
+        <w:shd w:fill="F1F6FC"/>
+      </w:pPr>
+      <w:r>
+        <w:rPr>
+          <w:b w:val="0"/>
+        </w:rPr>
+        <w:t xml:space="preserve">Return first bin with capacity at least the count; none if neither fits; clarify invalid </w:t>
+      </w:r>
+      <w:r>
+        <w:rPr>
+          <w:b/>
+        </w:rPr>
+        <w:t>input</w:t>
+      </w:r>
+      <w:r>
+        <w:rPr>
+          <w:b w:val="0"/>
+        </w:rPr>
+        <w:t>.</w:t>
       </w:r>
     </w:p>
     <w:p>
@@ -1943,30 +3417,150 @@
       </w:r>
     </w:p>
     <w:p>
-      <w:r>
-        <w:t>The baseline is an ordered catalogue scan, not a preference ranking. It makes expectations testable before a prototype is built. Count 10 is valid but has no matching bin; that differs from a blank count, which fails the input contract. Both situations need explicit output behavior.</w:t>
-      </w:r>
-    </w:p>
-    <w:p>
       <w:pPr>
         <w:pStyle w:val="Heading3"/>
       </w:pPr>
       <w:r>
+        <w:t>Why the result follows</w:t>
+      </w:r>
+    </w:p>
+    <w:p>
+      <w:pPr>
+        <w:spacing w:line="336" w:lineRule="auto" w:after="180"/>
+        <w:shd w:fill="F1F6FC"/>
+      </w:pPr>
+      <w:r>
+        <w:rPr>
+          <w:b w:val="0"/>
+        </w:rPr>
+        <w:t xml:space="preserve">The </w:t>
+      </w:r>
+      <w:r>
+        <w:rPr>
+          <w:b/>
+        </w:rPr>
+        <w:t>baseline</w:t>
+      </w:r>
+      <w:r>
+        <w:rPr>
+          <w:b w:val="0"/>
+        </w:rPr>
+        <w:t xml:space="preserve"> is an ordered catalogue scan, not a preference ranking. It makes expectations testable before a prototype is built.</w:t>
+      </w:r>
+    </w:p>
+    <w:p>
+      <w:pPr>
+        <w:spacing w:line="336" w:lineRule="auto" w:after="180"/>
+        <w:shd w:fill="F1F6FC"/>
+      </w:pPr>
+      <w:r>
+        <w:rPr>
+          <w:b w:val="0"/>
+        </w:rPr>
+        <w:t xml:space="preserve">Count 10 is valid but has no matching bin; that differs from a blank count, which fails the </w:t>
+      </w:r>
+      <w:r>
+        <w:rPr>
+          <w:b/>
+        </w:rPr>
+        <w:t>input</w:t>
+      </w:r>
+      <w:r>
+        <w:rPr>
+          <w:b w:val="0"/>
+        </w:rPr>
+        <w:t xml:space="preserve"> contract. Both situations need explicit </w:t>
+      </w:r>
+      <w:r>
+        <w:rPr>
+          <w:b/>
+        </w:rPr>
+        <w:t>output</w:t>
+      </w:r>
+      <w:r>
+        <w:rPr>
+          <w:b w:val="0"/>
+        </w:rPr>
+        <w:t xml:space="preserve"> behavior.</w:t>
+      </w:r>
+    </w:p>
+    <w:p>
+      <w:pPr>
+        <w:pStyle w:val="Heading3"/>
+      </w:pPr>
+      <w:r>
         <w:t>What this example does not establish</w:t>
       </w:r>
     </w:p>
     <w:p>
-      <w:r>
-        <w:t>Bin capacity is the only supplied fitting criterion; weight or shape suitability cannot be inferred.</w:t>
-      </w:r>
-    </w:p>
-    <w:p>
-      <w:r>
+      <w:pPr>
+        <w:pStyle w:val="Heading3"/>
+      </w:pPr>
+      <w:r>
+        <w:t>Keep the stated limit</w:t>
+      </w:r>
+    </w:p>
+    <w:p>
+      <w:pPr>
+        <w:spacing w:line="336" w:lineRule="auto" w:after="180"/>
+        <w:shd w:fill="FFF5E6"/>
+      </w:pPr>
+      <w:r>
+        <w:rPr>
+          <w:b w:val="0"/>
+        </w:rPr>
+        <w:t xml:space="preserve">Bin capacity is the only supplied </w:t>
+      </w:r>
+      <w:r>
+        <w:rPr>
+          <w:b/>
+        </w:rPr>
+        <w:t>fitting</w:t>
+      </w:r>
+      <w:r>
+        <w:rPr>
+          <w:b w:val="0"/>
+        </w:rPr>
+        <w:t xml:space="preserve"> criterion; weight or shape suitability cannot be inferred.</w:t>
+      </w:r>
+    </w:p>
+    <w:p>
+      <w:pPr>
+        <w:pStyle w:val="Heading3"/>
+      </w:pPr>
+      <w:r>
+        <w:t>Keep the stated limit</w:t>
+      </w:r>
+    </w:p>
+    <w:p>
+      <w:pPr>
+        <w:spacing w:line="336" w:lineRule="auto" w:after="180"/>
+        <w:shd w:fill="FFF5E6"/>
+      </w:pPr>
+      <w:r>
+        <w:rPr>
+          <w:b w:val="0"/>
+        </w:rPr>
         <w:t>Read the labelled picture: Trace requests 10 and blank. Why should they not receive the same explanation?</w:t>
       </w:r>
     </w:p>
     <w:p>
-      <w:r>
+      <w:pPr>
+        <w:pStyle w:val="Heading3"/>
+      </w:pPr>
+      <w:r>
+        <w:t>Keep the stated limit</w:t>
+      </w:r>
+    </w:p>
+    <w:p>
+      <w:pPr>
+        <w:spacing w:line="336" w:lineRule="auto" w:after="180"/>
+        <w:shd w:fill="FFF5E6"/>
+      </w:pPr>
+      <w:r>
+        <w:rPr>
+          <w:b w:val="0"/>
+        </w:rPr>
         <w:t>Change one thing: Change request 6 to 5. Predict the result before checking the explanation. What remains the same?</w:t>
       </w:r>
     </w:p>
@@ -1980,6 +3574,17 @@
     </w:p>
     <w:p>
       <w:r>
+        <w:t>Find the unsupported step in the Choose Inputs and Outputs claim and explain a repair using the supplied evidence.</w:t>
+      </w:r>
+    </w:p>
+    <w:p>
+      <w:pPr>
+        <w:spacing w:line="336" w:lineRule="auto" w:after="180"/>
+      </w:pPr>
+      <w:r>
+        <w:rPr>
+          <w:b/>
+        </w:rPr>
         <w:t>COMPARE</w:t>
       </w:r>
     </w:p>
@@ -1992,7 +3597,13 @@
       </w:r>
     </w:p>
     <w:p>
-      <w:r>
+      <w:pPr>
+        <w:spacing w:line="336" w:lineRule="auto" w:after="180"/>
+      </w:pPr>
+      <w:r>
+        <w:rPr>
+          <w:b w:val="0"/>
+        </w:rPr>
         <w:t>A comparison helps reveal the true concept boundary.</w:t>
       </w:r>
     </w:p>
@@ -2180,53 +3791,344 @@
       </w:r>
     </w:p>
     <w:p>
-      <w:r>
-        <w:t>CLAIM A  More inputs make every design more accurate.</w:t>
-      </w:r>
-    </w:p>
-    <w:p>
-      <w:r>
+      <w:pPr>
+        <w:pStyle w:val="Heading3"/>
+      </w:pPr>
+      <w:r>
+        <w:t>Challenge claim A</w:t>
+      </w:r>
+    </w:p>
+    <w:p>
+      <w:pPr>
+        <w:spacing w:line="336" w:lineRule="auto" w:after="180"/>
+        <w:shd w:fill="F5F1FB"/>
+      </w:pPr>
+      <w:r>
+        <w:rPr>
+          <w:b w:val="0"/>
+        </w:rPr>
+        <w:t xml:space="preserve">CLAIM A  More </w:t>
+      </w:r>
+      <w:r>
+        <w:rPr>
+          <w:b/>
+        </w:rPr>
+        <w:t>input</w:t>
+      </w:r>
+      <w:r>
+        <w:rPr>
+          <w:b w:val="0"/>
+        </w:rPr>
+        <w:t>s make every design more accurate.</w:t>
+      </w:r>
+    </w:p>
+    <w:p>
+      <w:pPr>
+        <w:spacing w:line="336" w:lineRule="auto" w:after="180"/>
+      </w:pPr>
+      <w:r>
+        <w:rPr>
+          <w:b w:val="0"/>
+        </w:rPr>
         <w:t>Repair:</w:t>
       </w:r>
     </w:p>
     <w:p>
-      <w:r>
-        <w:t>CLAIM B  An output label can promise more than the process actually knows.</w:t>
-      </w:r>
-    </w:p>
-    <w:p>
-      <w:r>
+      <w:pPr>
+        <w:pStyle w:val="Heading3"/>
+      </w:pPr>
+      <w:r>
+        <w:t>Challenge claim B</w:t>
+      </w:r>
+    </w:p>
+    <w:p>
+      <w:pPr>
+        <w:spacing w:line="336" w:lineRule="auto" w:after="180"/>
+        <w:shd w:fill="F5F1FB"/>
+      </w:pPr>
+      <w:r>
+        <w:rPr>
+          <w:b w:val="0"/>
+        </w:rPr>
+        <w:t xml:space="preserve">CLAIM B  An </w:t>
+      </w:r>
+      <w:r>
+        <w:rPr>
+          <w:b/>
+        </w:rPr>
+        <w:t>output</w:t>
+      </w:r>
+      <w:r>
+        <w:rPr>
+          <w:b w:val="0"/>
+        </w:rPr>
+        <w:t xml:space="preserve"> label can promise more than the </w:t>
+      </w:r>
+      <w:r>
+        <w:rPr>
+          <w:b/>
+        </w:rPr>
+        <w:t>process</w:t>
+      </w:r>
+      <w:r>
+        <w:rPr>
+          <w:b w:val="0"/>
+        </w:rPr>
+        <w:t xml:space="preserve"> actually knows.</w:t>
+      </w:r>
+    </w:p>
+    <w:p>
+      <w:pPr>
+        <w:spacing w:line="336" w:lineRule="auto" w:after="180"/>
+      </w:pPr>
+      <w:r>
+        <w:rPr>
+          <w:b w:val="0"/>
+        </w:rPr>
         <w:t>Repair:</w:t>
       </w:r>
     </w:p>
     <w:p>
-      <w:r>
-        <w:t>STRONG ANSWER FRAME  I claim ______ because the evidence shows ______. The process is ______. One limit is ______.</w:t>
-      </w:r>
-    </w:p>
-    <w:p>
       <w:pPr>
         <w:pStyle w:val="Heading3"/>
       </w:pPr>
       <w:r>
+        <w:t>A frame for explaining</w:t>
+      </w:r>
+    </w:p>
+    <w:p>
+      <w:pPr>
+        <w:spacing w:line="336" w:lineRule="auto" w:after="180"/>
+        <w:shd w:fill="F1F6FC"/>
+      </w:pPr>
+      <w:r>
+        <w:rPr>
+          <w:b w:val="0"/>
+        </w:rPr>
+        <w:t xml:space="preserve">STRONG ANSWER FRAME  I claim ______ because the </w:t>
+      </w:r>
+      <w:r>
+        <w:rPr>
+          <w:b/>
+        </w:rPr>
+        <w:t>evidence</w:t>
+      </w:r>
+      <w:r>
+        <w:rPr>
+          <w:b w:val="0"/>
+        </w:rPr>
+        <w:t xml:space="preserve"> shows ______. The </w:t>
+      </w:r>
+      <w:r>
+        <w:rPr>
+          <w:b/>
+        </w:rPr>
+        <w:t>process</w:t>
+      </w:r>
+      <w:r>
+        <w:rPr>
+          <w:b w:val="0"/>
+        </w:rPr>
+        <w:t xml:space="preserve"> is ______. One limit is ______.</w:t>
+      </w:r>
+    </w:p>
+    <w:p>
+      <w:pPr>
+        <w:pStyle w:val="Heading3"/>
+      </w:pPr>
+      <w:r>
         <w:t>A closer explanation</w:t>
       </w:r>
     </w:p>
     <w:p>
-      <w:r>
-        <w:t>Your project record now needs the problem brief, this catalogue, the input rules, compatibility rule, tie rule and clarification behaviour. Add a baseline sheet with one row per request: supplied input, actual output, reason and whether the requirements were met. Record the method and catalogue version so a later reader can repeat the comparison.</w:t>
-      </w:r>
-    </w:p>
-    <w:p>
-      <w:r>
-        <w:t>For this week, complete the baseline before building a new process. Next week you will design the full decision path, including invalid input and no-match cases. Keep compatibility claims within the paper model. Real materials, changing room conditions and pupils’ preferences would require more information and a revised task.</w:t>
-      </w:r>
-    </w:p>
-    <w:p>
       <w:pPr>
         <w:pStyle w:val="Heading3"/>
       </w:pPr>
       <w:r>
+        <w:t>Check the claim against the facts</w:t>
+      </w:r>
+    </w:p>
+    <w:p>
+      <w:pPr>
+        <w:spacing w:line="336" w:lineRule="auto" w:after="180"/>
+        <w:shd w:fill="FFF5E6"/>
+      </w:pPr>
+      <w:r>
+        <w:rPr>
+          <w:b w:val="0"/>
+        </w:rPr>
+        <w:t xml:space="preserve">Your project record now needs the problem brief, this catalogue, the </w:t>
+      </w:r>
+      <w:r>
+        <w:rPr>
+          <w:b/>
+        </w:rPr>
+        <w:t>input</w:t>
+      </w:r>
+      <w:r>
+        <w:rPr>
+          <w:b w:val="0"/>
+        </w:rPr>
+        <w:t xml:space="preserve"> rules, compatibility rule, </w:t>
+      </w:r>
+      <w:r>
+        <w:rPr>
+          <w:b/>
+        </w:rPr>
+        <w:t>tie rule</w:t>
+      </w:r>
+      <w:r>
+        <w:rPr>
+          <w:b w:val="0"/>
+        </w:rPr>
+        <w:t xml:space="preserve"> and clarification behaviour.</w:t>
+      </w:r>
+    </w:p>
+    <w:p>
+      <w:pPr>
+        <w:spacing w:line="336" w:lineRule="auto" w:after="180"/>
+        <w:shd w:fill="FFF5E6"/>
+      </w:pPr>
+      <w:r>
+        <w:rPr>
+          <w:b w:val="0"/>
+        </w:rPr>
+        <w:t xml:space="preserve">Add a </w:t>
+      </w:r>
+      <w:r>
+        <w:rPr>
+          <w:b/>
+        </w:rPr>
+        <w:t>baseline</w:t>
+      </w:r>
+      <w:r>
+        <w:rPr>
+          <w:b w:val="0"/>
+        </w:rPr>
+        <w:t xml:space="preserve"> sheet with one row per request: supplied </w:t>
+      </w:r>
+      <w:r>
+        <w:rPr>
+          <w:b/>
+        </w:rPr>
+        <w:t>input</w:t>
+      </w:r>
+      <w:r>
+        <w:rPr>
+          <w:b w:val="0"/>
+        </w:rPr>
+        <w:t xml:space="preserve">, actual </w:t>
+      </w:r>
+      <w:r>
+        <w:rPr>
+          <w:b/>
+        </w:rPr>
+        <w:t>output</w:t>
+      </w:r>
+      <w:r>
+        <w:rPr>
+          <w:b w:val="0"/>
+        </w:rPr>
+        <w:t xml:space="preserve">, reason and whether the </w:t>
+      </w:r>
+      <w:r>
+        <w:rPr>
+          <w:b/>
+        </w:rPr>
+        <w:t>requirement</w:t>
+      </w:r>
+      <w:r>
+        <w:rPr>
+          <w:b w:val="0"/>
+        </w:rPr>
+        <w:t>s were met. Record the method and catalogue version so a later reader can repeat the comparison.</w:t>
+      </w:r>
+    </w:p>
+    <w:p>
+      <w:pPr>
+        <w:pStyle w:val="Heading3"/>
+      </w:pPr>
+      <w:r>
+        <w:t>Check the claim against the facts</w:t>
+      </w:r>
+    </w:p>
+    <w:p>
+      <w:pPr>
+        <w:spacing w:line="336" w:lineRule="auto" w:after="180"/>
+        <w:shd w:fill="FFF5E6"/>
+      </w:pPr>
+      <w:r>
+        <w:rPr>
+          <w:b w:val="0"/>
+        </w:rPr>
+        <w:t xml:space="preserve">For this week, complete the </w:t>
+      </w:r>
+      <w:r>
+        <w:rPr>
+          <w:b/>
+        </w:rPr>
+        <w:t>baseline</w:t>
+      </w:r>
+      <w:r>
+        <w:rPr>
+          <w:b w:val="0"/>
+        </w:rPr>
+        <w:t xml:space="preserve"> before building a new </w:t>
+      </w:r>
+      <w:r>
+        <w:rPr>
+          <w:b/>
+        </w:rPr>
+        <w:t>process</w:t>
+      </w:r>
+      <w:r>
+        <w:rPr>
+          <w:b w:val="0"/>
+        </w:rPr>
+        <w:t xml:space="preserve">. Next week you will design the full decision path, including invalid </w:t>
+      </w:r>
+      <w:r>
+        <w:rPr>
+          <w:b/>
+        </w:rPr>
+        <w:t>input</w:t>
+      </w:r>
+      <w:r>
+        <w:rPr>
+          <w:b w:val="0"/>
+        </w:rPr>
+        <w:t xml:space="preserve"> and no-match cases. Keep compatibility claims within the paper model.</w:t>
+      </w:r>
+    </w:p>
+    <w:p>
+      <w:pPr>
+        <w:spacing w:line="336" w:lineRule="auto" w:after="180"/>
+        <w:shd w:fill="FFF5E6"/>
+      </w:pPr>
+      <w:r>
+        <w:rPr>
+          <w:b w:val="0"/>
+        </w:rPr>
+        <w:t xml:space="preserve">Real materials, changing room conditions and pupils’ preferences would require </w:t>
+      </w:r>
+      <w:r>
+        <w:rPr>
+          <w:b/>
+        </w:rPr>
+        <w:t>more information</w:t>
+      </w:r>
+      <w:r>
+        <w:rPr>
+          <w:b w:val="0"/>
+        </w:rPr>
+        <w:t xml:space="preserve"> and a revised task.</w:t>
+      </w:r>
+    </w:p>
+    <w:p>
+      <w:pPr>
+        <w:pStyle w:val="Heading3"/>
+      </w:pPr>
+      <w:r>
         <w:t>Two methods both produce the required outputs on the same five valid requests. One team claims its prototype is more accurate because it uses an app. Is that conclusion supported? Name a separate benefit the team could investigate and what it would need to record</w:t>
       </w:r>
     </w:p>
@@ -2260,6 +4162,17 @@
     </w:p>
     <w:p>
       <w:r>
+        <w:t>Practise Choose Inputs and Outputs with support, then explain the deciding step in your own words.</w:t>
+      </w:r>
+    </w:p>
+    <w:p>
+      <w:pPr>
+        <w:spacing w:line="336" w:lineRule="auto" w:after="180"/>
+      </w:pPr>
+      <w:r>
+        <w:rPr>
+          <w:b/>
+        </w:rPr>
         <w:t>GUIDED PRACTICE</w:t>
       </w:r>
     </w:p>
@@ -2272,7 +4185,13 @@
       </w:r>
     </w:p>
     <w:p>
-      <w:r>
+      <w:pPr>
+        <w:spacing w:line="336" w:lineRule="auto" w:after="180"/>
+      </w:pPr>
+      <w:r>
+        <w:rPr>
+          <w:b w:val="0"/>
+        </w:rPr>
         <w:t>Use support now so you can succeed independently later.</w:t>
       </w:r>
     </w:p>
@@ -2313,46 +4232,252 @@
       </w:r>
     </w:p>
     <w:p>
-      <w:r>
+      <w:pPr>
+        <w:spacing w:line="336" w:lineRule="auto" w:after="180"/>
+      </w:pPr>
+      <w:r>
+        <w:rPr>
+          <w:b w:val="0"/>
+        </w:rPr>
         <w:t>Explain how the picture story demonstrates this idea: A useful design makes required information and promised result explicit.</w:t>
       </w:r>
     </w:p>
     <w:p>
-      <w:r>
-        <w:t>Use a fresh example to explain required input.</w:t>
-      </w:r>
-    </w:p>
-    <w:p>
-      <w:r>
-        <w:t>Trace a new input → process → output example.</w:t>
-      </w:r>
-    </w:p>
-    <w:p>
-      <w:r>
-        <w:t>Find and repair the error in: An output label can promise more than the process actually knows.</w:t>
-      </w:r>
-    </w:p>
-    <w:p>
-      <w:r>
+      <w:pPr>
+        <w:spacing w:line="336" w:lineRule="auto" w:after="180"/>
+      </w:pPr>
+      <w:r>
+        <w:rPr>
+          <w:b w:val="0"/>
+        </w:rPr>
+        <w:t xml:space="preserve">Use a fresh example to explain </w:t>
+      </w:r>
+      <w:r>
+        <w:rPr>
+          <w:b/>
+        </w:rPr>
+        <w:t>required input</w:t>
+      </w:r>
+      <w:r>
+        <w:rPr>
+          <w:b w:val="0"/>
+        </w:rPr>
+        <w:t>.</w:t>
+      </w:r>
+    </w:p>
+    <w:p>
+      <w:pPr>
+        <w:spacing w:line="336" w:lineRule="auto" w:after="180"/>
+      </w:pPr>
+      <w:r>
+        <w:rPr>
+          <w:b w:val="0"/>
+        </w:rPr>
+        <w:t xml:space="preserve">Trace a new </w:t>
+      </w:r>
+      <w:r>
+        <w:rPr>
+          <w:b/>
+        </w:rPr>
+        <w:t>input</w:t>
+      </w:r>
+      <w:r>
+        <w:rPr>
+          <w:b w:val="0"/>
+        </w:rPr>
+        <w:t xml:space="preserve"> → </w:t>
+      </w:r>
+      <w:r>
+        <w:rPr>
+          <w:b/>
+        </w:rPr>
+        <w:t>process</w:t>
+      </w:r>
+      <w:r>
+        <w:rPr>
+          <w:b w:val="0"/>
+        </w:rPr>
+        <w:t xml:space="preserve"> → </w:t>
+      </w:r>
+      <w:r>
+        <w:rPr>
+          <w:b/>
+        </w:rPr>
+        <w:t>output</w:t>
+      </w:r>
+      <w:r>
+        <w:rPr>
+          <w:b w:val="0"/>
+        </w:rPr>
+        <w:t xml:space="preserve"> example.</w:t>
+      </w:r>
+    </w:p>
+    <w:p>
+      <w:pPr>
+        <w:spacing w:line="336" w:lineRule="auto" w:after="180"/>
+      </w:pPr>
+      <w:r>
+        <w:rPr>
+          <w:b w:val="0"/>
+        </w:rPr>
+        <w:t xml:space="preserve">Find and repair the error in: An </w:t>
+      </w:r>
+      <w:r>
+        <w:rPr>
+          <w:b/>
+        </w:rPr>
+        <w:t>output</w:t>
+      </w:r>
+      <w:r>
+        <w:rPr>
+          <w:b w:val="0"/>
+        </w:rPr>
+        <w:t xml:space="preserve"> label can promise more than the </w:t>
+      </w:r>
+      <w:r>
+        <w:rPr>
+          <w:b/>
+        </w:rPr>
+        <w:t>process</w:t>
+      </w:r>
+      <w:r>
+        <w:rPr>
+          <w:b w:val="0"/>
+        </w:rPr>
+        <w:t xml:space="preserve"> actually knows.</w:t>
+      </w:r>
+    </w:p>
+    <w:p>
+      <w:pPr>
+        <w:spacing w:line="336" w:lineRule="auto" w:after="180"/>
+      </w:pPr>
+      <w:r>
+        <w:rPr>
+          <w:b w:val="0"/>
+        </w:rPr>
         <w:t>Invent one edge case and name the safe response.</w:t>
       </w:r>
     </w:p>
     <w:p>
-      <w:r>
-        <w:t>PARTNER CHECK  Point to the evidence. Do not accept an answer that only repeats the vocabulary word.</w:t>
-      </w:r>
-    </w:p>
-    <w:p>
       <w:pPr>
         <w:pStyle w:val="Heading3"/>
       </w:pPr>
       <w:r>
+        <w:t>Check with a partner</w:t>
+      </w:r>
+    </w:p>
+    <w:p>
+      <w:pPr>
+        <w:spacing w:line="336" w:lineRule="auto" w:after="180"/>
+        <w:shd w:fill="F5F1FB"/>
+      </w:pPr>
+      <w:r>
+        <w:rPr>
+          <w:b w:val="0"/>
+        </w:rPr>
+        <w:t xml:space="preserve">PARTNER CHECK  Point to the </w:t>
+      </w:r>
+      <w:r>
+        <w:rPr>
+          <w:b/>
+        </w:rPr>
+        <w:t>evidence</w:t>
+      </w:r>
+      <w:r>
+        <w:rPr>
+          <w:b w:val="0"/>
+        </w:rPr>
+        <w:t>. Do not accept an answer that only repeats the vocabulary word.</w:t>
+      </w:r>
+    </w:p>
+    <w:p>
+      <w:pPr>
+        <w:pStyle w:val="Heading3"/>
+      </w:pPr>
+      <w:r>
         <w:t>A closer explanation</w:t>
       </w:r>
     </w:p>
     <w:p>
-      <w:r>
-        <w:t>Both methods must receive the same request values and the same catalogue version, and both must be judged by the same requirements. Record actual results, including errors, no-match outputs and clarification requests. A valid no-match result can pass; a no-match result that overlooks a fitting activity cannot. A guessed answer to invalid input fails the clarification requirement.</w:t>
+      <w:pPr>
+        <w:spacing w:line="336" w:lineRule="auto" w:after="180"/>
+      </w:pPr>
+      <w:r>
+        <w:rPr>
+          <w:b w:val="0"/>
+        </w:rPr>
+        <w:t xml:space="preserve">Both methods must receive the same request values and the same catalogue version, and both must be judged by the same </w:t>
+      </w:r>
+      <w:r>
+        <w:rPr>
+          <w:b/>
+        </w:rPr>
+        <w:t>requirement</w:t>
+      </w:r>
+      <w:r>
+        <w:rPr>
+          <w:b w:val="0"/>
+        </w:rPr>
+        <w:t xml:space="preserve">s. Record actual results, including errors, no-match </w:t>
+      </w:r>
+      <w:r>
+        <w:rPr>
+          <w:b/>
+        </w:rPr>
+        <w:t>output</w:t>
+      </w:r>
+      <w:r>
+        <w:rPr>
+          <w:b w:val="0"/>
+        </w:rPr>
+        <w:t>s and clarification requests.</w:t>
+      </w:r>
+    </w:p>
+    <w:p>
+      <w:pPr>
+        <w:spacing w:line="336" w:lineRule="auto" w:after="180"/>
+      </w:pPr>
+      <w:r>
+        <w:rPr>
+          <w:b w:val="0"/>
+        </w:rPr>
+        <w:t xml:space="preserve">A valid no-match result can pass; a no-match result that overlooks a </w:t>
+      </w:r>
+      <w:r>
+        <w:rPr>
+          <w:b/>
+        </w:rPr>
+        <w:t>fitting</w:t>
+      </w:r>
+      <w:r>
+        <w:rPr>
+          <w:b w:val="0"/>
+        </w:rPr>
+        <w:t xml:space="preserve"> activity cannot. A guessed answer to invalid </w:t>
+      </w:r>
+      <w:r>
+        <w:rPr>
+          <w:b/>
+        </w:rPr>
+        <w:t>input</w:t>
+      </w:r>
+      <w:r>
+        <w:rPr>
+          <w:b w:val="0"/>
+        </w:rPr>
+        <w:t xml:space="preserve"> fails the clarification </w:t>
+      </w:r>
+      <w:r>
+        <w:rPr>
+          <w:b/>
+        </w:rPr>
+        <w:t>requirement</w:t>
+      </w:r>
+      <w:r>
+        <w:rPr>
+          <w:b w:val="0"/>
+        </w:rPr>
+        <w:t>.</w:t>
       </w:r>
     </w:p>
     <w:p>
@@ -2399,8 +4524,61 @@
       </w:r>
     </w:p>
     <w:p>
-      <w:r>
-        <w:t>The cases used while designing are development cases. Keep the teacher’s reserved final cases unopened until the process is fixed and ready for evaluation. Do not change the requirements after seeing a poor result simply to count that result as a success. If a real need changes, record the new requirement and rerun the relevant checks.</w:t>
+      <w:pPr>
+        <w:spacing w:line="336" w:lineRule="auto" w:after="180"/>
+      </w:pPr>
+      <w:r>
+        <w:rPr>
+          <w:b w:val="0"/>
+        </w:rPr>
+        <w:t xml:space="preserve">The cases used while designing are development cases. Keep the teacher’s reserved final cases unopened until the </w:t>
+      </w:r>
+      <w:r>
+        <w:rPr>
+          <w:b/>
+        </w:rPr>
+        <w:t>process</w:t>
+      </w:r>
+      <w:r>
+        <w:rPr>
+          <w:b w:val="0"/>
+        </w:rPr>
+        <w:t xml:space="preserve"> is fixed and ready for evaluation.</w:t>
+      </w:r>
+    </w:p>
+    <w:p>
+      <w:pPr>
+        <w:spacing w:line="336" w:lineRule="auto" w:after="180"/>
+      </w:pPr>
+      <w:r>
+        <w:rPr>
+          <w:b w:val="0"/>
+        </w:rPr>
+        <w:t xml:space="preserve">Do not change the </w:t>
+      </w:r>
+      <w:r>
+        <w:rPr>
+          <w:b/>
+        </w:rPr>
+        <w:t>requirement</w:t>
+      </w:r>
+      <w:r>
+        <w:rPr>
+          <w:b w:val="0"/>
+        </w:rPr>
+        <w:t xml:space="preserve">s after seeing a poor result simply to count that result as a success. If a real need changes, record the new </w:t>
+      </w:r>
+      <w:r>
+        <w:rPr>
+          <w:b/>
+        </w:rPr>
+        <w:t>requirement</w:t>
+      </w:r>
+      <w:r>
+        <w:rPr>
+          <w:b w:val="0"/>
+        </w:rPr>
+        <w:t xml:space="preserve"> and rerun the relevant checks.</w:t>
       </w:r>
     </w:p>
     <w:p>
@@ -2412,8 +4590,50 @@
       </w:r>
     </w:p>
     <w:p>
-      <w:r>
-        <w:t>Use workbook W2 for the connected example “Requirements and a simple baseline”. First fill the input and rule boxes. Try the middle steps before asking for a hint. After a hint, try the next step yourself.</w:t>
+      <w:pPr>
+        <w:spacing w:line="336" w:lineRule="auto" w:after="180"/>
+      </w:pPr>
+      <w:r>
+        <w:rPr>
+          <w:b w:val="0"/>
+        </w:rPr>
+        <w:t>Use workbook W2 for the connected example “</w:t>
+      </w:r>
+      <w:r>
+        <w:rPr>
+          <w:b/>
+        </w:rPr>
+        <w:t>Requirement</w:t>
+      </w:r>
+      <w:r>
+        <w:rPr>
+          <w:b w:val="0"/>
+        </w:rPr>
+        <w:t xml:space="preserve">s and a simple </w:t>
+      </w:r>
+      <w:r>
+        <w:rPr>
+          <w:b/>
+        </w:rPr>
+        <w:t>baseline</w:t>
+      </w:r>
+      <w:r>
+        <w:rPr>
+          <w:b w:val="0"/>
+        </w:rPr>
+        <w:t xml:space="preserve">”. First fill the </w:t>
+      </w:r>
+      <w:r>
+        <w:rPr>
+          <w:b/>
+        </w:rPr>
+        <w:t>input</w:t>
+      </w:r>
+      <w:r>
+        <w:rPr>
+          <w:b w:val="0"/>
+        </w:rPr>
+        <w:t xml:space="preserve"> and rule boxes. Try the middle steps before asking for a hint. After a hint, try the next step yourself.</w:t>
       </w:r>
     </w:p>
     <w:tbl>
@@ -2496,7 +4716,13 @@
       </w:tr>
     </w:tbl>
     <w:p>
-      <w:r>
+      <w:pPr>
+        <w:spacing w:line="336" w:lineRule="auto" w:after="180"/>
+      </w:pPr>
+      <w:r>
+        <w:rPr>
+          <w:b w:val="0"/>
+        </w:rPr>
         <w:t>Explain your trace to a partner. Your partner points to one step to check. Swap roles on the next case. Each person writes their own explanation.</w:t>
       </w:r>
     </w:p>
@@ -2509,12 +4735,59 @@
       </w:r>
     </w:p>
     <w:p>
-      <w:r>
-        <w:t>Use the worked case for Requirements and a simple baseline. Proposed explanation: “Quiet required No excludes quiet activities”. Decide whether this explanation is supported. Point to the step or supplied fact that decides; explain your repair if needed.</w:t>
-      </w:r>
-    </w:p>
-    <w:p>
-      <w:r>
+      <w:pPr>
+        <w:spacing w:line="336" w:lineRule="auto" w:after="180"/>
+      </w:pPr>
+      <w:r>
+        <w:rPr>
+          <w:b w:val="0"/>
+        </w:rPr>
+        <w:t xml:space="preserve">Use the worked case for </w:t>
+      </w:r>
+      <w:r>
+        <w:rPr>
+          <w:b/>
+        </w:rPr>
+        <w:t>Requirement</w:t>
+      </w:r>
+      <w:r>
+        <w:rPr>
+          <w:b w:val="0"/>
+        </w:rPr>
+        <w:t xml:space="preserve">s and a simple </w:t>
+      </w:r>
+      <w:r>
+        <w:rPr>
+          <w:b/>
+        </w:rPr>
+        <w:t>baseline</w:t>
+      </w:r>
+      <w:r>
+        <w:rPr>
+          <w:b w:val="0"/>
+        </w:rPr>
+        <w:t>. Proposed explanation: “Quiet required No excludes quiet activities”. Decide whether this explanation is supported.</w:t>
+      </w:r>
+    </w:p>
+    <w:p>
+      <w:pPr>
+        <w:spacing w:line="336" w:lineRule="auto" w:after="180"/>
+      </w:pPr>
+      <w:r>
+        <w:rPr>
+          <w:b w:val="0"/>
+        </w:rPr>
+        <w:t>Point to the step or supplied fact that decides; explain your repair if needed.</w:t>
+      </w:r>
+    </w:p>
+    <w:p>
+      <w:pPr>
+        <w:spacing w:line="336" w:lineRule="auto" w:after="180"/>
+      </w:pPr>
+      <w:r>
+        <w:rPr>
+          <w:b w:val="0"/>
+        </w:rPr>
         <w:t>Answer on your own before discussion. If you are unsure, say which step you need help with.</w:t>
       </w:r>
     </w:p>
@@ -2527,7 +4800,14 @@
       </w:r>
     </w:p>
     <w:p>
-      <w:r>
+      <w:pPr>
+        <w:spacing w:line="336" w:lineRule="auto" w:after="180"/>
+        <w:shd w:fill="F5F1FB"/>
+      </w:pPr>
+      <w:r>
+        <w:rPr>
+          <w:b w:val="0"/>
+        </w:rPr>
         <w:t>Trace requests 10 and blank. Why should they not receive the same explanation?</w:t>
       </w:r>
     </w:p>
@@ -2560,7 +4840,13 @@
       </w:r>
     </w:p>
     <w:p>
-      <w:r>
+      <w:pPr>
+        <w:spacing w:line="336" w:lineRule="auto" w:after="180"/>
+      </w:pPr>
+      <w:r>
+        <w:rPr>
+          <w:b w:val="0"/>
+        </w:rPr>
         <w:t>This is supported practice. Keep the separately named independent case for an attempt before feedback.</w:t>
       </w:r>
     </w:p>
@@ -2574,6 +4860,17 @@
     </w:p>
     <w:p>
       <w:r>
+        <w:t>Investigate Choose Inputs and Outputs. Record the prediction, actual observation or labelled paper trace, explanation and next test separately.</w:t>
+      </w:r>
+    </w:p>
+    <w:p>
+      <w:pPr>
+        <w:spacing w:line="336" w:lineRule="auto" w:after="180"/>
+      </w:pPr>
+      <w:r>
+        <w:rPr>
+          <w:b/>
+        </w:rPr>
         <w:t>EXPLORER LAB</w:t>
       </w:r>
     </w:p>
@@ -2586,8 +4883,26 @@
       </w:r>
     </w:p>
     <w:p>
-      <w:r>
-        <w:t>Predict first, test honestly, and explain what the evidence means.</w:t>
+      <w:pPr>
+        <w:spacing w:line="336" w:lineRule="auto" w:after="180"/>
+      </w:pPr>
+      <w:r>
+        <w:rPr>
+          <w:b w:val="0"/>
+        </w:rPr>
+        <w:t xml:space="preserve">Predict first, test honestly, and explain what the </w:t>
+      </w:r>
+      <w:r>
+        <w:rPr>
+          <w:b/>
+        </w:rPr>
+        <w:t>evidence</w:t>
+      </w:r>
+      <w:r>
+        <w:rPr>
+          <w:b w:val="0"/>
+        </w:rPr>
+        <w:t xml:space="preserve"> means.</w:t>
       </w:r>
     </w:p>
     <w:p>
@@ -2627,27 +4942,138 @@
       </w:r>
     </w:p>
     <w:p>
-      <w:r>
-        <w:t>State your prediction before the result is known.</w:t>
-      </w:r>
-    </w:p>
-    <w:p>
-      <w:r>
-        <w:t>Complete the task: Sketch two designs and remove an unnecessary input.</w:t>
-      </w:r>
-    </w:p>
-    <w:p>
-      <w:r>
+      <w:pPr>
+        <w:pStyle w:val="Heading3"/>
+      </w:pPr>
+      <w:r>
+        <w:t>1. Predict</w:t>
+      </w:r>
+    </w:p>
+    <w:p>
+      <w:pPr>
+        <w:spacing w:line="336" w:lineRule="auto" w:after="180"/>
+        <w:shd w:fill="F4F9FC"/>
+      </w:pPr>
+      <w:r>
+        <w:rPr>
+          <w:b w:val="0"/>
+        </w:rPr>
+        <w:t xml:space="preserve">State your </w:t>
+      </w:r>
+      <w:r>
+        <w:rPr>
+          <w:b/>
+        </w:rPr>
+        <w:t>prediction</w:t>
+      </w:r>
+      <w:r>
+        <w:rPr>
+          <w:b w:val="0"/>
+        </w:rPr>
+        <w:t xml:space="preserve"> before the result is known.</w:t>
+      </w:r>
+    </w:p>
+    <w:p>
+      <w:pPr>
+        <w:pStyle w:val="Heading3"/>
+      </w:pPr>
+      <w:r>
+        <w:t>2. Investigate</w:t>
+      </w:r>
+    </w:p>
+    <w:p>
+      <w:pPr>
+        <w:spacing w:line="336" w:lineRule="auto" w:after="180"/>
+        <w:shd w:fill="F4F9FC"/>
+      </w:pPr>
+      <w:r>
+        <w:rPr>
+          <w:b w:val="0"/>
+        </w:rPr>
+        <w:t xml:space="preserve">Complete the task: Sketch two designs and remove an unnecessary </w:t>
+      </w:r>
+      <w:r>
+        <w:rPr>
+          <w:b/>
+        </w:rPr>
+        <w:t>input</w:t>
+      </w:r>
+      <w:r>
+        <w:rPr>
+          <w:b w:val="0"/>
+        </w:rPr>
+        <w:t>.</w:t>
+      </w:r>
+    </w:p>
+    <w:p>
+      <w:pPr>
+        <w:pStyle w:val="Heading3"/>
+      </w:pPr>
+      <w:r>
+        <w:t>3. Compare cases</w:t>
+      </w:r>
+    </w:p>
+    <w:p>
+      <w:pPr>
+        <w:spacing w:line="336" w:lineRule="auto" w:after="180"/>
+        <w:shd w:fill="F4F9FC"/>
+      </w:pPr>
+      <w:r>
+        <w:rPr>
+          <w:b w:val="0"/>
+        </w:rPr>
         <w:t>Keep a normal case and an edge case clearly separated.</w:t>
       </w:r>
     </w:p>
     <w:p>
-      <w:r>
-        <w:t>Record what happened—even when it does not match your prediction.</w:t>
-      </w:r>
-    </w:p>
-    <w:p>
-      <w:r>
+      <w:pPr>
+        <w:pStyle w:val="Heading3"/>
+      </w:pPr>
+      <w:r>
+        <w:t>4. Record honestly</w:t>
+      </w:r>
+    </w:p>
+    <w:p>
+      <w:pPr>
+        <w:spacing w:line="336" w:lineRule="auto" w:after="180"/>
+        <w:shd w:fill="F4F9FC"/>
+      </w:pPr>
+      <w:r>
+        <w:rPr>
+          <w:b w:val="0"/>
+        </w:rPr>
+        <w:t xml:space="preserve">Record what happened—even when it does not match your </w:t>
+      </w:r>
+      <w:r>
+        <w:rPr>
+          <w:b/>
+        </w:rPr>
+        <w:t>prediction</w:t>
+      </w:r>
+      <w:r>
+        <w:rPr>
+          <w:b w:val="0"/>
+        </w:rPr>
+        <w:t>.</w:t>
+      </w:r>
+    </w:p>
+    <w:p>
+      <w:pPr>
+        <w:pStyle w:val="Heading3"/>
+      </w:pPr>
+      <w:r>
+        <w:t>5. Explain and plan the next test</w:t>
+      </w:r>
+    </w:p>
+    <w:p>
+      <w:pPr>
+        <w:spacing w:line="336" w:lineRule="auto" w:after="180"/>
+        <w:shd w:fill="F4F9FC"/>
+      </w:pPr>
+      <w:r>
+        <w:rPr>
+          <w:b w:val="0"/>
+        </w:rPr>
         <w:t>Explain the result, one limitation, and the next useful test.</w:t>
       </w:r>
     </w:p>
@@ -2782,7 +5208,22 @@
       </w:tr>
     </w:tbl>
     <w:p>
-      <w:r>
+      <w:pPr>
+        <w:pStyle w:val="Heading3"/>
+      </w:pPr>
+      <w:r>
+        <w:t>Use a fresh case after support</w:t>
+      </w:r>
+    </w:p>
+    <w:p>
+      <w:pPr>
+        <w:spacing w:line="336" w:lineRule="auto" w:after="180"/>
+        <w:shd w:fill="FFF5E6"/>
+      </w:pPr>
+      <w:r>
+        <w:rPr>
+          <w:b w:val="0"/>
+        </w:rPr>
         <w:t>INDEPENDENCE  After support is removed, repeat the proof with a fresh case.</w:t>
       </w:r>
     </w:p>
@@ -2795,7 +5236,13 @@
       </w:r>
     </w:p>
     <w:p>
-      <w:r>
+      <w:pPr>
+        <w:spacing w:line="336" w:lineRule="auto" w:after="180"/>
+      </w:pPr>
+      <w:r>
+        <w:rPr>
+          <w:b w:val="0"/>
+        </w:rPr>
         <w:t>Before trying: what do I expect, and why? While trying: which step could first go wrong? Afterwards: what did I actually observe, and what should change? Keep “not run” if you only traced the procedure.</w:t>
       </w:r>
     </w:p>
@@ -2809,6 +5256,17 @@
     </w:p>
     <w:p>
       <w:r>
+        <w:t>Move from recall to tracing, diagnosis and transfer in Choose Inputs and Outputs. Explain why each step is justified.</w:t>
+      </w:r>
+    </w:p>
+    <w:p>
+      <w:pPr>
+        <w:spacing w:line="336" w:lineRule="auto" w:after="180"/>
+      </w:pPr>
+      <w:r>
+        <w:rPr>
+          <w:b/>
+        </w:rPr>
         <w:t>PRACTICE LADDER</w:t>
       </w:r>
     </w:p>
@@ -2821,7 +5279,13 @@
       </w:r>
     </w:p>
     <w:p>
-      <w:r>
+      <w:pPr>
+        <w:spacing w:line="336" w:lineRule="auto" w:after="180"/>
+      </w:pPr>
+      <w:r>
+        <w:rPr>
+          <w:b w:val="0"/>
+        </w:rPr>
         <w:t>Each step asks for a stronger kind of understanding.</w:t>
       </w:r>
     </w:p>
@@ -2862,42 +5326,190 @@
       </w:r>
     </w:p>
     <w:p>
-      <w:r>
-        <w:t>RECALL  Define required input.</w:t>
-      </w:r>
-    </w:p>
-    <w:p>
-      <w:r>
+      <w:pPr>
+        <w:spacing w:line="336" w:lineRule="auto" w:after="180"/>
+        <w:shd w:fill="F4F9FC"/>
+      </w:pPr>
+      <w:r>
+        <w:rPr>
+          <w:b w:val="0"/>
+        </w:rPr>
+        <w:t xml:space="preserve">RECALL  Define </w:t>
+      </w:r>
+      <w:r>
+        <w:rPr>
+          <w:b/>
+        </w:rPr>
+        <w:t>required input</w:t>
+      </w:r>
+      <w:r>
+        <w:rPr>
+          <w:b w:val="0"/>
+        </w:rPr>
+        <w:t>.</w:t>
+      </w:r>
+    </w:p>
+    <w:p>
+      <w:pPr>
+        <w:spacing w:line="336" w:lineRule="auto" w:after="180"/>
+        <w:shd w:fill="F4F9FC"/>
+      </w:pPr>
+      <w:r>
+        <w:rPr>
+          <w:b w:val="0"/>
+        </w:rPr>
         <w:t>EXPLAIN  A useful design makes required information and promised result explicit.</w:t>
       </w:r>
     </w:p>
     <w:p>
-      <w:r>
-        <w:t>TRACE  Show the input, process, and output.</w:t>
-      </w:r>
-    </w:p>
-    <w:p>
-      <w:r>
-        <w:t>DIAGNOSE  Repair: More inputs make every design more accurate.</w:t>
-      </w:r>
-    </w:p>
-    <w:p>
-      <w:r>
+      <w:pPr>
+        <w:spacing w:line="336" w:lineRule="auto" w:after="180"/>
+        <w:shd w:fill="F4F9FC"/>
+      </w:pPr>
+      <w:r>
+        <w:rPr>
+          <w:b w:val="0"/>
+        </w:rPr>
+        <w:t xml:space="preserve">TRACE  Show the </w:t>
+      </w:r>
+      <w:r>
+        <w:rPr>
+          <w:b/>
+        </w:rPr>
+        <w:t>input</w:t>
+      </w:r>
+      <w:r>
+        <w:rPr>
+          <w:b w:val="0"/>
+        </w:rPr>
+        <w:t xml:space="preserve">, </w:t>
+      </w:r>
+      <w:r>
+        <w:rPr>
+          <w:b/>
+        </w:rPr>
+        <w:t>process</w:t>
+      </w:r>
+      <w:r>
+        <w:rPr>
+          <w:b w:val="0"/>
+        </w:rPr>
+        <w:t xml:space="preserve">, and </w:t>
+      </w:r>
+      <w:r>
+        <w:rPr>
+          <w:b/>
+        </w:rPr>
+        <w:t>output</w:t>
+      </w:r>
+      <w:r>
+        <w:rPr>
+          <w:b w:val="0"/>
+        </w:rPr>
+        <w:t>.</w:t>
+      </w:r>
+    </w:p>
+    <w:p>
+      <w:pPr>
+        <w:spacing w:line="336" w:lineRule="auto" w:after="180"/>
+        <w:shd w:fill="F4F9FC"/>
+      </w:pPr>
+      <w:r>
+        <w:rPr>
+          <w:b w:val="0"/>
+        </w:rPr>
+        <w:t xml:space="preserve">DIAGNOSE  Repair: More </w:t>
+      </w:r>
+      <w:r>
+        <w:rPr>
+          <w:b/>
+        </w:rPr>
+        <w:t>input</w:t>
+      </w:r>
+      <w:r>
+        <w:rPr>
+          <w:b w:val="0"/>
+        </w:rPr>
+        <w:t>s make every design more accurate.</w:t>
+      </w:r>
+    </w:p>
+    <w:p>
+      <w:pPr>
+        <w:spacing w:line="336" w:lineRule="auto" w:after="180"/>
+        <w:shd w:fill="F4F9FC"/>
+      </w:pPr>
+      <w:r>
+        <w:rPr>
+          <w:b w:val="0"/>
+        </w:rPr>
         <w:t>TRANSFER  Apply the idea to a new home or classroom case.</w:t>
       </w:r>
     </w:p>
     <w:p>
-      <w:r>
+      <w:pPr>
+        <w:spacing w:line="336" w:lineRule="auto" w:after="180"/>
+        <w:shd w:fill="F4F9FC"/>
+      </w:pPr>
+      <w:r>
+        <w:rPr>
+          <w:b w:val="0"/>
+        </w:rPr>
         <w:t>CREATE  Design one revealing test.</w:t>
       </w:r>
     </w:p>
     <w:p>
-      <w:r>
-        <w:t>DEFEND  Give a claim, evidence, mechanism, limit, and safe action.</w:t>
-      </w:r>
-    </w:p>
-    <w:p>
-      <w:r>
+      <w:pPr>
+        <w:spacing w:line="336" w:lineRule="auto" w:after="180"/>
+        <w:shd w:fill="F4F9FC"/>
+      </w:pPr>
+      <w:r>
+        <w:rPr>
+          <w:b w:val="0"/>
+        </w:rPr>
+        <w:t xml:space="preserve">DEFEND  Give a claim, </w:t>
+      </w:r>
+      <w:r>
+        <w:rPr>
+          <w:b/>
+        </w:rPr>
+        <w:t>evidence</w:t>
+      </w:r>
+      <w:r>
+        <w:rPr>
+          <w:b w:val="0"/>
+        </w:rPr>
+        <w:t xml:space="preserve">, </w:t>
+      </w:r>
+      <w:r>
+        <w:rPr>
+          <w:b/>
+        </w:rPr>
+        <w:t>mechanism</w:t>
+      </w:r>
+      <w:r>
+        <w:rPr>
+          <w:b w:val="0"/>
+        </w:rPr>
+        <w:t>, limit, and safe action.</w:t>
+      </w:r>
+    </w:p>
+    <w:p>
+      <w:pPr>
+        <w:pStyle w:val="Heading3"/>
+      </w:pPr>
+      <w:r>
+        <w:t>When to retry</w:t>
+      </w:r>
+    </w:p>
+    <w:p>
+      <w:pPr>
+        <w:spacing w:line="336" w:lineRule="auto" w:after="180"/>
+        <w:shd w:fill="F1F6F8"/>
+      </w:pPr>
+      <w:r>
+        <w:rPr>
+          <w:b w:val="0"/>
+        </w:rPr>
         <w:t>RETRY RULE  A coached answer becomes mastery only after you solve a different case independently.</w:t>
       </w:r>
     </w:p>
@@ -2911,6 +5523,17 @@
     </w:p>
     <w:p>
       <w:r>
+        <w:t>Apply this week’s idea to Helpful Classroom Sorter. Keep an annotated decision and the evidence supporting it.</w:t>
+      </w:r>
+    </w:p>
+    <w:p>
+      <w:pPr>
+        <w:spacing w:line="336" w:lineRule="auto" w:after="180"/>
+      </w:pPr>
+      <w:r>
+        <w:rPr>
+          <w:b/>
+        </w:rPr>
         <w:t>PROJECT</w:t>
       </w:r>
     </w:p>
@@ -2923,8 +5546,26 @@
       </w:r>
     </w:p>
     <w:p>
-      <w:r>
-        <w:t>Build one coherent system across the year, one evidence-based decision at a time.</w:t>
+      <w:pPr>
+        <w:spacing w:line="336" w:lineRule="auto" w:after="180"/>
+      </w:pPr>
+      <w:r>
+        <w:rPr>
+          <w:b w:val="0"/>
+        </w:rPr>
+        <w:t xml:space="preserve">Build one coherent system across the year, one </w:t>
+      </w:r>
+      <w:r>
+        <w:rPr>
+          <w:b/>
+        </w:rPr>
+        <w:t>evidence</w:t>
+      </w:r>
+      <w:r>
+        <w:rPr>
+          <w:b w:val="0"/>
+        </w:rPr>
+        <w:t>-based decision at a time.</w:t>
       </w:r>
     </w:p>
     <w:p>
@@ -2964,32 +5605,110 @@
       </w:r>
     </w:p>
     <w:p>
-      <w:r>
-        <w:t>THIS WEEK'S CHECKPOINT  Freeze the sorter's v1 input list, output contract, and not-sure behavior.</w:t>
-      </w:r>
-    </w:p>
-    <w:p>
-      <w:r>
+      <w:pPr>
+        <w:spacing w:line="336" w:lineRule="auto" w:after="180"/>
+        <w:shd w:fill="EDF7F3"/>
+      </w:pPr>
+      <w:r>
+        <w:rPr>
+          <w:b w:val="0"/>
+        </w:rPr>
+        <w:t xml:space="preserve">THIS WEEK'S CHECKPOINT  Freeze the sorter's v1 </w:t>
+      </w:r>
+      <w:r>
+        <w:rPr>
+          <w:b/>
+        </w:rPr>
+        <w:t>input</w:t>
+      </w:r>
+      <w:r>
+        <w:rPr>
+          <w:b w:val="0"/>
+        </w:rPr>
+        <w:t xml:space="preserve"> list, </w:t>
+      </w:r>
+      <w:r>
+        <w:rPr>
+          <w:b/>
+        </w:rPr>
+        <w:t>output contract</w:t>
+      </w:r>
+      <w:r>
+        <w:rPr>
+          <w:b w:val="0"/>
+        </w:rPr>
+        <w:t>, and not-sure behavior.</w:t>
+      </w:r>
+    </w:p>
+    <w:p>
+      <w:pPr>
+        <w:spacing w:line="336" w:lineRule="auto" w:after="180"/>
+        <w:shd w:fill="F5F1FB"/>
+      </w:pPr>
+      <w:r>
+        <w:rPr>
+          <w:b w:val="0"/>
+        </w:rPr>
         <w:t>What real classroom need does this serve?</w:t>
       </w:r>
     </w:p>
     <w:p>
-      <w:r>
+      <w:pPr>
+        <w:spacing w:line="336" w:lineRule="auto" w:after="180"/>
+        <w:shd w:fill="F5F1FB"/>
+      </w:pPr>
+      <w:r>
+        <w:rPr>
+          <w:b w:val="0"/>
+        </w:rPr>
         <w:t>What information is necessary—and what should stay private?</w:t>
       </w:r>
     </w:p>
     <w:p>
-      <w:r>
-        <w:t>What happens inside the process?</w:t>
-      </w:r>
-    </w:p>
-    <w:p>
-      <w:r>
+      <w:pPr>
+        <w:spacing w:line="336" w:lineRule="auto" w:after="180"/>
+        <w:shd w:fill="F5F1FB"/>
+      </w:pPr>
+      <w:r>
+        <w:rPr>
+          <w:b w:val="0"/>
+        </w:rPr>
+        <w:t xml:space="preserve">What happens inside the </w:t>
+      </w:r>
+      <w:r>
+        <w:rPr>
+          <w:b/>
+        </w:rPr>
+        <w:t>process</w:t>
+      </w:r>
+      <w:r>
+        <w:rPr>
+          <w:b w:val="0"/>
+        </w:rPr>
+        <w:t>?</w:t>
+      </w:r>
+    </w:p>
+    <w:p>
+      <w:pPr>
+        <w:spacing w:line="336" w:lineRule="auto" w:after="180"/>
+        <w:shd w:fill="F5F1FB"/>
+      </w:pPr>
+      <w:r>
+        <w:rPr>
+          <w:b w:val="0"/>
+        </w:rPr>
         <w:t>What normal and edge cases will you test?</w:t>
       </w:r>
     </w:p>
     <w:p>
-      <w:r>
+      <w:pPr>
+        <w:spacing w:line="336" w:lineRule="auto" w:after="180"/>
+        <w:shd w:fill="F5F1FB"/>
+      </w:pPr>
+      <w:r>
+        <w:rPr>
+          <w:b w:val="0"/>
+        </w:rPr>
         <w:t>When should it say not sure or ask a person?</w:t>
       </w:r>
     </w:p>
@@ -3030,12 +5749,57 @@
       </w:r>
     </w:p>
     <w:p>
-      <w:r>
-        <w:t>RESPONSIBLE DESIGN  Every collected field creates cost and risk; every promised output needs evidence.</w:t>
-      </w:r>
-    </w:p>
-    <w:p>
-      <w:r>
+      <w:pPr>
+        <w:pStyle w:val="Heading3"/>
+      </w:pPr>
+      <w:r>
+        <w:t>Responsible design</w:t>
+      </w:r>
+    </w:p>
+    <w:p>
+      <w:pPr>
+        <w:spacing w:line="336" w:lineRule="auto" w:after="180"/>
+        <w:shd w:fill="FFF5E6"/>
+      </w:pPr>
+      <w:r>
+        <w:rPr>
+          <w:b w:val="0"/>
+        </w:rPr>
+        <w:t xml:space="preserve">RESPONSIBLE DESIGN  Every collected field creates cost and risk; every promised </w:t>
+      </w:r>
+      <w:r>
+        <w:rPr>
+          <w:b/>
+        </w:rPr>
+        <w:t>output</w:t>
+      </w:r>
+      <w:r>
+        <w:rPr>
+          <w:b w:val="0"/>
+        </w:rPr>
+        <w:t xml:space="preserve"> needs </w:t>
+      </w:r>
+      <w:r>
+        <w:rPr>
+          <w:b/>
+        </w:rPr>
+        <w:t>evidence</w:t>
+      </w:r>
+      <w:r>
+        <w:rPr>
+          <w:b w:val="0"/>
+        </w:rPr>
+        <w:t>.</w:t>
+      </w:r>
+    </w:p>
+    <w:p>
+      <w:pPr>
+        <w:spacing w:line="336" w:lineRule="auto" w:after="180"/>
+      </w:pPr>
+      <w:r>
+        <w:rPr>
+          <w:b w:val="0"/>
+        </w:rPr>
         <w:t>My project decision:</w:t>
       </w:r>
     </w:p>
@@ -3048,8 +5812,38 @@
       </w:r>
     </w:p>
     <w:p>
-      <w:r>
-        <w:t>Document sorter schema, catalogue order, acceptance rule and all output types; use a manual trace as the comparison baseline.</w:t>
+      <w:pPr>
+        <w:spacing w:line="336" w:lineRule="auto" w:after="180"/>
+      </w:pPr>
+      <w:r>
+        <w:rPr>
+          <w:b w:val="0"/>
+        </w:rPr>
+        <w:t xml:space="preserve">Document sorter schema, catalogue order, acceptance rule and all </w:t>
+      </w:r>
+      <w:r>
+        <w:rPr>
+          <w:b/>
+        </w:rPr>
+        <w:t>output</w:t>
+      </w:r>
+      <w:r>
+        <w:rPr>
+          <w:b w:val="0"/>
+        </w:rPr>
+        <w:t xml:space="preserve"> types; use a manual trace as the comparison </w:t>
+      </w:r>
+      <w:r>
+        <w:rPr>
+          <w:b/>
+        </w:rPr>
+        <w:t>baseline</w:t>
+      </w:r>
+      <w:r>
+        <w:rPr>
+          <w:b w:val="0"/>
+        </w:rPr>
+        <w:t>.</w:t>
       </w:r>
     </w:p>
     <w:p>
@@ -3062,6 +5856,17 @@
     </w:p>
     <w:p>
       <w:r>
+        <w:t>Use a genuinely new case for independent evidence. Previously discussed examples remain practice; use the separately named independent case before feedback.</w:t>
+      </w:r>
+    </w:p>
+    <w:p>
+      <w:pPr>
+        <w:spacing w:line="336" w:lineRule="auto" w:after="180"/>
+      </w:pPr>
+      <w:r>
+        <w:rPr>
+          <w:b/>
+        </w:rPr>
         <w:t>MASTERY</w:t>
       </w:r>
     </w:p>
@@ -3074,7 +5879,13 @@
       </w:r>
     </w:p>
     <w:p>
-      <w:r>
+      <w:pPr>
+        <w:spacing w:line="336" w:lineRule="auto" w:after="180"/>
+      </w:pPr>
+      <w:r>
+        <w:rPr>
+          <w:b w:val="0"/>
+        </w:rPr>
         <w:t>Complete this after teaching and guided practice have ended.</w:t>
       </w:r>
     </w:p>
@@ -3115,53 +5926,284 @@
       </w:r>
     </w:p>
     <w:p>
-      <w:r>
-        <w:t>REQUIRED PROOF  Sketch two designs, compare their input and output contracts, and remove one unnecessary input with a reason.</w:t>
-      </w:r>
-    </w:p>
-    <w:p>
-      <w:r>
+      <w:pPr>
+        <w:pStyle w:val="Heading3"/>
+      </w:pPr>
+      <w:r>
+        <w:t>What success looks like</w:t>
+      </w:r>
+    </w:p>
+    <w:p>
+      <w:pPr>
+        <w:spacing w:line="336" w:lineRule="auto" w:after="180"/>
+        <w:shd w:fill="EDF7F3"/>
+      </w:pPr>
+      <w:r>
+        <w:rPr>
+          <w:b w:val="0"/>
+        </w:rPr>
+        <w:t xml:space="preserve">REQUIRED PROOF  Sketch two designs, compare their </w:t>
+      </w:r>
+      <w:r>
+        <w:rPr>
+          <w:b/>
+        </w:rPr>
+        <w:t>input</w:t>
+      </w:r>
+      <w:r>
+        <w:rPr>
+          <w:b w:val="0"/>
+        </w:rPr>
+        <w:t xml:space="preserve"> and </w:t>
+      </w:r>
+      <w:r>
+        <w:rPr>
+          <w:b/>
+        </w:rPr>
+        <w:t>output contract</w:t>
+      </w:r>
+      <w:r>
+        <w:rPr>
+          <w:b w:val="0"/>
+        </w:rPr>
+        <w:t xml:space="preserve">s, and remove one unnecessary </w:t>
+      </w:r>
+      <w:r>
+        <w:rPr>
+          <w:b/>
+        </w:rPr>
+        <w:t>input</w:t>
+      </w:r>
+      <w:r>
+        <w:rPr>
+          <w:b w:val="0"/>
+        </w:rPr>
+        <w:t xml:space="preserve"> with a reason.</w:t>
+      </w:r>
+    </w:p>
+    <w:p>
+      <w:pPr>
+        <w:spacing w:line="336" w:lineRule="auto" w:after="180"/>
+      </w:pPr>
+      <w:r>
+        <w:rPr>
+          <w:b w:val="0"/>
+        </w:rPr>
         <w:t>□ Name or draw the fresh case.</w:t>
       </w:r>
     </w:p>
     <w:p>
-      <w:r>
-        <w:t>□ Trace input, process, and output.</w:t>
-      </w:r>
-    </w:p>
-    <w:p>
-      <w:r>
-        <w:t>□ State the conclusion and strongest evidence.</w:t>
-      </w:r>
-    </w:p>
-    <w:p>
-      <w:r>
+      <w:pPr>
+        <w:spacing w:line="336" w:lineRule="auto" w:after="180"/>
+      </w:pPr>
+      <w:r>
+        <w:rPr>
+          <w:b w:val="0"/>
+        </w:rPr>
+        <w:t xml:space="preserve">□ Trace </w:t>
+      </w:r>
+      <w:r>
+        <w:rPr>
+          <w:b/>
+        </w:rPr>
+        <w:t>input</w:t>
+      </w:r>
+      <w:r>
+        <w:rPr>
+          <w:b w:val="0"/>
+        </w:rPr>
+        <w:t xml:space="preserve">, </w:t>
+      </w:r>
+      <w:r>
+        <w:rPr>
+          <w:b/>
+        </w:rPr>
+        <w:t>process</w:t>
+      </w:r>
+      <w:r>
+        <w:rPr>
+          <w:b w:val="0"/>
+        </w:rPr>
+        <w:t xml:space="preserve">, and </w:t>
+      </w:r>
+      <w:r>
+        <w:rPr>
+          <w:b/>
+        </w:rPr>
+        <w:t>output</w:t>
+      </w:r>
+      <w:r>
+        <w:rPr>
+          <w:b w:val="0"/>
+        </w:rPr>
+        <w:t>.</w:t>
+      </w:r>
+    </w:p>
+    <w:p>
+      <w:pPr>
+        <w:spacing w:line="336" w:lineRule="auto" w:after="180"/>
+      </w:pPr>
+      <w:r>
+        <w:rPr>
+          <w:b w:val="0"/>
+        </w:rPr>
+        <w:t xml:space="preserve">□ State the conclusion and strongest </w:t>
+      </w:r>
+      <w:r>
+        <w:rPr>
+          <w:b/>
+        </w:rPr>
+        <w:t>evidence</w:t>
+      </w:r>
+      <w:r>
+        <w:rPr>
+          <w:b w:val="0"/>
+        </w:rPr>
+        <w:t>.</w:t>
+      </w:r>
+    </w:p>
+    <w:p>
+      <w:pPr>
+        <w:spacing w:line="336" w:lineRule="auto" w:after="180"/>
+      </w:pPr>
+      <w:r>
+        <w:rPr>
+          <w:b w:val="0"/>
+        </w:rPr>
         <w:t>□ Name one limit, failure, missing clue, or fairness/privacy concern.</w:t>
       </w:r>
     </w:p>
     <w:p>
-      <w:r>
+      <w:pPr>
+        <w:spacing w:line="336" w:lineRule="auto" w:after="180"/>
+      </w:pPr>
+      <w:r>
+        <w:rPr>
+          <w:b w:val="0"/>
+        </w:rPr>
         <w:t>□ Explain one safe next action or improvement.</w:t>
       </w:r>
     </w:p>
     <w:p>
-      <w:r>
-        <w:t>Independent evidence:</w:t>
-      </w:r>
-    </w:p>
-    <w:p>
-      <w:r>
-        <w:t>SELF-CHECK  Prefer the design that meets the measurable need with fewer, clearer inputs and an honest output. State how missing values and ambiguous cases are handled before building.</w:t>
-      </w:r>
-    </w:p>
-    <w:p>
-      <w:r>
+      <w:pPr>
+        <w:spacing w:line="336" w:lineRule="auto" w:after="180"/>
+      </w:pPr>
+      <w:r>
+        <w:rPr>
+          <w:b w:val="0"/>
+        </w:rPr>
+        <w:t xml:space="preserve">Independent </w:t>
+      </w:r>
+      <w:r>
+        <w:rPr>
+          <w:b/>
+        </w:rPr>
+        <w:t>evidence</w:t>
+      </w:r>
+      <w:r>
+        <w:rPr>
+          <w:b w:val="0"/>
+        </w:rPr>
+        <w:t>:</w:t>
+      </w:r>
+    </w:p>
+    <w:p>
+      <w:pPr>
+        <w:pStyle w:val="Heading3"/>
+      </w:pPr>
+      <w:r>
+        <w:t>Check your explanation</w:t>
+      </w:r>
+    </w:p>
+    <w:p>
+      <w:pPr>
+        <w:spacing w:line="336" w:lineRule="auto" w:after="180"/>
+        <w:shd w:fill="F5F1FB"/>
+      </w:pPr>
+      <w:r>
+        <w:rPr>
+          <w:b w:val="0"/>
+        </w:rPr>
+        <w:t xml:space="preserve">SELF-CHECK  Prefer the design that meets the measurable need with fewer, clearer </w:t>
+      </w:r>
+      <w:r>
+        <w:rPr>
+          <w:b/>
+        </w:rPr>
+        <w:t>input</w:t>
+      </w:r>
+      <w:r>
+        <w:rPr>
+          <w:b w:val="0"/>
+        </w:rPr>
+        <w:t xml:space="preserve">s and an honest </w:t>
+      </w:r>
+      <w:r>
+        <w:rPr>
+          <w:b/>
+        </w:rPr>
+        <w:t>output</w:t>
+      </w:r>
+      <w:r>
+        <w:rPr>
+          <w:b w:val="0"/>
+        </w:rPr>
+        <w:t>. State how missing values and ambiguous cases are handled before building.</w:t>
+      </w:r>
+    </w:p>
+    <w:p>
+      <w:pPr>
+        <w:spacing w:line="336" w:lineRule="auto" w:after="180"/>
+      </w:pPr>
+      <w:r>
+        <w:rPr>
+          <w:b w:val="0"/>
+        </w:rPr>
         <w:t>My level:  □ Not yet  □ With one hint  □ Independently  □ I can teach it</w:t>
       </w:r>
     </w:p>
     <w:p>
-      <w:r>
-        <w:t>NEXT BRIDGE  Carry today's evidence habit into: Design the Decision Process.</w:t>
+      <w:pPr>
+        <w:pStyle w:val="Heading3"/>
+      </w:pPr>
+      <w:r>
+        <w:t>Connect to the next lesson</w:t>
+      </w:r>
+    </w:p>
+    <w:p>
+      <w:pPr>
+        <w:spacing w:line="336" w:lineRule="auto" w:after="180"/>
+        <w:shd w:fill="F1F6F8"/>
+      </w:pPr>
+      <w:r>
+        <w:rPr>
+          <w:b w:val="0"/>
+        </w:rPr>
+        <w:t xml:space="preserve">NEXT BRIDGE  Carry today's </w:t>
+      </w:r>
+      <w:r>
+        <w:rPr>
+          <w:b/>
+        </w:rPr>
+        <w:t>evidence</w:t>
+      </w:r>
+      <w:r>
+        <w:rPr>
+          <w:b w:val="0"/>
+        </w:rPr>
+        <w:t xml:space="preserve"> habit into: Design the Decision </w:t>
+      </w:r>
+      <w:r>
+        <w:rPr>
+          <w:b/>
+        </w:rPr>
+        <w:t>Process</w:t>
+      </w:r>
+      <w:r>
+        <w:rPr>
+          <w:b w:val="0"/>
+        </w:rPr>
+        <w:t>.</w:t>
       </w:r>
     </w:p>
     <w:p>
@@ -3173,6 +6215,11 @@
       </w:r>
     </w:p>
     <w:p>
+      <w:r>
+        <w:t>Revisit the complete Choose Inputs and Outputs case for supported practice. Repeated examples do not become fresh assessments.</w:t>
+      </w:r>
+    </w:p>
+    <w:p>
       <w:pPr>
         <w:pStyle w:val="Heading3"/>
       </w:pPr>
@@ -3181,7 +6228,13 @@
       </w:r>
     </w:p>
     <w:p>
-      <w:r>
+      <w:pPr>
+        <w:spacing w:line="336" w:lineRule="auto" w:after="180"/>
+      </w:pPr>
+      <w:r>
+        <w:rPr>
+          <w:b w:val="0"/>
+        </w:rPr>
         <w:t>Use the supplied details to practise the weekly concept before attempting the independent question. This case extends the illustrated lesson.</w:t>
       </w:r>
     </w:p>
@@ -3194,8 +6247,26 @@
       </w:r>
     </w:p>
     <w:p>
-      <w:r>
-        <w:t>A sorter suggests paper or plastic trays using material observations.</w:t>
+      <w:pPr>
+        <w:spacing w:line="336" w:lineRule="auto" w:after="180"/>
+      </w:pPr>
+      <w:r>
+        <w:rPr>
+          <w:b w:val="0"/>
+        </w:rPr>
+        <w:t xml:space="preserve">A sorter suggests paper or plastic trays using material </w:t>
+      </w:r>
+      <w:r>
+        <w:rPr>
+          <w:b/>
+        </w:rPr>
+        <w:t>observation</w:t>
+      </w:r>
+      <w:r>
+        <w:rPr>
+          <w:b w:val="0"/>
+        </w:rPr>
+        <w:t>s.</w:t>
       </w:r>
     </w:p>
     <w:p>
@@ -3207,8 +6278,50 @@
       </w:r>
     </w:p>
     <w:p>
-      <w:r>
-        <w:t>Name an input, output and unnecessary input.</w:t>
+      <w:pPr>
+        <w:spacing w:line="336" w:lineRule="auto" w:after="180"/>
+      </w:pPr>
+      <w:r>
+        <w:rPr>
+          <w:b w:val="0"/>
+        </w:rPr>
+        <w:t xml:space="preserve">Name an </w:t>
+      </w:r>
+      <w:r>
+        <w:rPr>
+          <w:b/>
+        </w:rPr>
+        <w:t>input</w:t>
+      </w:r>
+      <w:r>
+        <w:rPr>
+          <w:b w:val="0"/>
+        </w:rPr>
+        <w:t xml:space="preserve">, </w:t>
+      </w:r>
+      <w:r>
+        <w:rPr>
+          <w:b/>
+        </w:rPr>
+        <w:t>output</w:t>
+      </w:r>
+      <w:r>
+        <w:rPr>
+          <w:b w:val="0"/>
+        </w:rPr>
+        <w:t xml:space="preserve"> and unnecessary </w:t>
+      </w:r>
+      <w:r>
+        <w:rPr>
+          <w:b/>
+        </w:rPr>
+        <w:t>input</w:t>
+      </w:r>
+      <w:r>
+        <w:rPr>
+          <w:b w:val="0"/>
+        </w:rPr>
+        <w:t>.</w:t>
       </w:r>
     </w:p>
     <w:p>
@@ -3220,8 +6333,32 @@
       </w:r>
     </w:p>
     <w:p>
-      <w:r>
-        <w:t>Input: material or a suitable image. Output: tray suggestion. Home address is unnecessary. Uncertain material needs review.</w:t>
+      <w:pPr>
+        <w:spacing w:line="336" w:lineRule="auto" w:after="180"/>
+      </w:pPr>
+      <w:r>
+        <w:rPr>
+          <w:b/>
+        </w:rPr>
+        <w:t>Input</w:t>
+      </w:r>
+      <w:r>
+        <w:rPr>
+          <w:b w:val="0"/>
+        </w:rPr>
+        <w:t xml:space="preserve">: material or a suitable image. </w:t>
+      </w:r>
+      <w:r>
+        <w:rPr>
+          <w:b/>
+        </w:rPr>
+        <w:t>Output</w:t>
+      </w:r>
+      <w:r>
+        <w:rPr>
+          <w:b w:val="0"/>
+        </w:rPr>
+        <w:t>: tray suggestion. Home address is unnecessary. Uncertain material needs review.</w:t>
       </w:r>
     </w:p>
     <w:p>
@@ -3233,7 +6370,14 @@
       </w:r>
     </w:p>
     <w:p>
-      <w:r>
+      <w:pPr>
+        <w:spacing w:line="336" w:lineRule="auto" w:after="180"/>
+        <w:shd w:fill="F5F1FB"/>
+      </w:pPr>
+      <w:r>
+        <w:rPr>
+          <w:b w:val="0"/>
+        </w:rPr>
         <w:t>Which detail supports the answer, and why does it matter?</w:t>
       </w:r>
     </w:p>
@@ -3411,18 +6555,102 @@
       </w:tr>
     </w:tbl>
     <w:p>
-      <w:r>
-        <w:t>A sorter suggests paper or plastic trays using material observations.</w:t>
-      </w:r>
-    </w:p>
-    <w:p>
-      <w:r>
-        <w:t>Name an input, output and unnecessary input.</w:t>
-      </w:r>
-    </w:p>
-    <w:p>
-      <w:r>
-        <w:t>Input: material or a suitable image. Output: tray suggestion. Home address is unnecessary. Uncertain material needs review.</w:t>
+      <w:pPr>
+        <w:spacing w:line="336" w:lineRule="auto" w:after="180"/>
+      </w:pPr>
+      <w:r>
+        <w:rPr>
+          <w:b w:val="0"/>
+        </w:rPr>
+        <w:t xml:space="preserve">A sorter suggests paper or plastic trays using material </w:t>
+      </w:r>
+      <w:r>
+        <w:rPr>
+          <w:b/>
+        </w:rPr>
+        <w:t>observation</w:t>
+      </w:r>
+      <w:r>
+        <w:rPr>
+          <w:b w:val="0"/>
+        </w:rPr>
+        <w:t>s.</w:t>
+      </w:r>
+    </w:p>
+    <w:p>
+      <w:pPr>
+        <w:spacing w:line="336" w:lineRule="auto" w:after="180"/>
+      </w:pPr>
+      <w:r>
+        <w:rPr>
+          <w:b w:val="0"/>
+        </w:rPr>
+        <w:t xml:space="preserve">Name an </w:t>
+      </w:r>
+      <w:r>
+        <w:rPr>
+          <w:b/>
+        </w:rPr>
+        <w:t>input</w:t>
+      </w:r>
+      <w:r>
+        <w:rPr>
+          <w:b w:val="0"/>
+        </w:rPr>
+        <w:t xml:space="preserve">, </w:t>
+      </w:r>
+      <w:r>
+        <w:rPr>
+          <w:b/>
+        </w:rPr>
+        <w:t>output</w:t>
+      </w:r>
+      <w:r>
+        <w:rPr>
+          <w:b w:val="0"/>
+        </w:rPr>
+        <w:t xml:space="preserve"> and unnecessary </w:t>
+      </w:r>
+      <w:r>
+        <w:rPr>
+          <w:b/>
+        </w:rPr>
+        <w:t>input</w:t>
+      </w:r>
+      <w:r>
+        <w:rPr>
+          <w:b w:val="0"/>
+        </w:rPr>
+        <w:t>.</w:t>
+      </w:r>
+    </w:p>
+    <w:p>
+      <w:pPr>
+        <w:spacing w:line="336" w:lineRule="auto" w:after="180"/>
+      </w:pPr>
+      <w:r>
+        <w:rPr>
+          <w:b/>
+        </w:rPr>
+        <w:t>Input</w:t>
+      </w:r>
+      <w:r>
+        <w:rPr>
+          <w:b w:val="0"/>
+        </w:rPr>
+        <w:t xml:space="preserve">: material or a suitable image. </w:t>
+      </w:r>
+      <w:r>
+        <w:rPr>
+          <w:b/>
+        </w:rPr>
+        <w:t>Output</w:t>
+      </w:r>
+      <w:r>
+        <w:rPr>
+          <w:b w:val="0"/>
+        </w:rPr>
+        <w:t>: tray suggestion. Home address is unnecessary. Uncertain material needs review.</w:t>
       </w:r>
     </w:p>
     <w:p>
@@ -3434,6 +6662,11 @@
       </w:r>
     </w:p>
     <w:p>
+      <w:r>
+        <w:t>Attempt the reserved new case before feedback. Record support; the earlier examples below remain additional practice.</w:t>
+      </w:r>
+    </w:p>
+    <w:p>
       <w:pPr>
         <w:pStyle w:val="Heading3"/>
       </w:pPr>
@@ -3442,8 +6675,72 @@
       </w:r>
     </w:p>
     <w:p>
-      <w:r>
-        <w:t>A paper room recommender uses R1 first, capacity 6, quiet Yes; then R2, capacity 10, quiet No. Valid requests give a whole group size from 1 to 12 and Quiet required Yes or No. A room fits when capacity is at least group size and the quiet condition is met; choose the first fitting room. Record outputs and reasons for 6 people Yes, 8 people No and 8 people Yes. Explain how a manual baseline can be compared fairly with a prototype. No real booking is allowed.</w:t>
+      <w:pPr>
+        <w:spacing w:line="336" w:lineRule="auto" w:after="180"/>
+      </w:pPr>
+      <w:r>
+        <w:rPr>
+          <w:b w:val="0"/>
+        </w:rPr>
+        <w:t>A paper room recommender uses R1 first, capacity 6, quiet Yes; then R2, capacity 10, quiet No. Valid requests give a whole group size from 1 to 12 and Quiet required Yes or No.</w:t>
+      </w:r>
+    </w:p>
+    <w:p>
+      <w:pPr>
+        <w:spacing w:line="336" w:lineRule="auto" w:after="180"/>
+      </w:pPr>
+      <w:r>
+        <w:rPr>
+          <w:b w:val="0"/>
+        </w:rPr>
+        <w:t xml:space="preserve">A room fits when capacity is at least group size and the quiet condition is met; choose the first </w:t>
+      </w:r>
+      <w:r>
+        <w:rPr>
+          <w:b/>
+        </w:rPr>
+        <w:t>fitting</w:t>
+      </w:r>
+      <w:r>
+        <w:rPr>
+          <w:b w:val="0"/>
+        </w:rPr>
+        <w:t xml:space="preserve"> room. Record </w:t>
+      </w:r>
+      <w:r>
+        <w:rPr>
+          <w:b/>
+        </w:rPr>
+        <w:t>output</w:t>
+      </w:r>
+      <w:r>
+        <w:rPr>
+          <w:b w:val="0"/>
+        </w:rPr>
+        <w:t>s and reasons for 6 people Yes, 8 people No and 8 people Yes.</w:t>
+      </w:r>
+    </w:p>
+    <w:p>
+      <w:pPr>
+        <w:spacing w:line="336" w:lineRule="auto" w:after="180"/>
+      </w:pPr>
+      <w:r>
+        <w:rPr>
+          <w:b w:val="0"/>
+        </w:rPr>
+        <w:t xml:space="preserve">Explain how a manual </w:t>
+      </w:r>
+      <w:r>
+        <w:rPr>
+          <w:b/>
+        </w:rPr>
+        <w:t>baseline</w:t>
+      </w:r>
+      <w:r>
+        <w:rPr>
+          <w:b w:val="0"/>
+        </w:rPr>
+        <w:t xml:space="preserve"> can be compared fairly with a prototype. No real booking is allowed.</w:t>
       </w:r>
     </w:p>
     <w:p>
@@ -3490,7 +6787,13 @@
       </w:r>
     </w:p>
     <w:p>
-      <w:r>
+      <w:pPr>
+        <w:spacing w:line="336" w:lineRule="auto" w:after="180"/>
+      </w:pPr>
+      <w:r>
+        <w:rPr>
+          <w:b w:val="0"/>
+        </w:rPr>
         <w:t>Attempt this case before feedback. Record any help. Earlier examples below are further practice; a case already practised with feedback cannot establish fresh transfer.</w:t>
       </w:r>
     </w:p>
@@ -3503,18 +6806,67 @@
       </w:r>
     </w:p>
     <w:p>
-      <w:r>
+      <w:pPr>
+        <w:spacing w:line="336" w:lineRule="auto" w:after="180"/>
+      </w:pPr>
+      <w:r>
+        <w:rPr>
+          <w:b w:val="0"/>
+        </w:rPr>
         <w:t>Close the worked explanation. Apply the idea to this different question without copying.</w:t>
       </w:r>
     </w:p>
     <w:p>
-      <w:r>
-        <w:t>A paper sorter must suggest pencil tray or book shelf. Choose one needed input and state the output. What should happen if the picture is blocked?</w:t>
-      </w:r>
-    </w:p>
-    <w:p>
-      <w:r>
-        <w:t>My answer, with a trace, calculation or supporting evidence</w:t>
+      <w:pPr>
+        <w:spacing w:line="336" w:lineRule="auto" w:after="180"/>
+        <w:shd w:fill="F5F1FB"/>
+      </w:pPr>
+      <w:r>
+        <w:rPr>
+          <w:b w:val="0"/>
+        </w:rPr>
+        <w:t xml:space="preserve">A paper sorter must suggest pencil tray or book shelf. Choose one needed </w:t>
+      </w:r>
+      <w:r>
+        <w:rPr>
+          <w:b/>
+        </w:rPr>
+        <w:t>input</w:t>
+      </w:r>
+      <w:r>
+        <w:rPr>
+          <w:b w:val="0"/>
+        </w:rPr>
+        <w:t xml:space="preserve"> and state the </w:t>
+      </w:r>
+      <w:r>
+        <w:rPr>
+          <w:b/>
+        </w:rPr>
+        <w:t>output</w:t>
+      </w:r>
+      <w:r>
+        <w:rPr>
+          <w:b w:val="0"/>
+        </w:rPr>
+        <w:t>. What should happen if the picture is blocked?</w:t>
+      </w:r>
+    </w:p>
+    <w:p>
+      <w:pPr>
+        <w:spacing w:line="336" w:lineRule="auto" w:after="180"/>
+      </w:pPr>
+      <w:r>
+        <w:rPr>
+          <w:b w:val="0"/>
+        </w:rPr>
+        <w:t xml:space="preserve">My answer, with a trace, calculation or supporting </w:t>
+      </w:r>
+      <w:r>
+        <w:rPr>
+          <w:b/>
+        </w:rPr>
+        <w:t>evidence</w:t>
       </w:r>
     </w:p>
     <w:p>
@@ -3559,13 +6911,37 @@
       </w:r>
     </w:p>
     <w:p>
-      <w:r>
+      <w:pPr>
+        <w:spacing w:line="336" w:lineRule="auto" w:after="180"/>
+      </w:pPr>
+      <w:r>
+        <w:rPr>
+          <w:b w:val="0"/>
+        </w:rPr>
         <w:t>Change one relevant detail. Predict the result before testing. Include a boundary or missing-information case when it helps reveal a limit.</w:t>
       </w:r>
     </w:p>
     <w:p>
-      <w:r>
-        <w:t>My changed input and expected result</w:t>
+      <w:pPr>
+        <w:spacing w:line="336" w:lineRule="auto" w:after="180"/>
+      </w:pPr>
+      <w:r>
+        <w:rPr>
+          <w:b w:val="0"/>
+        </w:rPr>
+        <w:t xml:space="preserve">My changed </w:t>
+      </w:r>
+      <w:r>
+        <w:rPr>
+          <w:b/>
+        </w:rPr>
+        <w:t>input</w:t>
+      </w:r>
+      <w:r>
+        <w:rPr>
+          <w:b w:val="0"/>
+        </w:rPr>
+        <w:t xml:space="preserve"> and expected result</w:t>
       </w:r>
     </w:p>
     <w:p>
@@ -3610,13 +6986,61 @@
       </w:r>
     </w:p>
     <w:p>
-      <w:r>
-        <w:t>Freeze the sorter's v1 input list, output contract, and not-sure behavior.</w:t>
-      </w:r>
-    </w:p>
-    <w:p>
-      <w:r>
-        <w:t>The evidence I will keep</w:t>
+      <w:pPr>
+        <w:spacing w:line="336" w:lineRule="auto" w:after="180"/>
+      </w:pPr>
+      <w:r>
+        <w:rPr>
+          <w:b w:val="0"/>
+        </w:rPr>
+        <w:t xml:space="preserve">Freeze the sorter's v1 </w:t>
+      </w:r>
+      <w:r>
+        <w:rPr>
+          <w:b/>
+        </w:rPr>
+        <w:t>input</w:t>
+      </w:r>
+      <w:r>
+        <w:rPr>
+          <w:b w:val="0"/>
+        </w:rPr>
+        <w:t xml:space="preserve"> list, </w:t>
+      </w:r>
+      <w:r>
+        <w:rPr>
+          <w:b/>
+        </w:rPr>
+        <w:t>output contract</w:t>
+      </w:r>
+      <w:r>
+        <w:rPr>
+          <w:b w:val="0"/>
+        </w:rPr>
+        <w:t>, and not-sure behavior.</w:t>
+      </w:r>
+    </w:p>
+    <w:p>
+      <w:pPr>
+        <w:spacing w:line="336" w:lineRule="auto" w:after="180"/>
+      </w:pPr>
+      <w:r>
+        <w:rPr>
+          <w:b w:val="0"/>
+        </w:rPr>
+        <w:t xml:space="preserve">The </w:t>
+      </w:r>
+      <w:r>
+        <w:rPr>
+          <w:b/>
+        </w:rPr>
+        <w:t>evidence</w:t>
+      </w:r>
+      <w:r>
+        <w:rPr>
+          <w:b w:val="0"/>
+        </w:rPr>
+        <w:t xml:space="preserve"> I will keep</w:t>
       </w:r>
     </w:p>
     <w:p>
@@ -3653,8 +7077,26 @@
       </w:r>
     </w:p>
     <w:p>
-      <w:r>
-        <w:t>Your teacher has the independent answer and scoring criteria. Complete the matching workbook week to keep your practice evidence together.</w:t>
+      <w:pPr>
+        <w:spacing w:line="336" w:lineRule="auto" w:after="180"/>
+      </w:pPr>
+      <w:r>
+        <w:rPr>
+          <w:b w:val="0"/>
+        </w:rPr>
+        <w:t xml:space="preserve">Your teacher has the independent answer and scoring criteria. Complete the matching workbook week to keep your practice </w:t>
+      </w:r>
+      <w:r>
+        <w:rPr>
+          <w:b/>
+        </w:rPr>
+        <w:t>evidence</w:t>
+      </w:r>
+      <w:r>
+        <w:rPr>
+          <w:b w:val="0"/>
+        </w:rPr>
+        <w:t xml:space="preserve"> together.</w:t>
       </w:r>
     </w:p>
     <w:p>
@@ -3666,8 +7108,39 @@
       </w:r>
     </w:p>
     <w:p>
-      <w:r>
-        <w:t>Design a paper/plastic sorter that receives an object description. Include a mixed paper-and-plastic cup. Specify inputs, outputs and the uncertain-case action. Is the owner's name useful?</w:t>
+      <w:pPr>
+        <w:spacing w:line="336" w:lineRule="auto" w:after="180"/>
+        <w:shd w:fill="F5F1FB"/>
+      </w:pPr>
+      <w:r>
+        <w:rPr>
+          <w:b w:val="0"/>
+        </w:rPr>
+        <w:t xml:space="preserve">Design a paper/plastic sorter that receives an object description. Include a mixed paper-and-plastic cup. Specify </w:t>
+      </w:r>
+      <w:r>
+        <w:rPr>
+          <w:b/>
+        </w:rPr>
+        <w:t>input</w:t>
+      </w:r>
+      <w:r>
+        <w:rPr>
+          <w:b w:val="0"/>
+        </w:rPr>
+        <w:t xml:space="preserve">s, </w:t>
+      </w:r>
+      <w:r>
+        <w:rPr>
+          <w:b/>
+        </w:rPr>
+        <w:t>output</w:t>
+      </w:r>
+      <w:r>
+        <w:rPr>
+          <w:b w:val="0"/>
+        </w:rPr>
+        <w:t>s and the uncertain-case action. Is the owner's name useful?</w:t>
       </w:r>
     </w:p>
     <w:p>
@@ -3722,8 +7195,25 @@
       </w:r>
     </w:p>
     <w:p>
-      <w:r>
-        <w:t>Attempt the independent case before hints. Record whether you worked alone, used a hint or followed a model. After feedback, fix the first unsupported step and explain why it changed. A later check uses a changed case, not a copied answer.</w:t>
+      <w:pPr>
+        <w:spacing w:line="336" w:lineRule="auto" w:after="180"/>
+      </w:pPr>
+      <w:r>
+        <w:rPr>
+          <w:b w:val="0"/>
+        </w:rPr>
+        <w:t>Attempt the independent case before hints. Record whether you worked alone, used a hint or followed a model. After feedback, fix the first unsupported step and explain why it changed.</w:t>
+      </w:r>
+    </w:p>
+    <w:p>
+      <w:pPr>
+        <w:spacing w:line="336" w:lineRule="auto" w:after="180"/>
+      </w:pPr>
+      <w:r>
+        <w:rPr>
+          <w:b w:val="0"/>
+        </w:rPr>
+        <w:t>A later check uses a changed case, not a copied answer.</w:t>
       </w:r>
     </w:p>
     <w:p>
@@ -3736,6 +7226,17 @@
     </w:p>
     <w:p>
       <w:r>
+        <w:t>Use this map to navigate Choose Inputs and Outputs, connect the goals to tasks and keep one evidence record for each attempt.</w:t>
+      </w:r>
+    </w:p>
+    <w:p>
+      <w:pPr>
+        <w:spacing w:line="336" w:lineRule="auto" w:after="180"/>
+      </w:pPr>
+      <w:r>
+        <w:rPr>
+          <w:b w:val="0"/>
+        </w:rPr>
         <w:t>Start with this question: A fictional classroom chooses a storage bin for model parts.</w:t>
       </w:r>
     </w:p>
@@ -3842,13 +7343,61 @@
       </w:tr>
     </w:tbl>
     <w:p>
-      <w:r>
-        <w:t>Remember → watch and explain → try with help → investigate → try independently → keep project evidence. Your teacher may spread this lesson across several classes.</w:t>
-      </w:r>
-    </w:p>
-    <w:p>
-      <w:r>
-        <w:t>Keep your first prediction. Compare it with what the evidence shows and explain any change.</w:t>
+      <w:pPr>
+        <w:spacing w:line="336" w:lineRule="auto" w:after="180"/>
+      </w:pPr>
+      <w:r>
+        <w:rPr>
+          <w:b w:val="0"/>
+        </w:rPr>
+        <w:t xml:space="preserve">Remember → watch and explain → try with help → investigate → try independently → keep project </w:t>
+      </w:r>
+      <w:r>
+        <w:rPr>
+          <w:b/>
+        </w:rPr>
+        <w:t>evidence</w:t>
+      </w:r>
+      <w:r>
+        <w:rPr>
+          <w:b w:val="0"/>
+        </w:rPr>
+        <w:t>. Your teacher may spread this lesson across several classes.</w:t>
+      </w:r>
+    </w:p>
+    <w:p>
+      <w:pPr>
+        <w:spacing w:line="336" w:lineRule="auto" w:after="180"/>
+      </w:pPr>
+      <w:r>
+        <w:rPr>
+          <w:b w:val="0"/>
+        </w:rPr>
+        <w:t xml:space="preserve">Keep your first </w:t>
+      </w:r>
+      <w:r>
+        <w:rPr>
+          <w:b/>
+        </w:rPr>
+        <w:t>prediction</w:t>
+      </w:r>
+      <w:r>
+        <w:rPr>
+          <w:b w:val="0"/>
+        </w:rPr>
+        <w:t xml:space="preserve">. Compare it with what the </w:t>
+      </w:r>
+      <w:r>
+        <w:rPr>
+          <w:b/>
+        </w:rPr>
+        <w:t>evidence</w:t>
+      </w:r>
+      <w:r>
+        <w:rPr>
+          <w:b w:val="0"/>
+        </w:rPr>
+        <w:t xml:space="preserve"> shows and explain any change.</w:t>
       </w:r>
     </w:p>
     <w:p>
@@ -3861,7 +7410,54 @@
     </w:p>
     <w:p>
       <w:r>
-        <w:t>Close your notes. Explain this goal in your own words: Turn the project outcome into precise input and output requirements</w:t>
+        <w:t>Explain Choose Inputs and Outputs without notes, identify a remaining question and plan a later check with a changed case.</w:t>
+      </w:r>
+    </w:p>
+    <w:p>
+      <w:pPr>
+        <w:spacing w:line="336" w:lineRule="auto" w:after="180"/>
+      </w:pPr>
+      <w:r>
+        <w:rPr>
+          <w:b w:val="0"/>
+        </w:rPr>
+        <w:t xml:space="preserve">Close your notes. Explain this goal in your own words: Turn the project outcome into precise </w:t>
+      </w:r>
+      <w:r>
+        <w:rPr>
+          <w:b/>
+        </w:rPr>
+        <w:t>input</w:t>
+      </w:r>
+      <w:r>
+        <w:rPr>
+          <w:b w:val="0"/>
+        </w:rPr>
+        <w:t xml:space="preserve"> and </w:t>
+      </w:r>
+      <w:r>
+        <w:rPr>
+          <w:b/>
+        </w:rPr>
+        <w:t>output</w:t>
+      </w:r>
+      <w:r>
+        <w:rPr>
+          <w:b w:val="0"/>
+        </w:rPr>
+        <w:t xml:space="preserve"> </w:t>
+      </w:r>
+      <w:r>
+        <w:rPr>
+          <w:b/>
+        </w:rPr>
+        <w:t>requirement</w:t>
+      </w:r>
+      <w:r>
+        <w:rPr>
+          <w:b w:val="0"/>
+        </w:rPr>
+        <w:t>s</w:t>
       </w:r>
     </w:p>
     <w:p>
@@ -3898,13 +7494,61 @@
       </w:r>
     </w:p>
     <w:p>
-      <w:r>
-        <w:t>If you are unsure, return to the worked picture and explain one arrow. If you are ready, change an input or assumption and justify your prediction.</w:t>
-      </w:r>
-    </w:p>
-    <w:p>
-      <w:r>
-        <w:t>Save your workbook evidence. At the next review, try a different case before opening your old answer.</w:t>
+      <w:pPr>
+        <w:spacing w:line="336" w:lineRule="auto" w:after="180"/>
+      </w:pPr>
+      <w:r>
+        <w:rPr>
+          <w:b w:val="0"/>
+        </w:rPr>
+        <w:t xml:space="preserve">If you are unsure, return to the worked picture and explain one arrow. If you are ready, change an </w:t>
+      </w:r>
+      <w:r>
+        <w:rPr>
+          <w:b/>
+        </w:rPr>
+        <w:t>input</w:t>
+      </w:r>
+      <w:r>
+        <w:rPr>
+          <w:b w:val="0"/>
+        </w:rPr>
+        <w:t xml:space="preserve"> or assumption and justify your </w:t>
+      </w:r>
+      <w:r>
+        <w:rPr>
+          <w:b/>
+        </w:rPr>
+        <w:t>prediction</w:t>
+      </w:r>
+      <w:r>
+        <w:rPr>
+          <w:b w:val="0"/>
+        </w:rPr>
+        <w:t>.</w:t>
+      </w:r>
+    </w:p>
+    <w:p>
+      <w:pPr>
+        <w:spacing w:line="336" w:lineRule="auto" w:after="180"/>
+      </w:pPr>
+      <w:r>
+        <w:rPr>
+          <w:b w:val="0"/>
+        </w:rPr>
+        <w:t xml:space="preserve">Save your workbook </w:t>
+      </w:r>
+      <w:r>
+        <w:rPr>
+          <w:b/>
+        </w:rPr>
+        <w:t>evidence</w:t>
+      </w:r>
+      <w:r>
+        <w:rPr>
+          <w:b w:val="0"/>
+        </w:rPr>
+        <w:t>. At the next review, try a different case before opening your old answer.</w:t>
       </w:r>
     </w:p>
     <w:p>
@@ -3917,11 +7561,28 @@
     </w:p>
     <w:p>
       <w:r>
+        <w:t>Attempt supported questions before using hints or feedback. Review a missing building block, then keep the completed work.</w:t>
+      </w:r>
+    </w:p>
+    <w:p>
+      <w:pPr>
+        <w:spacing w:line="336" w:lineRule="auto" w:after="180"/>
+      </w:pPr>
+      <w:r>
+        <w:rPr>
+          <w:b w:val="0"/>
+        </w:rPr>
         <w:t>Use this supported practice once, in the browser or on paper. Keep the reserved independent assessment for a separate first attempt before teacher feedback.</w:t>
       </w:r>
     </w:p>
     <w:p>
-      <w:r>
+      <w:pPr>
+        <w:spacing w:line="336" w:lineRule="auto" w:after="180"/>
+      </w:pPr>
+      <w:r>
+        <w:rPr>
+          <w:b w:val="0"/>
+        </w:rPr>
         <w:t>A fictional classroom chooses a storage bin for model parts.</w:t>
       </w:r>
     </w:p>
@@ -3934,27 +7595,91 @@
       </w:r>
     </w:p>
     <w:p>
-      <w:r>
-        <w:t>Which labelled step matches this detail? Report B2 and stop; save the comparison evidence.</w:t>
-      </w:r>
-    </w:p>
-    <w:p>
-      <w:r>
-        <w:t>1. Baseline output</w:t>
-      </w:r>
-    </w:p>
-    <w:p>
-      <w:r>
+      <w:pPr>
+        <w:spacing w:line="336" w:lineRule="auto" w:after="180"/>
+      </w:pPr>
+      <w:r>
+        <w:rPr>
+          <w:b w:val="0"/>
+        </w:rPr>
+        <w:t xml:space="preserve">Which labelled step matches this detail? Report B2 and stop; save the comparison </w:t>
+      </w:r>
+      <w:r>
+        <w:rPr>
+          <w:b/>
+        </w:rPr>
+        <w:t>evidence</w:t>
+      </w:r>
+      <w:r>
+        <w:rPr>
+          <w:b w:val="0"/>
+        </w:rPr>
+        <w:t>.</w:t>
+      </w:r>
+    </w:p>
+    <w:p>
+      <w:pPr>
+        <w:spacing w:line="336" w:lineRule="auto" w:after="180"/>
+        <w:shd w:fill="F4F9FC"/>
+      </w:pPr>
+      <w:r>
+        <w:rPr>
+          <w:b w:val="0"/>
+        </w:rPr>
+        <w:t xml:space="preserve">1. </w:t>
+      </w:r>
+      <w:r>
+        <w:rPr>
+          <w:b/>
+        </w:rPr>
+        <w:t>Baseline</w:t>
+      </w:r>
+      <w:r>
+        <w:rPr>
+          <w:b w:val="0"/>
+        </w:rPr>
+        <w:t xml:space="preserve"> </w:t>
+      </w:r>
+      <w:r>
+        <w:rPr>
+          <w:b/>
+        </w:rPr>
+        <w:t>output</w:t>
+      </w:r>
+    </w:p>
+    <w:p>
+      <w:pPr>
+        <w:spacing w:line="336" w:lineRule="auto" w:after="180"/>
+        <w:shd w:fill="F4F9FC"/>
+      </w:pPr>
+      <w:r>
+        <w:rPr>
+          <w:b w:val="0"/>
+        </w:rPr>
         <w:t>2. Check first bin</w:t>
       </w:r>
     </w:p>
     <w:p>
-      <w:r>
+      <w:pPr>
+        <w:spacing w:line="336" w:lineRule="auto" w:after="180"/>
+        <w:shd w:fill="F4F9FC"/>
+      </w:pPr>
+      <w:r>
+        <w:rPr>
+          <w:b w:val="0"/>
+        </w:rPr>
         <w:t>3. Validate request</w:t>
       </w:r>
     </w:p>
     <w:p>
-      <w:r>
+      <w:pPr>
+        <w:spacing w:line="336" w:lineRule="auto" w:after="180"/>
+        <w:shd w:fill="F4F9FC"/>
+      </w:pPr>
+      <w:r>
+        <w:rPr>
+          <w:b w:val="0"/>
+        </w:rPr>
         <w:t>4. Check second bin</w:t>
       </w:r>
     </w:p>
@@ -3992,41 +7717,227 @@
       </w:r>
     </w:p>
     <w:p>
-      <w:r>
+      <w:pPr>
+        <w:pStyle w:val="Heading3"/>
+      </w:pPr>
+      <w:r>
+        <w:t>Hint · try first</w:t>
+      </w:r>
+    </w:p>
+    <w:p>
+      <w:pPr>
+        <w:spacing w:line="336" w:lineRule="auto" w:after="180"/>
+        <w:shd w:fill="F1F6F8"/>
+      </w:pPr>
+      <w:r>
+        <w:rPr>
+          <w:b w:val="0"/>
+        </w:rPr>
         <w:t>Hint if needed: Read the steps in the pictorial case. Match the supplied detail to the stage that performs or records it.</w:t>
       </w:r>
     </w:p>
     <w:p>
-      <w:r>
-        <w:t>After your attempt, compare with the supported explanation: Baseline output Report B2 and stop; save the comparison evidence. The baseline is an ordered catalogue scan, not a preference ranking. It makes expectations testable before a prototype is built. Count 10 is valid but has no matching bin; that differs from a blank count, which fails the input contract. Both situations need explicit output behavior.</w:t>
-      </w:r>
-    </w:p>
-    <w:p>
       <w:pPr>
         <w:pStyle w:val="Heading3"/>
       </w:pPr>
       <w:r>
+        <w:t>Feedback · compare after trying</w:t>
+      </w:r>
+    </w:p>
+    <w:p>
+      <w:pPr>
+        <w:spacing w:line="336" w:lineRule="auto" w:after="180"/>
+        <w:shd w:fill="F1F6FC"/>
+      </w:pPr>
+      <w:r>
+        <w:rPr>
+          <w:b w:val="0"/>
+        </w:rPr>
+        <w:t xml:space="preserve">After your attempt, compare with the supported explanation: </w:t>
+      </w:r>
+      <w:r>
+        <w:rPr>
+          <w:b/>
+        </w:rPr>
+        <w:t>Baseline</w:t>
+      </w:r>
+      <w:r>
+        <w:rPr>
+          <w:b w:val="0"/>
+        </w:rPr>
+        <w:t xml:space="preserve"> </w:t>
+      </w:r>
+      <w:r>
+        <w:rPr>
+          <w:b/>
+        </w:rPr>
+        <w:t>output</w:t>
+      </w:r>
+      <w:r>
+        <w:rPr>
+          <w:b w:val="0"/>
+        </w:rPr>
+        <w:t xml:space="preserve"> Report B2 and stop; save the comparison </w:t>
+      </w:r>
+      <w:r>
+        <w:rPr>
+          <w:b/>
+        </w:rPr>
+        <w:t>evidence</w:t>
+      </w:r>
+      <w:r>
+        <w:rPr>
+          <w:b w:val="0"/>
+        </w:rPr>
+        <w:t xml:space="preserve">. The </w:t>
+      </w:r>
+      <w:r>
+        <w:rPr>
+          <w:b/>
+        </w:rPr>
+        <w:t>baseline</w:t>
+      </w:r>
+      <w:r>
+        <w:rPr>
+          <w:b w:val="0"/>
+        </w:rPr>
+        <w:t xml:space="preserve"> is an ordered catalogue scan, not a preference ranking.</w:t>
+      </w:r>
+    </w:p>
+    <w:p>
+      <w:pPr>
+        <w:spacing w:line="336" w:lineRule="auto" w:after="180"/>
+        <w:shd w:fill="F1F6FC"/>
+      </w:pPr>
+      <w:r>
+        <w:rPr>
+          <w:b w:val="0"/>
+        </w:rPr>
+        <w:t xml:space="preserve">It makes expectations testable before a prototype is built. Count 10 is valid but has no matching bin; that differs from a blank count, which fails the </w:t>
+      </w:r>
+      <w:r>
+        <w:rPr>
+          <w:b/>
+        </w:rPr>
+        <w:t>input</w:t>
+      </w:r>
+      <w:r>
+        <w:rPr>
+          <w:b w:val="0"/>
+        </w:rPr>
+        <w:t xml:space="preserve"> contract. Both situations need explicit </w:t>
+      </w:r>
+      <w:r>
+        <w:rPr>
+          <w:b/>
+        </w:rPr>
+        <w:t>output</w:t>
+      </w:r>
+      <w:r>
+        <w:rPr>
+          <w:b w:val="0"/>
+        </w:rPr>
+        <w:t xml:space="preserve"> behavior.</w:t>
+      </w:r>
+    </w:p>
+    <w:p>
+      <w:pPr>
+        <w:pStyle w:val="Heading3"/>
+      </w:pPr>
+      <w:r>
         <w:t>Practice 2: explain the deciding evidence</w:t>
       </w:r>
     </w:p>
     <w:p>
-      <w:r>
+      <w:pPr>
+        <w:pStyle w:val="Heading3"/>
+      </w:pPr>
+      <w:r>
+        <w:t>Changed case · predict first</w:t>
+      </w:r>
+    </w:p>
+    <w:p>
+      <w:pPr>
+        <w:spacing w:line="336" w:lineRule="auto" w:after="180"/>
+        <w:shd w:fill="F5F1FB"/>
+      </w:pPr>
+      <w:r>
+        <w:rPr>
+          <w:b w:val="0"/>
+        </w:rPr>
         <w:t>Changed-case practice: Change request 6 to 5. Which conclusion is supported by the supplied facts?</w:t>
       </w:r>
     </w:p>
     <w:p>
-      <w:r>
-        <w:t>1. The baseline returns B1.</w:t>
-      </w:r>
-    </w:p>
-    <w:p>
-      <w:r>
-        <w:t>2. This one example guarantees correct results for every future input.</w:t>
-      </w:r>
-    </w:p>
-    <w:p>
-      <w:r>
-        <w:t>3. We can decide the result without examining the changed input or the procedure.</w:t>
+      <w:pPr>
+        <w:spacing w:line="336" w:lineRule="auto" w:after="180"/>
+        <w:shd w:fill="F4F9FC"/>
+      </w:pPr>
+      <w:r>
+        <w:rPr>
+          <w:b w:val="0"/>
+        </w:rPr>
+        <w:t xml:space="preserve">1. The </w:t>
+      </w:r>
+      <w:r>
+        <w:rPr>
+          <w:b/>
+        </w:rPr>
+        <w:t>baseline</w:t>
+      </w:r>
+      <w:r>
+        <w:rPr>
+          <w:b w:val="0"/>
+        </w:rPr>
+        <w:t xml:space="preserve"> returns B1.</w:t>
+      </w:r>
+    </w:p>
+    <w:p>
+      <w:pPr>
+        <w:spacing w:line="336" w:lineRule="auto" w:after="180"/>
+        <w:shd w:fill="F4F9FC"/>
+      </w:pPr>
+      <w:r>
+        <w:rPr>
+          <w:b w:val="0"/>
+        </w:rPr>
+        <w:t xml:space="preserve">2. This one example guarantees correct results for every future </w:t>
+      </w:r>
+      <w:r>
+        <w:rPr>
+          <w:b/>
+        </w:rPr>
+        <w:t>input</w:t>
+      </w:r>
+      <w:r>
+        <w:rPr>
+          <w:b w:val="0"/>
+        </w:rPr>
+        <w:t>.</w:t>
+      </w:r>
+    </w:p>
+    <w:p>
+      <w:pPr>
+        <w:spacing w:line="336" w:lineRule="auto" w:after="180"/>
+        <w:shd w:fill="F4F9FC"/>
+      </w:pPr>
+      <w:r>
+        <w:rPr>
+          <w:b w:val="0"/>
+        </w:rPr>
+        <w:t xml:space="preserve">3. We can decide the result without examining the changed </w:t>
+      </w:r>
+      <w:r>
+        <w:rPr>
+          <w:b/>
+        </w:rPr>
+        <w:t>input</w:t>
+      </w:r>
+      <w:r>
+        <w:rPr>
+          <w:b w:val="0"/>
+        </w:rPr>
+        <w:t xml:space="preserve"> or the procedure.</w:t>
       </w:r>
     </w:p>
     <w:p>
@@ -4063,36 +7974,177 @@
       </w:r>
     </w:p>
     <w:p>
-      <w:r>
+      <w:pPr>
+        <w:pStyle w:val="Heading3"/>
+      </w:pPr>
+      <w:r>
+        <w:t>Hint · try first</w:t>
+      </w:r>
+    </w:p>
+    <w:p>
+      <w:pPr>
+        <w:spacing w:line="336" w:lineRule="auto" w:after="180"/>
+        <w:shd w:fill="F1F6F8"/>
+      </w:pPr>
+      <w:r>
+        <w:rPr>
+          <w:b w:val="0"/>
+        </w:rPr>
         <w:t>Hint if needed: Use the changed condition and the deciding step in the pictorial trace. The answer must say what follows from those facts.</w:t>
       </w:r>
     </w:p>
     <w:p>
-      <w:r>
-        <w:t>After your attempt, compare with the supported explanation: The baseline returns B1. Its capacity equals the request, and at least includes equality.</w:t>
-      </w:r>
-    </w:p>
-    <w:p>
       <w:pPr>
         <w:pStyle w:val="Heading3"/>
       </w:pPr>
       <w:r>
+        <w:t>Feedback · compare after trying</w:t>
+      </w:r>
+    </w:p>
+    <w:p>
+      <w:pPr>
+        <w:spacing w:line="336" w:lineRule="auto" w:after="180"/>
+        <w:shd w:fill="F1F6FC"/>
+      </w:pPr>
+      <w:r>
+        <w:rPr>
+          <w:b w:val="0"/>
+        </w:rPr>
+        <w:t xml:space="preserve">After your attempt, compare with the supported explanation: The </w:t>
+      </w:r>
+      <w:r>
+        <w:rPr>
+          <w:b/>
+        </w:rPr>
+        <w:t>baseline</w:t>
+      </w:r>
+      <w:r>
+        <w:rPr>
+          <w:b w:val="0"/>
+        </w:rPr>
+        <w:t xml:space="preserve"> returns B1. Its capacity equals the request, and at least includes equality.</w:t>
+      </w:r>
+    </w:p>
+    <w:p>
+      <w:pPr>
+        <w:pStyle w:val="Heading3"/>
+      </w:pPr>
+      <w:r>
         <w:t>Repair a missing building block</w:t>
       </w:r>
     </w:p>
     <w:p>
-      <w:r>
-        <w:t>Review Find a Real Problem (ai-1/29). Goal: Describe a specific user difficulty using supplied evidence without inventing its cause. Short practice: Write a one-sentence project goal and say what evidence would count as a failure.. Return to this week and explain what you changed.</w:t>
-      </w:r>
-    </w:p>
-    <w:p>
-      <w:r>
-        <w:t>Review Verify Important Outputs (ai-1/27). Goal: Separate an answer into claims and connect each claim to relevant evidence. Short practice: Correct the draft and identify which part needs another source rather than a calculation.. Return to this week and explain what you changed.</w:t>
-      </w:r>
-    </w:p>
-    <w:p>
-      <w:r>
-        <w:t>Review Privacy by Choosing Less (ai-1/24). Goal: Justify which information a stated task needs and remove unnecessary fields. Short practice: For the original task, does adding an anonymous-looking pupil code improve the repair count?. Return to this week and explain what you changed.</w:t>
+      <w:pPr>
+        <w:spacing w:line="336" w:lineRule="auto" w:after="180"/>
+      </w:pPr>
+      <w:r>
+        <w:rPr>
+          <w:b w:val="0"/>
+        </w:rPr>
+        <w:t xml:space="preserve">Review Find a Real Problem (ai-1/29). Goal: Describe a specific user difficulty using supplied </w:t>
+      </w:r>
+      <w:r>
+        <w:rPr>
+          <w:b/>
+        </w:rPr>
+        <w:t>evidence</w:t>
+      </w:r>
+      <w:r>
+        <w:rPr>
+          <w:b w:val="0"/>
+        </w:rPr>
+        <w:t xml:space="preserve"> without inventing its cause.</w:t>
+      </w:r>
+    </w:p>
+    <w:p>
+      <w:pPr>
+        <w:spacing w:line="336" w:lineRule="auto" w:after="180"/>
+      </w:pPr>
+      <w:r>
+        <w:rPr>
+          <w:b w:val="0"/>
+        </w:rPr>
+        <w:t xml:space="preserve">Short practice: Write a one-sentence project goal and say what </w:t>
+      </w:r>
+      <w:r>
+        <w:rPr>
+          <w:b/>
+        </w:rPr>
+        <w:t>evidence</w:t>
+      </w:r>
+      <w:r>
+        <w:rPr>
+          <w:b w:val="0"/>
+        </w:rPr>
+        <w:t xml:space="preserve"> would count as a failure.. Return to this week and explain what you changed.</w:t>
+      </w:r>
+    </w:p>
+    <w:p>
+      <w:pPr>
+        <w:spacing w:line="336" w:lineRule="auto" w:after="180"/>
+      </w:pPr>
+      <w:r>
+        <w:rPr>
+          <w:b w:val="0"/>
+        </w:rPr>
+        <w:t xml:space="preserve">Review Verify Important </w:t>
+      </w:r>
+      <w:r>
+        <w:rPr>
+          <w:b/>
+        </w:rPr>
+        <w:t>Output</w:t>
+      </w:r>
+      <w:r>
+        <w:rPr>
+          <w:b w:val="0"/>
+        </w:rPr>
+        <w:t xml:space="preserve">s (ai-1/27). Goal: Separate an answer into claims and connect each claim to relevant </w:t>
+      </w:r>
+      <w:r>
+        <w:rPr>
+          <w:b/>
+        </w:rPr>
+        <w:t>evidence</w:t>
+      </w:r>
+      <w:r>
+        <w:rPr>
+          <w:b w:val="0"/>
+        </w:rPr>
+        <w:t>.</w:t>
+      </w:r>
+    </w:p>
+    <w:p>
+      <w:pPr>
+        <w:spacing w:line="336" w:lineRule="auto" w:after="180"/>
+      </w:pPr>
+      <w:r>
+        <w:rPr>
+          <w:b w:val="0"/>
+        </w:rPr>
+        <w:t>Short practice: Correct the draft and identify which part needs another source rather than a calculation.. Return to this week and explain what you changed.</w:t>
+      </w:r>
+    </w:p>
+    <w:p>
+      <w:pPr>
+        <w:spacing w:line="336" w:lineRule="auto" w:after="180"/>
+      </w:pPr>
+      <w:r>
+        <w:rPr>
+          <w:b w:val="0"/>
+        </w:rPr>
+        <w:t>Review Privacy by Choosing Less (ai-1/24). Goal: Justify which information a stated task needs and remove unnecessary fields.</w:t>
+      </w:r>
+    </w:p>
+    <w:p>
+      <w:pPr>
+        <w:spacing w:line="336" w:lineRule="auto" w:after="180"/>
+      </w:pPr>
+      <w:r>
+        <w:rPr>
+          <w:b w:val="0"/>
+        </w:rPr>
+        <w:t>Short practice: For the original task, does adding an anonymous-looking pupil code improve the repair count?. Return to this week and explain what you changed.</w:t>
       </w:r>
     </w:p>
     <w:p>
@@ -4104,8 +8156,771 @@
       </w:r>
     </w:p>
     <w:p>
-      <w:r>
-        <w:t>Use Download completed work in the hosted lesson to export your answers, reflections, practice feedback and code-run evidence. Open the HTML copy to read or print it. Drafts stay in this browser when storage is available; clear drafts on a shared device.</w:t>
+      <w:pPr>
+        <w:spacing w:line="336" w:lineRule="auto" w:after="180"/>
+      </w:pPr>
+      <w:r>
+        <w:rPr>
+          <w:b w:val="0"/>
+        </w:rPr>
+        <w:t xml:space="preserve">Use Download completed work in the hosted lesson to export your answers, reflections, practice feedback and code-run </w:t>
+      </w:r>
+      <w:r>
+        <w:rPr>
+          <w:b/>
+        </w:rPr>
+        <w:t>evidence</w:t>
+      </w:r>
+      <w:r>
+        <w:rPr>
+          <w:b w:val="0"/>
+        </w:rPr>
+        <w:t>. Open the HTML copy to read or print it.</w:t>
+      </w:r>
+    </w:p>
+    <w:p>
+      <w:pPr>
+        <w:spacing w:line="336" w:lineRule="auto" w:after="180"/>
+      </w:pPr>
+      <w:r>
+        <w:rPr>
+          <w:b w:val="0"/>
+        </w:rPr>
+        <w:t>Drafts stay in this browser when storage is available; clear drafts on a shared device.</w:t>
+      </w:r>
+    </w:p>
+    <w:p>
+      <w:pPr>
+        <w:pStyle w:val="Heading1"/>
+      </w:pPr>
+      <w:r>
+        <w:t>18. Visual concept journey</w:t>
+      </w:r>
+    </w:p>
+    <w:p>
+      <w:r>
+        <w:t>Explain each Choose Inputs and Outputs graphic using its labels, deciding evidence and relevant limitation.</w:t>
+      </w:r>
+    </w:p>
+    <w:p>
+      <w:pPr>
+        <w:pStyle w:val="Heading3"/>
+      </w:pPr>
+      <w:r>
+        <w:t>01. Choose Inputs and Outputs: the case</w:t>
+      </w:r>
+    </w:p>
+    <w:p>
+      <w:r>
+        <w:drawing>
+          <wp:inline xmlns:a="http://schemas.openxmlformats.org/drawingml/2006/main" xmlns:pic="http://schemas.openxmlformats.org/drawingml/2006/picture">
+            <wp:extent cx="5486400" cy="2840736"/>
+            <wp:docPr id="22" name="Picture 22" descr="A fictional classroom chooses a storage bin for model parts. Supplied facts: Catalogue order: B1 capacity 5, B2 capacity 9. Valid request is a whole part count 1–12. Return first bin with capacity at least the count; none if neither fits; clarify invalid input."/>
+            <wp:cNvGraphicFramePr>
+              <a:graphicFrameLocks noChangeAspect="1"/>
+            </wp:cNvGraphicFramePr>
+            <a:graphic>
+              <a:graphicData uri="http://schemas.openxmlformats.org/drawingml/2006/picture">
+                <pic:pic>
+                  <pic:nvPicPr>
+                    <pic:cNvPr id="0" name="academy-story-ai-1-30-01.png"/>
+                    <pic:cNvPicPr/>
+                  </pic:nvPicPr>
+                  <pic:blipFill>
+                    <a:blip r:embed="rId30"/>
+                    <a:stretch>
+                      <a:fillRect/>
+                    </a:stretch>
+                  </pic:blipFill>
+                  <pic:spPr>
+                    <a:xfrm>
+                      <a:off x="0" y="0"/>
+                      <a:ext cx="5486400" cy="2840736"/>
+                    </a:xfrm>
+                    <a:prstGeom prst="rect"/>
+                  </pic:spPr>
+                </pic:pic>
+              </a:graphicData>
+            </a:graphic>
+          </wp:inline>
+        </w:drawing>
+      </w:r>
+    </w:p>
+    <w:p>
+      <w:pPr>
+        <w:spacing w:line="336" w:lineRule="auto" w:after="180"/>
+      </w:pPr>
+      <w:r>
+        <w:rPr>
+          <w:b w:val="0"/>
+        </w:rPr>
+        <w:t>A fictional classroom chooses a storage bin for model parts. Supplied facts: Catalogue order: B1 capacity 5, B2 capacity 9. Valid request is a whole part count 1–12.</w:t>
+      </w:r>
+    </w:p>
+    <w:p>
+      <w:pPr>
+        <w:spacing w:line="336" w:lineRule="auto" w:after="180"/>
+      </w:pPr>
+      <w:r>
+        <w:rPr>
+          <w:b w:val="0"/>
+        </w:rPr>
+        <w:t xml:space="preserve">Return first bin with capacity at least the count; none if neither fits; clarify invalid </w:t>
+      </w:r>
+      <w:r>
+        <w:rPr>
+          <w:b/>
+        </w:rPr>
+        <w:t>input</w:t>
+      </w:r>
+      <w:r>
+        <w:rPr>
+          <w:b w:val="0"/>
+        </w:rPr>
+        <w:t>.</w:t>
+      </w:r>
+    </w:p>
+    <w:p>
+      <w:pPr>
+        <w:spacing w:line="336" w:lineRule="auto" w:after="180"/>
+        <w:shd w:fill="F5F1FB"/>
+      </w:pPr>
+      <w:r>
+        <w:rPr>
+          <w:b w:val="0"/>
+        </w:rPr>
+        <w:t>Point to the given fact that matters most. Explain why it matters.</w:t>
+      </w:r>
+    </w:p>
+    <w:p>
+      <w:pPr>
+        <w:pStyle w:val="Heading3"/>
+      </w:pPr>
+      <w:r>
+        <w:t>02. Follow the deciding steps</w:t>
+      </w:r>
+    </w:p>
+    <w:p>
+      <w:r>
+        <w:drawing>
+          <wp:inline xmlns:a="http://schemas.openxmlformats.org/drawingml/2006/main" xmlns:pic="http://schemas.openxmlformats.org/drawingml/2006/picture">
+            <wp:extent cx="5486400" cy="4005072"/>
+            <wp:docPr id="23" name="Picture 23" descr="Validate request: Count 6 is whole and within 1–12. → Check first bin: B1 capacity 5 is below 6; reject it. → Check second bin: B2 capacity 9 is at least 6; accept it. → Baseline output: Report B2 and stop; save the comparison evidence."/>
+            <wp:cNvGraphicFramePr>
+              <a:graphicFrameLocks noChangeAspect="1"/>
+            </wp:cNvGraphicFramePr>
+            <a:graphic>
+              <a:graphicData uri="http://schemas.openxmlformats.org/drawingml/2006/picture">
+                <pic:pic>
+                  <pic:nvPicPr>
+                    <pic:cNvPr id="0" name="academy-story-ai-1-30-02.png"/>
+                    <pic:cNvPicPr/>
+                  </pic:nvPicPr>
+                  <pic:blipFill>
+                    <a:blip r:embed="rId31"/>
+                    <a:stretch>
+                      <a:fillRect/>
+                    </a:stretch>
+                  </pic:blipFill>
+                  <pic:spPr>
+                    <a:xfrm>
+                      <a:off x="0" y="0"/>
+                      <a:ext cx="5486400" cy="4005072"/>
+                    </a:xfrm>
+                    <a:prstGeom prst="rect"/>
+                  </pic:spPr>
+                </pic:pic>
+              </a:graphicData>
+            </a:graphic>
+          </wp:inline>
+        </w:drawing>
+      </w:r>
+    </w:p>
+    <w:p>
+      <w:pPr>
+        <w:spacing w:line="336" w:lineRule="auto" w:after="180"/>
+      </w:pPr>
+      <w:r>
+        <w:rPr>
+          <w:b w:val="0"/>
+        </w:rPr>
+        <w:t xml:space="preserve">Validate request: Count 6 is whole and within 1–12. → Check first bin: B1 capacity 5 is below 6; reject it. → Check second bin: B2 capacity 9 is at least 6; accept it. → </w:t>
+      </w:r>
+      <w:r>
+        <w:rPr>
+          <w:b/>
+        </w:rPr>
+        <w:t>Baseline</w:t>
+      </w:r>
+      <w:r>
+        <w:rPr>
+          <w:b w:val="0"/>
+        </w:rPr>
+        <w:t xml:space="preserve"> </w:t>
+      </w:r>
+      <w:r>
+        <w:rPr>
+          <w:b/>
+        </w:rPr>
+        <w:t>output</w:t>
+      </w:r>
+      <w:r>
+        <w:rPr>
+          <w:b w:val="0"/>
+        </w:rPr>
+        <w:t xml:space="preserve">: Report B2 and stop; save the comparison </w:t>
+      </w:r>
+      <w:r>
+        <w:rPr>
+          <w:b/>
+        </w:rPr>
+        <w:t>evidence</w:t>
+      </w:r>
+      <w:r>
+        <w:rPr>
+          <w:b w:val="0"/>
+        </w:rPr>
+        <w:t>.</w:t>
+      </w:r>
+    </w:p>
+    <w:p>
+      <w:pPr>
+        <w:spacing w:line="336" w:lineRule="auto" w:after="180"/>
+        <w:shd w:fill="F5F1FB"/>
+      </w:pPr>
+      <w:r>
+        <w:rPr>
+          <w:b w:val="0"/>
+        </w:rPr>
+        <w:t xml:space="preserve">Point to each numbered stage and explain which recorded </w:t>
+      </w:r>
+      <w:r>
+        <w:rPr>
+          <w:b/>
+        </w:rPr>
+        <w:t>input</w:t>
+      </w:r>
+      <w:r>
+        <w:rPr>
+          <w:b w:val="0"/>
+        </w:rPr>
+        <w:t xml:space="preserve"> it uses.</w:t>
+      </w:r>
+    </w:p>
+    <w:p>
+      <w:pPr>
+        <w:pStyle w:val="Heading3"/>
+      </w:pPr>
+      <w:r>
+        <w:t>03. The manual checklist baseline</w:t>
+      </w:r>
+    </w:p>
+    <w:p>
+      <w:r>
+        <w:drawing>
+          <wp:inline xmlns:a="http://schemas.openxmlformats.org/drawingml/2006/main" xmlns:pic="http://schemas.openxmlformats.org/drawingml/2006/picture">
+            <wp:extent cx="5486400" cy="2923032"/>
+            <wp:docPr id="24" name="Picture 24" descr="The manual checklist baseline. Validate the request | Check minutes and Yes or No | Clarify invalid input. Inspect catalogue in order | Check time and quiet for each | Mark compatible rows. Choose or explain absence | First compatible row or none | Suggestion or no match. Keep the evidence | Record input, result, reason | Comparable baseline record"/>
+            <wp:cNvGraphicFramePr>
+              <a:graphicFrameLocks noChangeAspect="1"/>
+            </wp:cNvGraphicFramePr>
+            <a:graphic>
+              <a:graphicData uri="http://schemas.openxmlformats.org/drawingml/2006/picture">
+                <pic:pic>
+                  <pic:nvPicPr>
+                    <pic:cNvPr id="0" name="academy-story-ai-1-30-03.png"/>
+                    <pic:cNvPicPr/>
+                  </pic:nvPicPr>
+                  <pic:blipFill>
+                    <a:blip r:embed="rId32"/>
+                    <a:stretch>
+                      <a:fillRect/>
+                    </a:stretch>
+                  </pic:blipFill>
+                  <pic:spPr>
+                    <a:xfrm>
+                      <a:off x="0" y="0"/>
+                      <a:ext cx="5486400" cy="2923032"/>
+                    </a:xfrm>
+                    <a:prstGeom prst="rect"/>
+                  </pic:spPr>
+                </pic:pic>
+              </a:graphicData>
+            </a:graphic>
+          </wp:inline>
+        </w:drawing>
+      </w:r>
+    </w:p>
+    <w:p>
+      <w:pPr>
+        <w:spacing w:line="336" w:lineRule="auto" w:after="180"/>
+      </w:pPr>
+      <w:r>
+        <w:rPr>
+          <w:b w:val="0"/>
+        </w:rPr>
+        <w:t xml:space="preserve">The manual checklist </w:t>
+      </w:r>
+      <w:r>
+        <w:rPr>
+          <w:b/>
+        </w:rPr>
+        <w:t>baseline</w:t>
+      </w:r>
+      <w:r>
+        <w:rPr>
+          <w:b w:val="0"/>
+        </w:rPr>
+        <w:t xml:space="preserve">. Validate the request | Check minutes and Yes or No | Clarify invalid </w:t>
+      </w:r>
+      <w:r>
+        <w:rPr>
+          <w:b/>
+        </w:rPr>
+        <w:t>input</w:t>
+      </w:r>
+      <w:r>
+        <w:rPr>
+          <w:b w:val="0"/>
+        </w:rPr>
+        <w:t xml:space="preserve">. Inspect catalogue in order | Check time and quiet for each | Mark </w:t>
+      </w:r>
+      <w:r>
+        <w:rPr>
+          <w:b/>
+        </w:rPr>
+        <w:t>compatible</w:t>
+      </w:r>
+      <w:r>
+        <w:rPr>
+          <w:b w:val="0"/>
+        </w:rPr>
+        <w:t xml:space="preserve"> rows.</w:t>
+      </w:r>
+    </w:p>
+    <w:p>
+      <w:pPr>
+        <w:spacing w:line="336" w:lineRule="auto" w:after="180"/>
+      </w:pPr>
+      <w:r>
+        <w:rPr>
+          <w:b w:val="0"/>
+        </w:rPr>
+        <w:t xml:space="preserve">Choose or explain absence | First </w:t>
+      </w:r>
+      <w:r>
+        <w:rPr>
+          <w:b/>
+        </w:rPr>
+        <w:t>compatible</w:t>
+      </w:r>
+      <w:r>
+        <w:rPr>
+          <w:b w:val="0"/>
+        </w:rPr>
+        <w:t xml:space="preserve"> row or none | Suggestion or no match. Keep the </w:t>
+      </w:r>
+      <w:r>
+        <w:rPr>
+          <w:b/>
+        </w:rPr>
+        <w:t>evidence</w:t>
+      </w:r>
+      <w:r>
+        <w:rPr>
+          <w:b w:val="0"/>
+        </w:rPr>
+        <w:t xml:space="preserve"> | Record </w:t>
+      </w:r>
+      <w:r>
+        <w:rPr>
+          <w:b/>
+        </w:rPr>
+        <w:t>input</w:t>
+      </w:r>
+      <w:r>
+        <w:rPr>
+          <w:b w:val="0"/>
+        </w:rPr>
+        <w:t xml:space="preserve">, result, reason | Comparable </w:t>
+      </w:r>
+      <w:r>
+        <w:rPr>
+          <w:b/>
+        </w:rPr>
+        <w:t>baseline</w:t>
+      </w:r>
+      <w:r>
+        <w:rPr>
+          <w:b w:val="0"/>
+        </w:rPr>
+        <w:t xml:space="preserve"> record</w:t>
+      </w:r>
+    </w:p>
+    <w:p>
+      <w:pPr>
+        <w:spacing w:line="336" w:lineRule="auto" w:after="180"/>
+        <w:shd w:fill="F5F1FB"/>
+      </w:pPr>
+      <w:r>
+        <w:rPr>
+          <w:b w:val="0"/>
+        </w:rPr>
+        <w:t>Read the labels and values. Explain the relationship the model shows.</w:t>
+      </w:r>
+    </w:p>
+    <w:p>
+      <w:pPr>
+        <w:pStyle w:val="Heading3"/>
+      </w:pPr>
+      <w:r>
+        <w:t>04. Change one thing. Trace what follows.</w:t>
+      </w:r>
+    </w:p>
+    <w:p>
+      <w:r>
+        <w:drawing>
+          <wp:inline xmlns:a="http://schemas.openxmlformats.org/drawingml/2006/main" xmlns:pic="http://schemas.openxmlformats.org/drawingml/2006/picture">
+            <wp:extent cx="5486400" cy="3026664"/>
+            <wp:docPr id="25" name="Picture 25" descr="Original case: Report B2 and stop; save the comparison evidence. Changed condition: Change request 6 to 5. Expected result: The baseline returns B1. Reason: Its capacity equals the request, and at least includes equality."/>
+            <wp:cNvGraphicFramePr>
+              <a:graphicFrameLocks noChangeAspect="1"/>
+            </wp:cNvGraphicFramePr>
+            <a:graphic>
+              <a:graphicData uri="http://schemas.openxmlformats.org/drawingml/2006/picture">
+                <pic:pic>
+                  <pic:nvPicPr>
+                    <pic:cNvPr id="0" name="academy-story-ai-1-30-04.png"/>
+                    <pic:cNvPicPr/>
+                  </pic:nvPicPr>
+                  <pic:blipFill>
+                    <a:blip r:embed="rId33"/>
+                    <a:stretch>
+                      <a:fillRect/>
+                    </a:stretch>
+                  </pic:blipFill>
+                  <pic:spPr>
+                    <a:xfrm>
+                      <a:off x="0" y="0"/>
+                      <a:ext cx="5486400" cy="3026664"/>
+                    </a:xfrm>
+                    <a:prstGeom prst="rect"/>
+                  </pic:spPr>
+                </pic:pic>
+              </a:graphicData>
+            </a:graphic>
+          </wp:inline>
+        </w:drawing>
+      </w:r>
+    </w:p>
+    <w:p>
+      <w:pPr>
+        <w:spacing w:line="336" w:lineRule="auto" w:after="180"/>
+      </w:pPr>
+      <w:r>
+        <w:rPr>
+          <w:b w:val="0"/>
+        </w:rPr>
+        <w:t xml:space="preserve">Original case: Report B2 and stop; save the comparison </w:t>
+      </w:r>
+      <w:r>
+        <w:rPr>
+          <w:b/>
+        </w:rPr>
+        <w:t>evidence</w:t>
+      </w:r>
+      <w:r>
+        <w:rPr>
+          <w:b w:val="0"/>
+        </w:rPr>
+        <w:t xml:space="preserve">. Changed condition: Change request 6 to 5. Expected result: The </w:t>
+      </w:r>
+      <w:r>
+        <w:rPr>
+          <w:b/>
+        </w:rPr>
+        <w:t>baseline</w:t>
+      </w:r>
+      <w:r>
+        <w:rPr>
+          <w:b w:val="0"/>
+        </w:rPr>
+        <w:t xml:space="preserve"> returns B1. Reason: Its capacity equals the request, and at least includes equality.</w:t>
+      </w:r>
+    </w:p>
+    <w:p>
+      <w:pPr>
+        <w:spacing w:line="336" w:lineRule="auto" w:after="180"/>
+        <w:shd w:fill="F5F1FB"/>
+      </w:pPr>
+      <w:r>
+        <w:rPr>
+          <w:b w:val="0"/>
+        </w:rPr>
+        <w:t>Predict before checking the worked changed-case result. Name what changed and what the supplied facts allow you to conclude.</w:t>
+      </w:r>
+    </w:p>
+    <w:p>
+      <w:pPr>
+        <w:pStyle w:val="Heading3"/>
+      </w:pPr>
+      <w:r>
+        <w:t>05. Connect the explanation to its limit</w:t>
+      </w:r>
+    </w:p>
+    <w:p>
+      <w:r>
+        <w:drawing>
+          <wp:inline xmlns:a="http://schemas.openxmlformats.org/drawingml/2006/main" xmlns:pic="http://schemas.openxmlformats.org/drawingml/2006/picture">
+            <wp:extent cx="5486400" cy="2834640"/>
+            <wp:docPr id="26" name="Picture 26" descr="The baseline is an ordered catalogue scan, not a preference ranking. It makes expectations testable before a prototype is built. Count 10 is valid but has no matching bin; that differs from a blank count, which fails the input contract. Both situations need explicit output behavior. Limit: Bin capacity is the only supplied fitting criterion; weight or shape suitability cannot be inferred."/>
+            <wp:cNvGraphicFramePr>
+              <a:graphicFrameLocks noChangeAspect="1"/>
+            </wp:cNvGraphicFramePr>
+            <a:graphic>
+              <a:graphicData uri="http://schemas.openxmlformats.org/drawingml/2006/picture">
+                <pic:pic>
+                  <pic:nvPicPr>
+                    <pic:cNvPr id="0" name="academy-story-ai-1-30-05.png"/>
+                    <pic:cNvPicPr/>
+                  </pic:nvPicPr>
+                  <pic:blipFill>
+                    <a:blip r:embed="rId34"/>
+                    <a:stretch>
+                      <a:fillRect/>
+                    </a:stretch>
+                  </pic:blipFill>
+                  <pic:spPr>
+                    <a:xfrm>
+                      <a:off x="0" y="0"/>
+                      <a:ext cx="5486400" cy="2834640"/>
+                    </a:xfrm>
+                    <a:prstGeom prst="rect"/>
+                  </pic:spPr>
+                </pic:pic>
+              </a:graphicData>
+            </a:graphic>
+          </wp:inline>
+        </w:drawing>
+      </w:r>
+    </w:p>
+    <w:p>
+      <w:pPr>
+        <w:spacing w:line="336" w:lineRule="auto" w:after="180"/>
+      </w:pPr>
+      <w:r>
+        <w:rPr>
+          <w:b w:val="0"/>
+        </w:rPr>
+        <w:t xml:space="preserve">The </w:t>
+      </w:r>
+      <w:r>
+        <w:rPr>
+          <w:b/>
+        </w:rPr>
+        <w:t>baseline</w:t>
+      </w:r>
+      <w:r>
+        <w:rPr>
+          <w:b w:val="0"/>
+        </w:rPr>
+        <w:t xml:space="preserve"> is an ordered catalogue scan, not a preference ranking. It makes expectations testable before a prototype is built.</w:t>
+      </w:r>
+    </w:p>
+    <w:p>
+      <w:pPr>
+        <w:spacing w:line="336" w:lineRule="auto" w:after="180"/>
+      </w:pPr>
+      <w:r>
+        <w:rPr>
+          <w:b w:val="0"/>
+        </w:rPr>
+        <w:t xml:space="preserve">Count 10 is valid but has no matching bin; that differs from a blank count, which fails the </w:t>
+      </w:r>
+      <w:r>
+        <w:rPr>
+          <w:b/>
+        </w:rPr>
+        <w:t>input</w:t>
+      </w:r>
+      <w:r>
+        <w:rPr>
+          <w:b w:val="0"/>
+        </w:rPr>
+        <w:t xml:space="preserve"> contract. Both situations need explicit </w:t>
+      </w:r>
+      <w:r>
+        <w:rPr>
+          <w:b/>
+        </w:rPr>
+        <w:t>output</w:t>
+      </w:r>
+      <w:r>
+        <w:rPr>
+          <w:b w:val="0"/>
+        </w:rPr>
+        <w:t xml:space="preserve"> behavior.</w:t>
+      </w:r>
+    </w:p>
+    <w:p>
+      <w:pPr>
+        <w:spacing w:line="336" w:lineRule="auto" w:after="180"/>
+      </w:pPr>
+      <w:r>
+        <w:rPr>
+          <w:b w:val="0"/>
+        </w:rPr>
+        <w:t xml:space="preserve">Limit: Bin capacity is the only supplied </w:t>
+      </w:r>
+      <w:r>
+        <w:rPr>
+          <w:b/>
+        </w:rPr>
+        <w:t>fitting</w:t>
+      </w:r>
+      <w:r>
+        <w:rPr>
+          <w:b w:val="0"/>
+        </w:rPr>
+        <w:t xml:space="preserve"> criterion; weight or shape suitability cannot be inferred.</w:t>
+      </w:r>
+    </w:p>
+    <w:p>
+      <w:pPr>
+        <w:spacing w:line="336" w:lineRule="auto" w:after="180"/>
+        <w:shd w:fill="F5F1FB"/>
+      </w:pPr>
+      <w:r>
+        <w:rPr>
+          <w:b w:val="0"/>
+        </w:rPr>
+        <w:t>Explain the case, then point to a limit on the claim.</w:t>
+      </w:r>
+    </w:p>
+    <w:p>
+      <w:pPr>
+        <w:pStyle w:val="Heading3"/>
+      </w:pPr>
+      <w:r>
+        <w:t>06. Make the idea visible in your project</w:t>
+      </w:r>
+    </w:p>
+    <w:p>
+      <w:r>
+        <w:drawing>
+          <wp:inline xmlns:a="http://schemas.openxmlformats.org/drawingml/2006/main" xmlns:pic="http://schemas.openxmlformats.org/drawingml/2006/picture">
+            <wp:extent cx="5486400" cy="3380232"/>
+            <wp:docPr id="27" name="Picture 27" descr="Document sorter schema, catalogue order, acceptance rule and all output types; use a manual trace as the comparison baseline. Draw your input, deciding step, result and limit. Supported question: Trace requests 10 and blank. Why should they not receive the same explanation?"/>
+            <wp:cNvGraphicFramePr>
+              <a:graphicFrameLocks noChangeAspect="1"/>
+            </wp:cNvGraphicFramePr>
+            <a:graphic>
+              <a:graphicData uri="http://schemas.openxmlformats.org/drawingml/2006/picture">
+                <pic:pic>
+                  <pic:nvPicPr>
+                    <pic:cNvPr id="0" name="academy-story-ai-1-30-06.png"/>
+                    <pic:cNvPicPr/>
+                  </pic:nvPicPr>
+                  <pic:blipFill>
+                    <a:blip r:embed="rId35"/>
+                    <a:stretch>
+                      <a:fillRect/>
+                    </a:stretch>
+                  </pic:blipFill>
+                  <pic:spPr>
+                    <a:xfrm>
+                      <a:off x="0" y="0"/>
+                      <a:ext cx="5486400" cy="3380232"/>
+                    </a:xfrm>
+                    <a:prstGeom prst="rect"/>
+                  </pic:spPr>
+                </pic:pic>
+              </a:graphicData>
+            </a:graphic>
+          </wp:inline>
+        </w:drawing>
+      </w:r>
+    </w:p>
+    <w:p>
+      <w:pPr>
+        <w:spacing w:line="336" w:lineRule="auto" w:after="180"/>
+      </w:pPr>
+      <w:r>
+        <w:rPr>
+          <w:b w:val="0"/>
+        </w:rPr>
+        <w:t xml:space="preserve">Document sorter schema, catalogue order, acceptance rule and all </w:t>
+      </w:r>
+      <w:r>
+        <w:rPr>
+          <w:b/>
+        </w:rPr>
+        <w:t>output</w:t>
+      </w:r>
+      <w:r>
+        <w:rPr>
+          <w:b w:val="0"/>
+        </w:rPr>
+        <w:t xml:space="preserve"> types; use a manual trace as the comparison </w:t>
+      </w:r>
+      <w:r>
+        <w:rPr>
+          <w:b/>
+        </w:rPr>
+        <w:t>baseline</w:t>
+      </w:r>
+      <w:r>
+        <w:rPr>
+          <w:b w:val="0"/>
+        </w:rPr>
+        <w:t xml:space="preserve">. Draw your </w:t>
+      </w:r>
+      <w:r>
+        <w:rPr>
+          <w:b/>
+        </w:rPr>
+        <w:t>input</w:t>
+      </w:r>
+      <w:r>
+        <w:rPr>
+          <w:b w:val="0"/>
+        </w:rPr>
+        <w:t>, deciding step, result and limit. Supported question: Trace requests 10 and blank.</w:t>
+      </w:r>
+    </w:p>
+    <w:p>
+      <w:pPr>
+        <w:spacing w:line="336" w:lineRule="auto" w:after="180"/>
+      </w:pPr>
+      <w:r>
+        <w:rPr>
+          <w:b w:val="0"/>
+        </w:rPr>
+        <w:t>Why should they not receive the same explanation?</w:t>
+      </w:r>
+    </w:p>
+    <w:p>
+      <w:pPr>
+        <w:spacing w:line="336" w:lineRule="auto" w:after="180"/>
+        <w:shd w:fill="F5F1FB"/>
+      </w:pPr>
+      <w:r>
+        <w:rPr>
+          <w:b w:val="0"/>
+        </w:rPr>
+        <w:t xml:space="preserve">Draw your project trace and justify the deciding step using </w:t>
+      </w:r>
+      <w:r>
+        <w:rPr>
+          <w:b/>
+        </w:rPr>
+        <w:t>evidence</w:t>
+      </w:r>
+      <w:r>
+        <w:rPr>
+          <w:b w:val="0"/>
+        </w:rPr>
+        <w:t>.</w:t>
       </w:r>
     </w:p>
     <w:sectPr>
